--- a/personalU/product/o.docx
+++ b/personalU/product/o.docx
@@ -16,7 +16,7 @@
         <w:pStyle w:val="FirstParagraph"/>
       </w:pPr>
       <w:r>
-        <w:t xml:space="preserve">我對資訊工程的興趣不是從課堂開始的，而是家裡的自然薰陶。父親雖然從事 WiFi 驅動程式開發，但他幾乎不曾刻意教我任何技術。即便如此，在看到他使用 vim 和 git 的日常 workflow 後，激起了心中的好奇心。於是，在一次次的練習之後也逐漸習慣了身為工程師該有的快速與效率的工作流。某種程度上，他給我的不是知識，而是一個「身邊有人在工程現場」的環境。國二時開始瀏覽外國論壇 Reddit，從中接觸到 iOS 越獄與 Ubuntu。在 Ubuntu 上摸索一年後，我決定挑戰 Arch Linux，靠著 Arch Wiki 從零完成安裝。這些技能沒有人要求我學，純粹是因為想知道 Linux 底下到底是怎麼運作的，而這份好奇心一旦啟動就沒有停過。</w:t>
+        <w:t xml:space="preserve">我對資訊工程的興趣不是從課堂開始的，而是家裡的自然薰陶。父親雖然從事 WiFi 驅動程式開發，但他幾乎不曾刻意教我任何技術。即便如此，在看到他使用 vim 和 git 的日常 workflow 後，激起了心中的好奇心。於是，在一次次的練習之後也逐漸習慣了身為工程師該有的快速與效率的工作流。某種程度上，他給我的不是知識，而是一個「身邊有人在工程現場」的環境。國二時開始瀏覽外國論壇 Reddit，從中接觸到 iOS 越獄與 Ubuntu。在 Ubuntu 上摸索一年後，我決定挑戰 Arch Linux，靠著 Arch Wiki 與 YouTube 影片從零完成安裝。這些技能沒有人要求我學，純粹是因為想知道 Linux 底下到底是怎麼運作的，而這份好奇心一旦啟動就沒有停過。</w:t>
       </w:r>
     </w:p>
     <w:bookmarkEnd w:id="20"/>
@@ -60,7 +60,7 @@
         <w:pStyle w:val="FirstParagraph"/>
       </w:pPr>
       <w:r>
-        <w:t xml:space="preserve">開源翻譯做了一段時間後，我發現手動逐行修正簡體中文譯文的效率太低。有些問題是系統性的——用詞不符合臺灣慣用語、標點格式混亂、甚至 PNG 圖片內嵌的元資料也殘留簡體字串。這些重複性高的工作不應該靠人力處理，於是我開始寫 replace.sh：一支 1800 行的 Bash 腳本，串接 OpenCC 與自訂的 sed 字典檔，將簡體中文批次轉換為自然的臺灣繁體中文，涵蓋純文字、檔名、以及 PNG metadata。這支工具讓我能以穩定的品質大量提交翻譯修正，截至目前已有 145 個 pull request 被合併進 topgrade-rs、yay、BleachBit 等專案。</w:t>
+        <w:t xml:space="preserve">在簡體中文翻譯良率高的專案中，可以利用 OpenCC 直接將簡體初步轉換成繁體中文。不過在利用這個工具一段時間後發現，某些用詞會有嚴重的台陸差異必須替換，例如「公交」「公車」等。於是我著手寫腳本從根本解決問題，將重複度高的工作自動化。以 OpenCC 為基底，sed 的用詞轉換字典檔為輔，一個簡易的 replace.sh Bash 腳本就此誕生。</w:t>
       </w:r>
     </w:p>
     <w:p>
@@ -68,7 +68,15 @@
         <w:pStyle w:val="BodyText"/>
       </w:pPr>
       <w:r>
-        <w:t xml:space="preserve">同一套「遇到重複的事就寫工具解決」的思維也延伸到其他地方。我寫了 yt.py 來自動下載 YouTube 播放清單並處理音樂標籤與封面嵌入，再搭配自架的 Navidrome 伺服器統一管理音樂庫。這個過程讓我開始接觸 Docker 容器化部署，最終在自己的機器上架設了包含 AdGuard、Immich、Syncthing 在內的十餘項服務。從單一腳本到完整的自架生態系，這段歷程讓我確立了一個模式：發現問題 → 寫工具 → 規模化 → 分享給需要的人。</w:t>
+        <w:t xml:space="preserve">在腳本的基礎功能完成後，我又在一次次發現其他 usecase 後新增更多功能。最後不但能處理檔案名稱轉換，又陸續新增了 PNG metadata、覆寫警告、gitignore 等功能，讓腳本在不破壞原始功能的情況下更加讓其盡善盡美。這支工具讓我能以穩定的品質大量提交翻譯修正，至今已在簡體中文為基底的開源專案如 NewAPI 在短時間內為其新增台灣繁中支援了。</w:t>
+      </w:r>
+    </w:p>
+    <w:p>
+      <w:pPr>
+        <w:pStyle w:val="BodyText"/>
+      </w:pPr>
+      <w:r>
+        <w:t xml:space="preserve">同一套「遇到重複的事就自動化」的工程師思維也延伸到其他地方。我寫了 yt.py 來自動下載 YouTube 播放清單並處理音樂標籤與封面嵌入，再搭配自架的 Navidrome 伺服器統一管理音樂庫。這個過程讓我開始接觸 Docker 容器化部署，最終在自己的機器上架設了包含 AdGuard、Immich、Syncthing 在內的十餘項服務。從單一腳本到完整的自架生態系，這段歷程讓我確立了一個模式：發現問題 → 寫工具 → 規模化 → 分享給需要的人。</w:t>
       </w:r>
     </w:p>
     <w:bookmarkEnd w:id="22"/>
@@ -104,7 +112,7 @@
         <w:pStyle w:val="FirstParagraph"/>
       </w:pPr>
       <w:r>
-        <w:t xml:space="preserve">回頭看這三年，從國中拆開 iOS、高一寫第一支團隊專案、高二打造 1,800 行的翻譯工具到高三維運十多項自架服務——串起這些經驗的不是任何一門課程，而是「遇到問題就動手解決，解決完就分享出去」這個一直沒變的習慣。我希望帶著這個習慣進入大學，在更大的系統、更複雜的問題裡，繼續做一樣的事。</w:t>
+        <w:t xml:space="preserve">回頭看這三年，從國中拆開 iOS、高一寫第一支團隊專案、高二打造 1800 行的翻譯工具到高三維運十多項自架服務，串起了未來當工程師的基底。這些並不屬於一門課程，也沒有人要求我要做什麼，而純粹是樂於吸收知識並且回饋給社會的態度所造就的成果。我希望帶著這個習慣進入大學，在更大的系統、更複雜的問題裡，繼續把同樣的事情，做得更大。</w:t>
       </w:r>
     </w:p>
     <w:bookmarkEnd w:id="24"/>

--- a/personalU/product/o.docx
+++ b/personalU/product/o.docx
@@ -4,14 +4,14 @@
   <w:body>
     <w:p>
       <w:pPr>
-        <w:pStyle w:val="892"/>
+        <w:pStyle w:val="701"/>
         <w:pBdr/>
         <w:spacing/>
         <w:ind/>
         <w:rPr/>
       </w:pPr>
       <w:r/>
-      <w:bookmarkStart w:id="20" w:name="好奇心驅使的能力與志向"/>
+      <w:bookmarkStart w:id="22" w:name="好奇心驅使的能力與志向"/>
       <w:r>
         <w:t xml:space="preserve">好奇心驅使的能力與志向</w:t>
       </w:r>
@@ -19,32 +19,73 @@
     </w:p>
     <w:p>
       <w:pPr>
-        <w:pStyle w:val="883"/>
+        <w:pStyle w:val="702"/>
         <w:pBdr/>
         <w:spacing/>
         <w:ind/>
         <w:rPr/>
       </w:pPr>
+      <w:r/>
+      <w:bookmarkStart w:id="20" w:name="工程師家庭的自然薰陶"/>
       <w:r>
-        <w:t xml:space="preserve">我對資訊工程的興趣不是從課堂開始的，而是家裡的自然薰陶。父親雖然從事 WiFi 驅動程式開發，但他幾乎不曾刻意教我任何技術。即便如此，在看到他使用 vim 和 gi</w:t>
+        <w:t xml:space="preserve">工程師家庭的自然薰陶</w:t>
       </w:r>
+      <w:r/>
+    </w:p>
+    <w:p>
+      <w:pPr>
+        <w:pStyle w:val="692"/>
+        <w:pBdr/>
+        <w:spacing/>
+        <w:ind/>
+        <w:rPr/>
+      </w:pPr>
       <w:r>
-        <w:t xml:space="preserve">t 的日常 workflow 後，激起了心中的好奇心。於是，在一次次的練習之後也逐漸習慣了身為工程師該有的快速與效率的工作流。某種程度上，他給我的不是知識，而是一個「身邊有人在工程現場」的環境。國二時開始瀏覽外國論壇 Reddit，從中接觸到 iOS 越獄與 Ubuntu。在 Ubuntu 上摸索一年後，我決定挑戰 Arch Linux，靠著 Arch Wiki 與 YouTube 影片從零完成安裝。這些技能沒有人要求我學，純粹是因為想知道 Linux 底下到底是怎麼運作的，而這份好奇心一旦啟動就沒有停過。</w:t>
+        <w:t xml:space="preserve">我對資訊工程的興趣不是從課堂開始的，而是家裡的自然薰陶。父親從事 WiFi 驅動程式開發，但他幾乎不曾刻意教我任何技術。即便如此，看到他使用 vim 和 git 的日常 workflow 後，激起了心中的好奇心，在一次次的練習之後也逐漸習慣了快速與效率的工作流。某種程度上，他給我的不是知識，而是一個「身邊有人在工程現場」的環境。</w:t>
       </w:r>
       <w:bookmarkEnd w:id="20"/>
       <w:r/>
+    </w:p>
+    <w:p>
+      <w:pPr>
+        <w:pStyle w:val="702"/>
+        <w:pBdr/>
+        <w:spacing/>
+        <w:ind/>
+        <w:rPr/>
+      </w:pPr>
+      <w:r/>
+      <w:bookmarkStart w:id="21" w:name="從-reddit-到-arch-linux"/>
+      <w:r>
+        <w:t xml:space="preserve">從 Reddit 到 Arch Linux</w:t>
+      </w:r>
       <w:r/>
     </w:p>
     <w:p>
       <w:pPr>
-        <w:pStyle w:val="892"/>
+        <w:pStyle w:val="692"/>
         <w:pBdr/>
         <w:spacing/>
         <w:ind/>
         <w:rPr/>
       </w:pPr>
+      <w:r>
+        <w:t xml:space="preserve">國二時開始瀏覽 Reddit，從中接觸到 iOS 越獄與 Ubuntu。在 Ubuntu 上摸索一年後決定挑戰 Arch Linux，靠著 Arch Wiki 從零完成安裝。這些技能沒有人要求我學，純粹是想知道 Linux 底下到底怎麼運作的。</w:t>
+      </w:r>
+      <w:bookmarkEnd w:id="21"/>
+      <w:bookmarkEnd w:id="22"/>
       <w:r/>
-      <w:bookmarkStart w:id="21" w:name="從使用者到創造者"/>
+    </w:p>
+    <w:p>
+      <w:pPr>
+        <w:pStyle w:val="701"/>
+        <w:pBdr/>
+        <w:spacing/>
+        <w:ind/>
+        <w:rPr/>
+      </w:pPr>
+      <w:r/>
+      <w:bookmarkStart w:id="25" w:name="從使用者到創造者"/>
       <w:r>
         <w:t xml:space="preserve">從使用者到創造者</w:t>
       </w:r>
@@ -52,54 +93,86 @@
     </w:p>
     <w:p>
       <w:pPr>
-        <w:pStyle w:val="883"/>
+        <w:pStyle w:val="702"/>
         <w:pBdr/>
         <w:spacing/>
         <w:ind/>
         <w:rPr/>
       </w:pPr>
+      <w:r/>
+      <w:bookmarkStart w:id="23" w:name="電算社-pygame-團隊開發"/>
       <w:r>
-        <w:t xml:space="preserve">高一加入電算社，隔年寒假和社員以 pygame 合作開發了一款小型遊戲作為社團靜態展的代表作品。這是我第一次在「自己寫好玩」之外的場景裡寫程式。有明確的交付期限、有需要協調的團隊成員、有必須對外展示的完成品。我主導了架構設計與核心開發，但過程中發現技術能力和把事情做完是兩件事：組員對 git 不熟導致初期頻繁衝突，我必須在「全部自己來比較快」和「拆成小任務讓大家都能貢獻」之間做出選擇。選擇後者後我才發現犧牲一些時間來為未來的自己省下更多的時間才是最佳選擇。</w:t>
+        <w:t xml:space="preserve">電算社 pygame 團隊開發</w:t>
       </w:r>
       <w:r/>
     </w:p>
     <w:p>
       <w:pPr>
-        <w:pStyle w:val="882"/>
+        <w:pStyle w:val="692"/>
         <w:pBdr/>
         <w:spacing/>
         <w:ind/>
         <w:rPr/>
       </w:pPr>
       <w:r>
-        <w:t xml:space="preserve">在簡體中文翻譯良率高的專案中，可以利用 OpenCC 直接將簡體初步轉換成繁體中文。不過在利用這個工具一段時間後發現，某些用詞會有嚴重的台陸差異必須替換，例如「公交」「公車」等。於是我著手規劃一個能從根本解決問題的自動化流程，以 OpenCC 為基底，自訂 sed 用詞轉換字典檔為輔，透過 AI 輔助開發將這套邏輯實作為 replace.sh。</w:t>
+        <w:t xml:space="preserve">高一加入電算社，隔年寒假和社員以 pygame 合作開發了一款小型遊戲作為社團靜態展的代表作品。這是我第一次在「自己寫好玩」之外的場景裡寫程式，有明確的交付期限、需要協調的團隊成員、必須對外展示的完成品。</w:t>
       </w:r>
       <w:r/>
     </w:p>
     <w:p>
       <w:pPr>
-        <w:pStyle w:val="882"/>
+        <w:pStyle w:val="691"/>
         <w:pBdr/>
         <w:spacing/>
         <w:ind/>
         <w:rPr/>
       </w:pPr>
       <w:r>
-        <w:t xml:space="preserve">在基礎功能完成後，我又在一次次發現新的使用情境後持續擴充功能方向。最後不但能處理檔案名稱轉換，又陸續加入了 PNG metadata、覆寫警告、gitignore 等功能，讓工具在不破壞原始功能的情況下逐步完善。目前工具規模已達約 1800 行，讓我能以穩定的品質大量提交翻譯修正，至今已在簡體中文為基底的開源專案如 New API 在短時間內為其新增台灣繁中支援了。</w:t>
+        <w:t xml:space="preserve">我主導了架構設計與核心開發，但過程中發現技術能力和把事情做完是兩件事。組員對 git 不熟導致初期頻繁衝突，我必須在「全部自己來比較快」和「拆成小任務讓大家都能貢獻」之間做出選擇。選擇後者後我才發現犧牲一些時間來為未來的自己省下更多的時間才是最佳選擇。</w:t>
       </w:r>
-      <w:bookmarkEnd w:id="21"/>
-      <w:r/>
+      <w:bookmarkEnd w:id="23"/>
       <w:r/>
     </w:p>
     <w:p>
       <w:pPr>
-        <w:pStyle w:val="892"/>
+        <w:pStyle w:val="702"/>
         <w:pBdr/>
         <w:spacing/>
         <w:ind/>
         <w:rPr/>
       </w:pPr>
       <w:r/>
+      <w:bookmarkStart w:id="24" w:name="開源翻譯的起點"/>
+      <w:r>
+        <w:t xml:space="preserve">開源翻譯的起點</w:t>
+      </w:r>
+      <w:r/>
+    </w:p>
+    <w:p>
+      <w:pPr>
+        <w:pStyle w:val="692"/>
+        <w:pBdr/>
+        <w:spacing/>
+        <w:ind/>
+        <w:rPr/>
+      </w:pPr>
+      <w:r>
+        <w:t xml:space="preserve">同一時期，我開始注意到許多開源專案的繁體中文翻譯品質參差不齊，裡頭摻雜了大量中國大陸用語，甚至完全沒有繁體中文版本。這個觀察成為後來投入開源翻譯的起點。</w:t>
+      </w:r>
+      <w:bookmarkEnd w:id="24"/>
+      <w:bookmarkEnd w:id="25"/>
+      <w:r/>
+    </w:p>
+    <w:p>
+      <w:pPr>
+        <w:pStyle w:val="701"/>
+        <w:pBdr/>
+        <w:spacing/>
+        <w:ind/>
+        <w:rPr/>
+      </w:pPr>
+      <w:r/>
+      <w:bookmarkStart w:id="29" w:name="自動化的實踐"/>
       <w:r>
         <w:t xml:space="preserve">自動化的實踐</w:t>
       </w:r>
@@ -107,53 +180,102 @@
     </w:p>
     <w:p>
       <w:pPr>
-        <w:pStyle w:val="883"/>
+        <w:pStyle w:val="702"/>
         <w:pBdr/>
         <w:spacing/>
         <w:ind/>
         <w:rPr/>
       </w:pPr>
+      <w:r/>
+      <w:bookmarkStart w:id="26" w:name="從手動翻譯到-replace.sh"/>
       <w:r>
-        <w:t xml:space="preserve">在簡體中文翻譯良率高的專案中，可以利用 OpenCC 直接將簡體初步轉換成繁體中文。不過在利用這個工具一段時間後發現，某些用詞會有嚴重的台陸差異必須替換，例如「公交」「公車」等。於是我著手寫腳本從根本解決問題，將重複度高的工作自動化。以 OpenCC 為基底，sed 的用詞轉換字典檔為輔，一個簡易的 replace.sh Bash 腳本就此誕生。</w:t>
+        <w:t xml:space="preserve">從手動翻譯到 replace.sh</w:t>
       </w:r>
       <w:r/>
     </w:p>
     <w:p>
       <w:pPr>
-        <w:pStyle w:val="882"/>
+        <w:pStyle w:val="692"/>
         <w:pBdr/>
         <w:spacing/>
         <w:ind/>
         <w:rPr/>
       </w:pPr>
       <w:r>
-        <w:t xml:space="preserve">在腳本的基礎功能完成後，我又在一次次發現其他 usecase 後新增更多功能。最後不但能處理檔案名稱轉換，又陸續新增了 PNG metadata、覆寫警告、gitignore 等功能，讓腳本在不破壞原始功能的情況下更加讓其盡善盡美。這支工具讓我能以穩定的品質大量提交翻譯修正，至今已在簡體中文為基底的開源專案如 NewAPI 在短時間內為其新增台灣繁中支援了。</w:t>
+        <w:t xml:space="preserve">起初我手動逐行修正翻譯並提交 pull request，但同樣的錯誤在不同專案反覆出現，手動處理無法應對數十個專案的規模。於是我規劃了以 OpenCC 為基底、自訂 sed 字典檔為輔的自動化流程，透過 AI 輔助開發將這套邏輯實作為 replace.sh。目前工具規模已達約 1800 行，讓我能以穩定的品質提交翻譯修正。</w:t>
+      </w:r>
+      <w:bookmarkEnd w:id="26"/>
+      <w:r/>
+    </w:p>
+    <w:p>
+      <w:pPr>
+        <w:pStyle w:val="702"/>
+        <w:pBdr/>
+        <w:spacing/>
+        <w:ind/>
+        <w:rPr/>
+      </w:pPr>
+      <w:r/>
+      <w:bookmarkStart w:id="27" w:name="從-yt.py-到十餘項自架服務"/>
+      <w:r>
+        <w:t xml:space="preserve">從 yt.py 到十餘項自架服務</w:t>
       </w:r>
       <w:r/>
     </w:p>
     <w:p>
       <w:pPr>
-        <w:pStyle w:val="882"/>
+        <w:pStyle w:val="692"/>
         <w:pBdr/>
         <w:spacing/>
         <w:ind/>
         <w:rPr/>
       </w:pPr>
       <w:r>
-        <w:t xml:space="preserve">同一套「遇到重複的事就自動化」的工程師思維也延伸到其他地方。我以同樣的方式開發了 yt.py 來自動下載 YouTube 播放清單並處理音樂標籤與封面嵌入，再搭配自架的 Navidrome 伺服器統一管理音樂庫。這個過程讓我開始接觸 Docker 容器化部署，最終在自己的機器上架設了包含 AdGuard、Immich、Syncthing 在內的十餘項服務。從單一腳本到完整的自架生態系，這段歷程讓我確立了一個模式：發現問題 → 寫工具 → 規模化 → 分享給需要的人。</w:t>
+        <w:t xml:space="preserve">同一套思維也延伸到其他地方，我以同樣的方式開發了 yt.py 來自動下載 YouTube 播放清單並處理音樂標籤，再搭配自架的 Navidrome 伺服器管理音樂庫。這個過程讓我開始接觸 Docker 容器化部署，最終在自己的機器上架設了十餘項服務。</w:t>
+      </w:r>
+      <w:bookmarkEnd w:id="27"/>
+      <w:r/>
+    </w:p>
+    <w:p>
+      <w:pPr>
+        <w:pStyle w:val="702"/>
+        <w:pBdr/>
+        <w:spacing/>
+        <w:ind/>
+        <w:rPr/>
+      </w:pPr>
+      <w:r/>
+      <w:bookmarkStart w:id="28" w:name="確立的模式"/>
+      <w:r>
+        <w:t xml:space="preserve">確立的模式</w:t>
       </w:r>
       <w:r/>
     </w:p>
     <w:p>
       <w:pPr>
-        <w:pStyle w:val="892"/>
+        <w:pStyle w:val="692"/>
         <w:pBdr/>
         <w:spacing/>
         <w:ind/>
         <w:rPr/>
       </w:pPr>
+      <w:r>
+        <w:t xml:space="preserve">這段歷程讓我確立了一個模式：發現問題、開發工具、規模化、分享給需要的人。</w:t>
+      </w:r>
+      <w:bookmarkEnd w:id="28"/>
+      <w:bookmarkEnd w:id="29"/>
       <w:r/>
-      <w:bookmarkStart w:id="23" w:name="踩坑與調整"/>
+    </w:p>
+    <w:p>
+      <w:pPr>
+        <w:pStyle w:val="701"/>
+        <w:pBdr/>
+        <w:spacing/>
+        <w:ind/>
+        <w:rPr/>
+      </w:pPr>
+      <w:r/>
+      <w:bookmarkStart w:id="32" w:name="踩坑與調整"/>
       <w:r>
         <w:t xml:space="preserve">踩坑與調整</w:t>
       </w:r>
@@ -161,46 +283,93 @@
     </w:p>
     <w:p>
       <w:pPr>
-        <w:pStyle w:val="883"/>
+        <w:pStyle w:val="702"/>
         <w:pBdr/>
         <w:spacing/>
         <w:ind/>
         <w:rPr/>
       </w:pPr>
+      <w:r/>
+      <w:bookmarkStart w:id="30" w:name="物理科的警訊"/>
       <w:r>
-        <w:t xml:space="preserve">高三上學期，我將大量時間投入英文能力的鞏固與技術專案的維護，相對壓縮了其他科目的學習時間，導致物理科的表現不如預期。這段經歷讓我正視一個事實：專注在自己擅長的領域是優勢，但完全忽略不擅長的領域就變成了盲點。進入高三下學期後，我重新調整了時間分配，在維持技術學習節奏的同時補回被忽略的基礎科目。方向沒有改變，改變的是我對「怎麼走」的判斷。</w:t>
-      </w:r>
-      <w:bookmarkEnd w:id="23"/>
-      <w:r/>
-      <w:r/>
-    </w:p>
-    <w:p>
-      <w:pPr>
-        <w:pStyle w:val="892"/>
-        <w:pBdr/>
-        <w:spacing/>
-        <w:ind/>
-        <w:rPr/>
-      </w:pPr>
-      <w:r/>
-      <w:bookmarkStart w:id="24" w:name="現在"/>
-      <w:r>
-        <w:t xml:space="preserve">現在</w:t>
+        <w:t xml:space="preserve">物理科的警訊</w:t>
       </w:r>
       <w:r/>
     </w:p>
     <w:p>
       <w:pPr>
-        <w:pStyle w:val="883"/>
+        <w:pStyle w:val="692"/>
         <w:pBdr/>
         <w:spacing/>
         <w:ind/>
         <w:rPr/>
       </w:pPr>
+      <w:r>
+        <w:t xml:space="preserve">高三上學期，我將大量時間投入英文能力的鞏固與技術專案的維護，相對壓縮了其他科目的學習時間，導致物理科的表現不如預期。</w:t>
+      </w:r>
+      <w:bookmarkEnd w:id="30"/>
+      <w:r/>
+    </w:p>
+    <w:p>
+      <w:pPr>
+        <w:pStyle w:val="702"/>
+        <w:pBdr/>
+        <w:spacing/>
+        <w:ind/>
+        <w:rPr/>
+      </w:pPr>
+      <w:r/>
+      <w:bookmarkStart w:id="31" w:name="重新分配時間"/>
+      <w:r>
+        <w:t xml:space="preserve">重新分配時間</w:t>
+      </w:r>
+      <w:r/>
+    </w:p>
+    <w:p>
+      <w:pPr>
+        <w:pStyle w:val="692"/>
+        <w:pBdr/>
+        <w:spacing/>
+        <w:ind/>
+        <w:rPr/>
+      </w:pPr>
+      <w:r>
+        <w:t xml:space="preserve">這段經歷讓我正視一個事實，專注在自己擅長的領域是優勢，但完全忽略不擅長的領域就變成了盲點。進入高三下學期後，我重新調整了時間分配，在維持技術學習節奏的同時補回被忽略的基礎科目。方向沒有改變，改變的是我對「怎麼走」的判斷。</w:t>
+      </w:r>
+      <w:bookmarkEnd w:id="31"/>
+      <w:r/>
+      <w:bookmarkEnd w:id="32"/>
+      <w:r>
+        <w:br/>
+      </w:r>
+      <w:r/>
+      <w:bookmarkStart w:id="33" w:name="現在"/>
+      <w:r>
+        <w:rPr>
+          <w:b/>
+          <w:bCs/>
+          <w:color w:val="4f81bd" w:themeColor="accent1"/>
+          <w:sz w:val="28"/>
+          <w:szCs w:val="28"/>
+        </w:rPr>
+        <w:t xml:space="preserve">現在</w:t>
+        <w:br/>
+      </w:r>
+      <w:r>
+        <w:rPr>
+          <w:b/>
+          <w:bCs/>
+          <w:color w:val="4f81bd" w:themeColor="accent1"/>
+          <w:sz w:val="28"/>
+          <w:szCs w:val="28"/>
+        </w:rPr>
+      </w:r>
       <w:r/>
       <w:r>
         <w:t xml:space="preserve">回頭看這幾年，從國中到高中的歷程，串起了未來當工程師的基底。這些純粹的好奇心驅動的學習動機造就的成果，帶給我了無價的學習經驗。我希望帶著這個習慣進入大學，在更大的系統、更複雜的問題裡，繼續把同樣的事情做得更大。</w:t>
       </w:r>
+      <w:bookmarkEnd w:id="33"/>
+      <w:r/>
       <w:r/>
       <w:r/>
     </w:p>
@@ -226,6 +395,7 @@
         <w:ind/>
         <w:rPr/>
       </w:pPr>
+      <w:r/>
       <w:r>
         <w:separator/>
       </w:r>
@@ -240,6 +410,7 @@
         <w:ind/>
         <w:rPr/>
       </w:pPr>
+      <w:r/>
       <w:r>
         <w:continuationSeparator/>
       </w:r>
@@ -577,7 +748,7 @@
     <w:lsdException w:name="Bibliography" w:uiPriority="37"/>
     <w:lsdException w:name="TOC Heading" w:uiPriority="39" w:qFormat="1"/>
   </w:latentStyles>
-  <w:style w:type="table" w:styleId="709" w:default="1">
+  <w:style w:type="table" w:styleId="11" w:default="1">
     <w:name w:val="Normal Table"/>
     <w:uiPriority w:val="99"/>
     <w:semiHidden/>
@@ -770,9 +941,9 @@
       </w:tcPr>
     </w:tblStylePr>
   </w:style>
-  <w:style w:type="table" w:styleId="710">
+  <w:style w:type="table" w:styleId="12">
     <w:name w:val="Table Grid"/>
-    <w:basedOn w:val="709"/>
+    <w:basedOn w:val="11"/>
     <w:uiPriority w:val="59"/>
     <w:pPr>
       <w:pBdr/>
@@ -969,9 +1140,9 @@
       </w:tcPr>
     </w:tblStylePr>
   </w:style>
-  <w:style w:type="table" w:styleId="711">
+  <w:style w:type="table" w:styleId="13">
     <w:name w:val="Table Grid Light"/>
-    <w:basedOn w:val="709"/>
+    <w:basedOn w:val="11"/>
     <w:uiPriority w:val="59"/>
     <w:pPr>
       <w:pBdr/>
@@ -1168,9 +1339,9 @@
       </w:tcPr>
     </w:tblStylePr>
   </w:style>
-  <w:style w:type="table" w:styleId="712">
+  <w:style w:type="table" w:styleId="14">
     <w:name w:val="Plain Table 1"/>
-    <w:basedOn w:val="709"/>
+    <w:basedOn w:val="11"/>
     <w:uiPriority w:val="59"/>
     <w:pPr>
       <w:pBdr/>
@@ -1393,9 +1564,9 @@
       </w:tcPr>
     </w:tblStylePr>
   </w:style>
-  <w:style w:type="table" w:styleId="713">
+  <w:style w:type="table" w:styleId="15">
     <w:name w:val="Plain Table 2"/>
-    <w:basedOn w:val="709"/>
+    <w:basedOn w:val="11"/>
     <w:uiPriority w:val="59"/>
     <w:pPr>
       <w:pBdr/>
@@ -1626,9 +1797,9 @@
       </w:tcPr>
     </w:tblStylePr>
   </w:style>
-  <w:style w:type="table" w:styleId="714">
+  <w:style w:type="table" w:styleId="16">
     <w:name w:val="Plain Table 3"/>
-    <w:basedOn w:val="709"/>
+    <w:basedOn w:val="11"/>
     <w:uiPriority w:val="99"/>
     <w:pPr>
       <w:pBdr/>
@@ -1856,9 +2027,9 @@
       </w:tcPr>
     </w:tblStylePr>
   </w:style>
-  <w:style w:type="table" w:styleId="715">
+  <w:style w:type="table" w:styleId="17">
     <w:name w:val="Plain Table 4"/>
-    <w:basedOn w:val="709"/>
+    <w:basedOn w:val="11"/>
     <w:uiPriority w:val="99"/>
     <w:pPr>
       <w:pBdr/>
@@ -2072,9 +2243,9 @@
       </w:tcPr>
     </w:tblStylePr>
   </w:style>
-  <w:style w:type="table" w:styleId="716">
+  <w:style w:type="table" w:styleId="18">
     <w:name w:val="Plain Table 5"/>
-    <w:basedOn w:val="709"/>
+    <w:basedOn w:val="11"/>
     <w:uiPriority w:val="99"/>
     <w:pPr>
       <w:pBdr/>
@@ -2305,9 +2476,9 @@
       </w:tcPr>
     </w:tblStylePr>
   </w:style>
-  <w:style w:type="table" w:styleId="717">
+  <w:style w:type="table" w:styleId="19">
     <w:name w:val="Grid Table 1 Light"/>
-    <w:basedOn w:val="709"/>
+    <w:basedOn w:val="11"/>
     <w:uiPriority w:val="99"/>
     <w:pPr>
       <w:pBdr/>
@@ -2528,9 +2699,9 @@
       </w:tcPr>
     </w:tblStylePr>
   </w:style>
-  <w:style w:type="table" w:styleId="718">
+  <w:style w:type="table" w:styleId="20">
     <w:name w:val="Grid Table 1 Light - Accent 1"/>
-    <w:basedOn w:val="709"/>
+    <w:basedOn w:val="11"/>
     <w:uiPriority w:val="99"/>
     <w:pPr>
       <w:pBdr/>
@@ -2751,9 +2922,9 @@
       </w:tcPr>
     </w:tblStylePr>
   </w:style>
-  <w:style w:type="table" w:styleId="719">
+  <w:style w:type="table" w:styleId="21">
     <w:name w:val="Grid Table 1 Light - Accent 2"/>
-    <w:basedOn w:val="709"/>
+    <w:basedOn w:val="11"/>
     <w:uiPriority w:val="99"/>
     <w:pPr>
       <w:pBdr/>
@@ -2974,9 +3145,9 @@
       </w:tcPr>
     </w:tblStylePr>
   </w:style>
-  <w:style w:type="table" w:styleId="720">
+  <w:style w:type="table" w:styleId="22">
     <w:name w:val="Grid Table 1 Light - Accent 3"/>
-    <w:basedOn w:val="709"/>
+    <w:basedOn w:val="11"/>
     <w:uiPriority w:val="99"/>
     <w:pPr>
       <w:pBdr/>
@@ -3197,9 +3368,9 @@
       </w:tcPr>
     </w:tblStylePr>
   </w:style>
-  <w:style w:type="table" w:styleId="721">
+  <w:style w:type="table" w:styleId="23">
     <w:name w:val="Grid Table 1 Light - Accent 4"/>
-    <w:basedOn w:val="709"/>
+    <w:basedOn w:val="11"/>
     <w:uiPriority w:val="99"/>
     <w:pPr>
       <w:pBdr/>
@@ -3420,9 +3591,9 @@
       </w:tcPr>
     </w:tblStylePr>
   </w:style>
-  <w:style w:type="table" w:styleId="722">
+  <w:style w:type="table" w:styleId="24">
     <w:name w:val="Grid Table 1 Light - Accent 5"/>
-    <w:basedOn w:val="709"/>
+    <w:basedOn w:val="11"/>
     <w:uiPriority w:val="99"/>
     <w:pPr>
       <w:pBdr/>
@@ -3643,9 +3814,9 @@
       </w:tcPr>
     </w:tblStylePr>
   </w:style>
-  <w:style w:type="table" w:styleId="723">
+  <w:style w:type="table" w:styleId="25">
     <w:name w:val="Grid Table 1 Light - Accent 6"/>
-    <w:basedOn w:val="709"/>
+    <w:basedOn w:val="11"/>
     <w:uiPriority w:val="99"/>
     <w:pPr>
       <w:pBdr/>
@@ -3866,9 +4037,9 @@
       </w:tcPr>
     </w:tblStylePr>
   </w:style>
-  <w:style w:type="table" w:styleId="724">
+  <w:style w:type="table" w:styleId="26">
     <w:name w:val="Grid Table 2"/>
-    <w:basedOn w:val="709"/>
+    <w:basedOn w:val="11"/>
     <w:uiPriority w:val="99"/>
     <w:pPr>
       <w:pBdr/>
@@ -4098,9 +4269,9 @@
       </w:tcPr>
     </w:tblStylePr>
   </w:style>
-  <w:style w:type="table" w:styleId="725">
+  <w:style w:type="table" w:styleId="27">
     <w:name w:val="Grid Table 2 - Accent 1"/>
-    <w:basedOn w:val="709"/>
+    <w:basedOn w:val="11"/>
     <w:uiPriority w:val="99"/>
     <w:pPr>
       <w:pBdr/>
@@ -4330,9 +4501,9 @@
       </w:tcPr>
     </w:tblStylePr>
   </w:style>
-  <w:style w:type="table" w:styleId="726">
+  <w:style w:type="table" w:styleId="28">
     <w:name w:val="Grid Table 2 - Accent 2"/>
-    <w:basedOn w:val="709"/>
+    <w:basedOn w:val="11"/>
     <w:uiPriority w:val="99"/>
     <w:pPr>
       <w:pBdr/>
@@ -4562,9 +4733,9 @@
       </w:tcPr>
     </w:tblStylePr>
   </w:style>
-  <w:style w:type="table" w:styleId="727">
+  <w:style w:type="table" w:styleId="29">
     <w:name w:val="Grid Table 2 - Accent 3"/>
-    <w:basedOn w:val="709"/>
+    <w:basedOn w:val="11"/>
     <w:uiPriority w:val="99"/>
     <w:pPr>
       <w:pBdr/>
@@ -4794,9 +4965,9 @@
       </w:tcPr>
     </w:tblStylePr>
   </w:style>
-  <w:style w:type="table" w:styleId="728">
+  <w:style w:type="table" w:styleId="30">
     <w:name w:val="Grid Table 2 - Accent 4"/>
-    <w:basedOn w:val="709"/>
+    <w:basedOn w:val="11"/>
     <w:uiPriority w:val="99"/>
     <w:pPr>
       <w:pBdr/>
@@ -5026,9 +5197,9 @@
       </w:tcPr>
     </w:tblStylePr>
   </w:style>
-  <w:style w:type="table" w:styleId="729">
+  <w:style w:type="table" w:styleId="31">
     <w:name w:val="Grid Table 2 - Accent 5"/>
-    <w:basedOn w:val="709"/>
+    <w:basedOn w:val="11"/>
     <w:uiPriority w:val="99"/>
     <w:pPr>
       <w:pBdr/>
@@ -5258,9 +5429,9 @@
       </w:tcPr>
     </w:tblStylePr>
   </w:style>
-  <w:style w:type="table" w:styleId="730">
+  <w:style w:type="table" w:styleId="32">
     <w:name w:val="Grid Table 2 - Accent 6"/>
-    <w:basedOn w:val="709"/>
+    <w:basedOn w:val="11"/>
     <w:uiPriority w:val="99"/>
     <w:pPr>
       <w:pBdr/>
@@ -5490,9 +5661,9 @@
       </w:tcPr>
     </w:tblStylePr>
   </w:style>
-  <w:style w:type="table" w:styleId="731">
+  <w:style w:type="table" w:styleId="33">
     <w:name w:val="Grid Table 3"/>
-    <w:basedOn w:val="709"/>
+    <w:basedOn w:val="11"/>
     <w:uiPriority w:val="99"/>
     <w:pPr>
       <w:pBdr/>
@@ -5591,6 +5762,29 @@
         <w:tblBorders/>
       </w:tblPr>
       <w:tcPr>
+        <w:shd w:color="ffffff"/>
+        <w:tcBorders>
+          <w:top w:val="none" w:color="000000" w:sz="4" w:space="0"/>
+          <w:left w:val="none" w:color="000000" w:sz="4" w:space="0"/>
+          <w:bottom w:val="none" w:color="000000" w:sz="4" w:space="0"/>
+          <w:right w:val="none" w:color="000000" w:sz="4" w:space="0"/>
+        </w:tcBorders>
+      </w:tcPr>
+    </w:tblStylePr>
+    <w:tblStylePr w:type="firstRow">
+      <w:rPr>
+        <w:b/>
+        <w:color w:val="404040"/>
+      </w:rPr>
+      <w:pPr>
+        <w:pBdr/>
+        <w:spacing/>
+        <w:ind/>
+      </w:pPr>
+      <w:tblPr>
+        <w:tblBorders/>
+      </w:tblPr>
+      <w:tcPr>
         <w:shd w:val="clear" w:color="ffffff"/>
         <w:tcBorders>
           <w:top w:val="none" w:color="000000" w:sz="4" w:space="0"/>
@@ -5600,7 +5794,30 @@
         </w:tcBorders>
       </w:tcPr>
     </w:tblStylePr>
-    <w:tblStylePr w:type="firstRow">
+    <w:tblStylePr w:type="lastCol">
+      <w:rPr>
+        <w:i/>
+        <w:color w:val="404040"/>
+      </w:rPr>
+      <w:pPr>
+        <w:pBdr/>
+        <w:spacing/>
+        <w:ind/>
+      </w:pPr>
+      <w:tblPr>
+        <w:tblBorders/>
+      </w:tblPr>
+      <w:tcPr>
+        <w:shd w:color="ffffff"/>
+        <w:tcBorders>
+          <w:top w:val="none" w:color="000000" w:sz="4" w:space="0"/>
+          <w:left w:val="none" w:color="000000" w:sz="4" w:space="0"/>
+          <w:bottom w:val="none" w:color="000000" w:sz="4" w:space="0"/>
+          <w:right w:val="none" w:color="000000" w:sz="4" w:space="0"/>
+        </w:tcBorders>
+      </w:tcPr>
+    </w:tblStylePr>
+    <w:tblStylePr w:type="lastRow">
       <w:rPr>
         <w:b/>
         <w:color w:val="404040"/>
@@ -5623,52 +5840,6 @@
         </w:tcBorders>
       </w:tcPr>
     </w:tblStylePr>
-    <w:tblStylePr w:type="lastCol">
-      <w:rPr>
-        <w:i/>
-        <w:color w:val="404040"/>
-      </w:rPr>
-      <w:pPr>
-        <w:pBdr/>
-        <w:spacing/>
-        <w:ind/>
-      </w:pPr>
-      <w:tblPr>
-        <w:tblBorders/>
-      </w:tblPr>
-      <w:tcPr>
-        <w:shd w:val="clear" w:color="ffffff"/>
-        <w:tcBorders>
-          <w:top w:val="none" w:color="000000" w:sz="4" w:space="0"/>
-          <w:left w:val="none" w:color="000000" w:sz="4" w:space="0"/>
-          <w:bottom w:val="none" w:color="000000" w:sz="4" w:space="0"/>
-          <w:right w:val="none" w:color="000000" w:sz="4" w:space="0"/>
-        </w:tcBorders>
-      </w:tcPr>
-    </w:tblStylePr>
-    <w:tblStylePr w:type="lastRow">
-      <w:rPr>
-        <w:b/>
-        <w:color w:val="404040"/>
-      </w:rPr>
-      <w:pPr>
-        <w:pBdr/>
-        <w:spacing/>
-        <w:ind/>
-      </w:pPr>
-      <w:tblPr>
-        <w:tblBorders/>
-      </w:tblPr>
-      <w:tcPr>
-        <w:shd w:val="clear" w:color="ffffff"/>
-        <w:tcBorders>
-          <w:top w:val="none" w:color="000000" w:sz="4" w:space="0"/>
-          <w:left w:val="none" w:color="000000" w:sz="4" w:space="0"/>
-          <w:bottom w:val="none" w:color="000000" w:sz="4" w:space="0"/>
-          <w:right w:val="none" w:color="000000" w:sz="4" w:space="0"/>
-        </w:tcBorders>
-      </w:tcPr>
-    </w:tblStylePr>
     <w:tblStylePr w:type="nwCell">
       <w:pPr>
         <w:pBdr/>
@@ -5735,9 +5906,9 @@
       </w:tcPr>
     </w:tblStylePr>
   </w:style>
-  <w:style w:type="table" w:styleId="732">
+  <w:style w:type="table" w:styleId="34">
     <w:name w:val="Grid Table 3 - Accent 1"/>
-    <w:basedOn w:val="709"/>
+    <w:basedOn w:val="11"/>
     <w:uiPriority w:val="99"/>
     <w:pPr>
       <w:pBdr/>
@@ -5836,6 +6007,29 @@
         <w:tblBorders/>
       </w:tblPr>
       <w:tcPr>
+        <w:shd w:color="ffffff"/>
+        <w:tcBorders>
+          <w:top w:val="none" w:color="000000" w:sz="4" w:space="0"/>
+          <w:left w:val="none" w:color="000000" w:sz="4" w:space="0"/>
+          <w:bottom w:val="none" w:color="000000" w:sz="4" w:space="0"/>
+          <w:right w:val="none" w:color="000000" w:sz="4" w:space="0"/>
+        </w:tcBorders>
+      </w:tcPr>
+    </w:tblStylePr>
+    <w:tblStylePr w:type="firstRow">
+      <w:rPr>
+        <w:b/>
+        <w:color w:val="404040"/>
+      </w:rPr>
+      <w:pPr>
+        <w:pBdr/>
+        <w:spacing/>
+        <w:ind/>
+      </w:pPr>
+      <w:tblPr>
+        <w:tblBorders/>
+      </w:tblPr>
+      <w:tcPr>
         <w:shd w:val="clear" w:color="ffffff"/>
         <w:tcBorders>
           <w:top w:val="none" w:color="000000" w:sz="4" w:space="0"/>
@@ -5845,7 +6039,30 @@
         </w:tcBorders>
       </w:tcPr>
     </w:tblStylePr>
-    <w:tblStylePr w:type="firstRow">
+    <w:tblStylePr w:type="lastCol">
+      <w:rPr>
+        <w:i/>
+        <w:color w:val="404040"/>
+      </w:rPr>
+      <w:pPr>
+        <w:pBdr/>
+        <w:spacing/>
+        <w:ind/>
+      </w:pPr>
+      <w:tblPr>
+        <w:tblBorders/>
+      </w:tblPr>
+      <w:tcPr>
+        <w:shd w:color="ffffff"/>
+        <w:tcBorders>
+          <w:top w:val="none" w:color="000000" w:sz="4" w:space="0"/>
+          <w:left w:val="none" w:color="000000" w:sz="4" w:space="0"/>
+          <w:bottom w:val="none" w:color="000000" w:sz="4" w:space="0"/>
+          <w:right w:val="none" w:color="000000" w:sz="4" w:space="0"/>
+        </w:tcBorders>
+      </w:tcPr>
+    </w:tblStylePr>
+    <w:tblStylePr w:type="lastRow">
       <w:rPr>
         <w:b/>
         <w:color w:val="404040"/>
@@ -5868,52 +6085,6 @@
         </w:tcBorders>
       </w:tcPr>
     </w:tblStylePr>
-    <w:tblStylePr w:type="lastCol">
-      <w:rPr>
-        <w:i/>
-        <w:color w:val="404040"/>
-      </w:rPr>
-      <w:pPr>
-        <w:pBdr/>
-        <w:spacing/>
-        <w:ind/>
-      </w:pPr>
-      <w:tblPr>
-        <w:tblBorders/>
-      </w:tblPr>
-      <w:tcPr>
-        <w:shd w:val="clear" w:color="ffffff"/>
-        <w:tcBorders>
-          <w:top w:val="none" w:color="000000" w:sz="4" w:space="0"/>
-          <w:left w:val="none" w:color="000000" w:sz="4" w:space="0"/>
-          <w:bottom w:val="none" w:color="000000" w:sz="4" w:space="0"/>
-          <w:right w:val="none" w:color="000000" w:sz="4" w:space="0"/>
-        </w:tcBorders>
-      </w:tcPr>
-    </w:tblStylePr>
-    <w:tblStylePr w:type="lastRow">
-      <w:rPr>
-        <w:b/>
-        <w:color w:val="404040"/>
-      </w:rPr>
-      <w:pPr>
-        <w:pBdr/>
-        <w:spacing/>
-        <w:ind/>
-      </w:pPr>
-      <w:tblPr>
-        <w:tblBorders/>
-      </w:tblPr>
-      <w:tcPr>
-        <w:shd w:val="clear" w:color="ffffff"/>
-        <w:tcBorders>
-          <w:top w:val="none" w:color="000000" w:sz="4" w:space="0"/>
-          <w:left w:val="none" w:color="000000" w:sz="4" w:space="0"/>
-          <w:bottom w:val="none" w:color="000000" w:sz="4" w:space="0"/>
-          <w:right w:val="none" w:color="000000" w:sz="4" w:space="0"/>
-        </w:tcBorders>
-      </w:tcPr>
-    </w:tblStylePr>
     <w:tblStylePr w:type="nwCell">
       <w:pPr>
         <w:pBdr/>
@@ -5980,9 +6151,9 @@
       </w:tcPr>
     </w:tblStylePr>
   </w:style>
-  <w:style w:type="table" w:styleId="733">
+  <w:style w:type="table" w:styleId="35">
     <w:name w:val="Grid Table 3 - Accent 2"/>
-    <w:basedOn w:val="709"/>
+    <w:basedOn w:val="11"/>
     <w:uiPriority w:val="99"/>
     <w:pPr>
       <w:pBdr/>
@@ -6081,6 +6252,29 @@
         <w:tblBorders/>
       </w:tblPr>
       <w:tcPr>
+        <w:shd w:color="ffffff"/>
+        <w:tcBorders>
+          <w:top w:val="none" w:color="000000" w:sz="4" w:space="0"/>
+          <w:left w:val="none" w:color="000000" w:sz="4" w:space="0"/>
+          <w:bottom w:val="none" w:color="000000" w:sz="4" w:space="0"/>
+          <w:right w:val="none" w:color="000000" w:sz="4" w:space="0"/>
+        </w:tcBorders>
+      </w:tcPr>
+    </w:tblStylePr>
+    <w:tblStylePr w:type="firstRow">
+      <w:rPr>
+        <w:b/>
+        <w:color w:val="404040"/>
+      </w:rPr>
+      <w:pPr>
+        <w:pBdr/>
+        <w:spacing/>
+        <w:ind/>
+      </w:pPr>
+      <w:tblPr>
+        <w:tblBorders/>
+      </w:tblPr>
+      <w:tcPr>
         <w:shd w:val="clear" w:color="ffffff"/>
         <w:tcBorders>
           <w:top w:val="none" w:color="000000" w:sz="4" w:space="0"/>
@@ -6090,7 +6284,30 @@
         </w:tcBorders>
       </w:tcPr>
     </w:tblStylePr>
-    <w:tblStylePr w:type="firstRow">
+    <w:tblStylePr w:type="lastCol">
+      <w:rPr>
+        <w:i/>
+        <w:color w:val="404040"/>
+      </w:rPr>
+      <w:pPr>
+        <w:pBdr/>
+        <w:spacing/>
+        <w:ind/>
+      </w:pPr>
+      <w:tblPr>
+        <w:tblBorders/>
+      </w:tblPr>
+      <w:tcPr>
+        <w:shd w:color="ffffff"/>
+        <w:tcBorders>
+          <w:top w:val="none" w:color="000000" w:sz="4" w:space="0"/>
+          <w:left w:val="none" w:color="000000" w:sz="4" w:space="0"/>
+          <w:bottom w:val="none" w:color="000000" w:sz="4" w:space="0"/>
+          <w:right w:val="none" w:color="000000" w:sz="4" w:space="0"/>
+        </w:tcBorders>
+      </w:tcPr>
+    </w:tblStylePr>
+    <w:tblStylePr w:type="lastRow">
       <w:rPr>
         <w:b/>
         <w:color w:val="404040"/>
@@ -6113,52 +6330,6 @@
         </w:tcBorders>
       </w:tcPr>
     </w:tblStylePr>
-    <w:tblStylePr w:type="lastCol">
-      <w:rPr>
-        <w:i/>
-        <w:color w:val="404040"/>
-      </w:rPr>
-      <w:pPr>
-        <w:pBdr/>
-        <w:spacing/>
-        <w:ind/>
-      </w:pPr>
-      <w:tblPr>
-        <w:tblBorders/>
-      </w:tblPr>
-      <w:tcPr>
-        <w:shd w:val="clear" w:color="ffffff"/>
-        <w:tcBorders>
-          <w:top w:val="none" w:color="000000" w:sz="4" w:space="0"/>
-          <w:left w:val="none" w:color="000000" w:sz="4" w:space="0"/>
-          <w:bottom w:val="none" w:color="000000" w:sz="4" w:space="0"/>
-          <w:right w:val="none" w:color="000000" w:sz="4" w:space="0"/>
-        </w:tcBorders>
-      </w:tcPr>
-    </w:tblStylePr>
-    <w:tblStylePr w:type="lastRow">
-      <w:rPr>
-        <w:b/>
-        <w:color w:val="404040"/>
-      </w:rPr>
-      <w:pPr>
-        <w:pBdr/>
-        <w:spacing/>
-        <w:ind/>
-      </w:pPr>
-      <w:tblPr>
-        <w:tblBorders/>
-      </w:tblPr>
-      <w:tcPr>
-        <w:shd w:val="clear" w:color="ffffff"/>
-        <w:tcBorders>
-          <w:top w:val="none" w:color="000000" w:sz="4" w:space="0"/>
-          <w:left w:val="none" w:color="000000" w:sz="4" w:space="0"/>
-          <w:bottom w:val="none" w:color="000000" w:sz="4" w:space="0"/>
-          <w:right w:val="none" w:color="000000" w:sz="4" w:space="0"/>
-        </w:tcBorders>
-      </w:tcPr>
-    </w:tblStylePr>
     <w:tblStylePr w:type="nwCell">
       <w:pPr>
         <w:pBdr/>
@@ -6225,9 +6396,9 @@
       </w:tcPr>
     </w:tblStylePr>
   </w:style>
-  <w:style w:type="table" w:styleId="734">
+  <w:style w:type="table" w:styleId="36">
     <w:name w:val="Grid Table 3 - Accent 3"/>
-    <w:basedOn w:val="709"/>
+    <w:basedOn w:val="11"/>
     <w:uiPriority w:val="99"/>
     <w:pPr>
       <w:pBdr/>
@@ -6326,6 +6497,29 @@
         <w:tblBorders/>
       </w:tblPr>
       <w:tcPr>
+        <w:shd w:color="ffffff"/>
+        <w:tcBorders>
+          <w:top w:val="none" w:color="000000" w:sz="4" w:space="0"/>
+          <w:left w:val="none" w:color="000000" w:sz="4" w:space="0"/>
+          <w:bottom w:val="none" w:color="000000" w:sz="4" w:space="0"/>
+          <w:right w:val="none" w:color="000000" w:sz="4" w:space="0"/>
+        </w:tcBorders>
+      </w:tcPr>
+    </w:tblStylePr>
+    <w:tblStylePr w:type="firstRow">
+      <w:rPr>
+        <w:b/>
+        <w:color w:val="404040"/>
+      </w:rPr>
+      <w:pPr>
+        <w:pBdr/>
+        <w:spacing/>
+        <w:ind/>
+      </w:pPr>
+      <w:tblPr>
+        <w:tblBorders/>
+      </w:tblPr>
+      <w:tcPr>
         <w:shd w:val="clear" w:color="ffffff"/>
         <w:tcBorders>
           <w:top w:val="none" w:color="000000" w:sz="4" w:space="0"/>
@@ -6335,7 +6529,30 @@
         </w:tcBorders>
       </w:tcPr>
     </w:tblStylePr>
-    <w:tblStylePr w:type="firstRow">
+    <w:tblStylePr w:type="lastCol">
+      <w:rPr>
+        <w:i/>
+        <w:color w:val="404040"/>
+      </w:rPr>
+      <w:pPr>
+        <w:pBdr/>
+        <w:spacing/>
+        <w:ind/>
+      </w:pPr>
+      <w:tblPr>
+        <w:tblBorders/>
+      </w:tblPr>
+      <w:tcPr>
+        <w:shd w:color="ffffff"/>
+        <w:tcBorders>
+          <w:top w:val="none" w:color="000000" w:sz="4" w:space="0"/>
+          <w:left w:val="none" w:color="000000" w:sz="4" w:space="0"/>
+          <w:bottom w:val="none" w:color="000000" w:sz="4" w:space="0"/>
+          <w:right w:val="none" w:color="000000" w:sz="4" w:space="0"/>
+        </w:tcBorders>
+      </w:tcPr>
+    </w:tblStylePr>
+    <w:tblStylePr w:type="lastRow">
       <w:rPr>
         <w:b/>
         <w:color w:val="404040"/>
@@ -6358,52 +6575,6 @@
         </w:tcBorders>
       </w:tcPr>
     </w:tblStylePr>
-    <w:tblStylePr w:type="lastCol">
-      <w:rPr>
-        <w:i/>
-        <w:color w:val="404040"/>
-      </w:rPr>
-      <w:pPr>
-        <w:pBdr/>
-        <w:spacing/>
-        <w:ind/>
-      </w:pPr>
-      <w:tblPr>
-        <w:tblBorders/>
-      </w:tblPr>
-      <w:tcPr>
-        <w:shd w:val="clear" w:color="ffffff"/>
-        <w:tcBorders>
-          <w:top w:val="none" w:color="000000" w:sz="4" w:space="0"/>
-          <w:left w:val="none" w:color="000000" w:sz="4" w:space="0"/>
-          <w:bottom w:val="none" w:color="000000" w:sz="4" w:space="0"/>
-          <w:right w:val="none" w:color="000000" w:sz="4" w:space="0"/>
-        </w:tcBorders>
-      </w:tcPr>
-    </w:tblStylePr>
-    <w:tblStylePr w:type="lastRow">
-      <w:rPr>
-        <w:b/>
-        <w:color w:val="404040"/>
-      </w:rPr>
-      <w:pPr>
-        <w:pBdr/>
-        <w:spacing/>
-        <w:ind/>
-      </w:pPr>
-      <w:tblPr>
-        <w:tblBorders/>
-      </w:tblPr>
-      <w:tcPr>
-        <w:shd w:val="clear" w:color="ffffff"/>
-        <w:tcBorders>
-          <w:top w:val="none" w:color="000000" w:sz="4" w:space="0"/>
-          <w:left w:val="none" w:color="000000" w:sz="4" w:space="0"/>
-          <w:bottom w:val="none" w:color="000000" w:sz="4" w:space="0"/>
-          <w:right w:val="none" w:color="000000" w:sz="4" w:space="0"/>
-        </w:tcBorders>
-      </w:tcPr>
-    </w:tblStylePr>
     <w:tblStylePr w:type="nwCell">
       <w:pPr>
         <w:pBdr/>
@@ -6470,9 +6641,9 @@
       </w:tcPr>
     </w:tblStylePr>
   </w:style>
-  <w:style w:type="table" w:styleId="735">
+  <w:style w:type="table" w:styleId="37">
     <w:name w:val="Grid Table 3 - Accent 4"/>
-    <w:basedOn w:val="709"/>
+    <w:basedOn w:val="11"/>
     <w:uiPriority w:val="99"/>
     <w:pPr>
       <w:pBdr/>
@@ -6571,6 +6742,29 @@
         <w:tblBorders/>
       </w:tblPr>
       <w:tcPr>
+        <w:shd w:color="ffffff"/>
+        <w:tcBorders>
+          <w:top w:val="none" w:color="000000" w:sz="4" w:space="0"/>
+          <w:left w:val="none" w:color="000000" w:sz="4" w:space="0"/>
+          <w:bottom w:val="none" w:color="000000" w:sz="4" w:space="0"/>
+          <w:right w:val="none" w:color="000000" w:sz="4" w:space="0"/>
+        </w:tcBorders>
+      </w:tcPr>
+    </w:tblStylePr>
+    <w:tblStylePr w:type="firstRow">
+      <w:rPr>
+        <w:b/>
+        <w:color w:val="404040"/>
+      </w:rPr>
+      <w:pPr>
+        <w:pBdr/>
+        <w:spacing/>
+        <w:ind/>
+      </w:pPr>
+      <w:tblPr>
+        <w:tblBorders/>
+      </w:tblPr>
+      <w:tcPr>
         <w:shd w:val="clear" w:color="ffffff"/>
         <w:tcBorders>
           <w:top w:val="none" w:color="000000" w:sz="4" w:space="0"/>
@@ -6580,7 +6774,30 @@
         </w:tcBorders>
       </w:tcPr>
     </w:tblStylePr>
-    <w:tblStylePr w:type="firstRow">
+    <w:tblStylePr w:type="lastCol">
+      <w:rPr>
+        <w:i/>
+        <w:color w:val="404040"/>
+      </w:rPr>
+      <w:pPr>
+        <w:pBdr/>
+        <w:spacing/>
+        <w:ind/>
+      </w:pPr>
+      <w:tblPr>
+        <w:tblBorders/>
+      </w:tblPr>
+      <w:tcPr>
+        <w:shd w:color="ffffff"/>
+        <w:tcBorders>
+          <w:top w:val="none" w:color="000000" w:sz="4" w:space="0"/>
+          <w:left w:val="none" w:color="000000" w:sz="4" w:space="0"/>
+          <w:bottom w:val="none" w:color="000000" w:sz="4" w:space="0"/>
+          <w:right w:val="none" w:color="000000" w:sz="4" w:space="0"/>
+        </w:tcBorders>
+      </w:tcPr>
+    </w:tblStylePr>
+    <w:tblStylePr w:type="lastRow">
       <w:rPr>
         <w:b/>
         <w:color w:val="404040"/>
@@ -6603,52 +6820,6 @@
         </w:tcBorders>
       </w:tcPr>
     </w:tblStylePr>
-    <w:tblStylePr w:type="lastCol">
-      <w:rPr>
-        <w:i/>
-        <w:color w:val="404040"/>
-      </w:rPr>
-      <w:pPr>
-        <w:pBdr/>
-        <w:spacing/>
-        <w:ind/>
-      </w:pPr>
-      <w:tblPr>
-        <w:tblBorders/>
-      </w:tblPr>
-      <w:tcPr>
-        <w:shd w:val="clear" w:color="ffffff"/>
-        <w:tcBorders>
-          <w:top w:val="none" w:color="000000" w:sz="4" w:space="0"/>
-          <w:left w:val="none" w:color="000000" w:sz="4" w:space="0"/>
-          <w:bottom w:val="none" w:color="000000" w:sz="4" w:space="0"/>
-          <w:right w:val="none" w:color="000000" w:sz="4" w:space="0"/>
-        </w:tcBorders>
-      </w:tcPr>
-    </w:tblStylePr>
-    <w:tblStylePr w:type="lastRow">
-      <w:rPr>
-        <w:b/>
-        <w:color w:val="404040"/>
-      </w:rPr>
-      <w:pPr>
-        <w:pBdr/>
-        <w:spacing/>
-        <w:ind/>
-      </w:pPr>
-      <w:tblPr>
-        <w:tblBorders/>
-      </w:tblPr>
-      <w:tcPr>
-        <w:shd w:val="clear" w:color="ffffff"/>
-        <w:tcBorders>
-          <w:top w:val="none" w:color="000000" w:sz="4" w:space="0"/>
-          <w:left w:val="none" w:color="000000" w:sz="4" w:space="0"/>
-          <w:bottom w:val="none" w:color="000000" w:sz="4" w:space="0"/>
-          <w:right w:val="none" w:color="000000" w:sz="4" w:space="0"/>
-        </w:tcBorders>
-      </w:tcPr>
-    </w:tblStylePr>
     <w:tblStylePr w:type="nwCell">
       <w:pPr>
         <w:pBdr/>
@@ -6715,9 +6886,9 @@
       </w:tcPr>
     </w:tblStylePr>
   </w:style>
-  <w:style w:type="table" w:styleId="736">
+  <w:style w:type="table" w:styleId="38">
     <w:name w:val="Grid Table 3 - Accent 5"/>
-    <w:basedOn w:val="709"/>
+    <w:basedOn w:val="11"/>
     <w:uiPriority w:val="99"/>
     <w:pPr>
       <w:pBdr/>
@@ -6816,6 +6987,29 @@
         <w:tblBorders/>
       </w:tblPr>
       <w:tcPr>
+        <w:shd w:color="ffffff"/>
+        <w:tcBorders>
+          <w:top w:val="none" w:color="000000" w:sz="4" w:space="0"/>
+          <w:left w:val="none" w:color="000000" w:sz="4" w:space="0"/>
+          <w:bottom w:val="none" w:color="000000" w:sz="4" w:space="0"/>
+          <w:right w:val="none" w:color="000000" w:sz="4" w:space="0"/>
+        </w:tcBorders>
+      </w:tcPr>
+    </w:tblStylePr>
+    <w:tblStylePr w:type="firstRow">
+      <w:rPr>
+        <w:b/>
+        <w:color w:val="404040"/>
+      </w:rPr>
+      <w:pPr>
+        <w:pBdr/>
+        <w:spacing/>
+        <w:ind/>
+      </w:pPr>
+      <w:tblPr>
+        <w:tblBorders/>
+      </w:tblPr>
+      <w:tcPr>
         <w:shd w:val="clear" w:color="ffffff"/>
         <w:tcBorders>
           <w:top w:val="none" w:color="000000" w:sz="4" w:space="0"/>
@@ -6825,7 +7019,30 @@
         </w:tcBorders>
       </w:tcPr>
     </w:tblStylePr>
-    <w:tblStylePr w:type="firstRow">
+    <w:tblStylePr w:type="lastCol">
+      <w:rPr>
+        <w:i/>
+        <w:color w:val="404040"/>
+      </w:rPr>
+      <w:pPr>
+        <w:pBdr/>
+        <w:spacing/>
+        <w:ind/>
+      </w:pPr>
+      <w:tblPr>
+        <w:tblBorders/>
+      </w:tblPr>
+      <w:tcPr>
+        <w:shd w:color="ffffff"/>
+        <w:tcBorders>
+          <w:top w:val="none" w:color="000000" w:sz="4" w:space="0"/>
+          <w:left w:val="none" w:color="000000" w:sz="4" w:space="0"/>
+          <w:bottom w:val="none" w:color="000000" w:sz="4" w:space="0"/>
+          <w:right w:val="none" w:color="000000" w:sz="4" w:space="0"/>
+        </w:tcBorders>
+      </w:tcPr>
+    </w:tblStylePr>
+    <w:tblStylePr w:type="lastRow">
       <w:rPr>
         <w:b/>
         <w:color w:val="404040"/>
@@ -6848,52 +7065,6 @@
         </w:tcBorders>
       </w:tcPr>
     </w:tblStylePr>
-    <w:tblStylePr w:type="lastCol">
-      <w:rPr>
-        <w:i/>
-        <w:color w:val="404040"/>
-      </w:rPr>
-      <w:pPr>
-        <w:pBdr/>
-        <w:spacing/>
-        <w:ind/>
-      </w:pPr>
-      <w:tblPr>
-        <w:tblBorders/>
-      </w:tblPr>
-      <w:tcPr>
-        <w:shd w:val="clear" w:color="ffffff"/>
-        <w:tcBorders>
-          <w:top w:val="none" w:color="000000" w:sz="4" w:space="0"/>
-          <w:left w:val="none" w:color="000000" w:sz="4" w:space="0"/>
-          <w:bottom w:val="none" w:color="000000" w:sz="4" w:space="0"/>
-          <w:right w:val="none" w:color="000000" w:sz="4" w:space="0"/>
-        </w:tcBorders>
-      </w:tcPr>
-    </w:tblStylePr>
-    <w:tblStylePr w:type="lastRow">
-      <w:rPr>
-        <w:b/>
-        <w:color w:val="404040"/>
-      </w:rPr>
-      <w:pPr>
-        <w:pBdr/>
-        <w:spacing/>
-        <w:ind/>
-      </w:pPr>
-      <w:tblPr>
-        <w:tblBorders/>
-      </w:tblPr>
-      <w:tcPr>
-        <w:shd w:val="clear" w:color="ffffff"/>
-        <w:tcBorders>
-          <w:top w:val="none" w:color="000000" w:sz="4" w:space="0"/>
-          <w:left w:val="none" w:color="000000" w:sz="4" w:space="0"/>
-          <w:bottom w:val="none" w:color="000000" w:sz="4" w:space="0"/>
-          <w:right w:val="none" w:color="000000" w:sz="4" w:space="0"/>
-        </w:tcBorders>
-      </w:tcPr>
-    </w:tblStylePr>
     <w:tblStylePr w:type="nwCell">
       <w:pPr>
         <w:pBdr/>
@@ -6960,9 +7131,9 @@
       </w:tcPr>
     </w:tblStylePr>
   </w:style>
-  <w:style w:type="table" w:styleId="737">
+  <w:style w:type="table" w:styleId="39">
     <w:name w:val="Grid Table 3 - Accent 6"/>
-    <w:basedOn w:val="709"/>
+    <w:basedOn w:val="11"/>
     <w:uiPriority w:val="99"/>
     <w:pPr>
       <w:pBdr/>
@@ -7061,6 +7232,29 @@
         <w:tblBorders/>
       </w:tblPr>
       <w:tcPr>
+        <w:shd w:color="ffffff"/>
+        <w:tcBorders>
+          <w:top w:val="none" w:color="000000" w:sz="4" w:space="0"/>
+          <w:left w:val="none" w:color="000000" w:sz="4" w:space="0"/>
+          <w:bottom w:val="none" w:color="000000" w:sz="4" w:space="0"/>
+          <w:right w:val="none" w:color="000000" w:sz="4" w:space="0"/>
+        </w:tcBorders>
+      </w:tcPr>
+    </w:tblStylePr>
+    <w:tblStylePr w:type="firstRow">
+      <w:rPr>
+        <w:b/>
+        <w:color w:val="404040"/>
+      </w:rPr>
+      <w:pPr>
+        <w:pBdr/>
+        <w:spacing/>
+        <w:ind/>
+      </w:pPr>
+      <w:tblPr>
+        <w:tblBorders/>
+      </w:tblPr>
+      <w:tcPr>
         <w:shd w:val="clear" w:color="ffffff"/>
         <w:tcBorders>
           <w:top w:val="none" w:color="000000" w:sz="4" w:space="0"/>
@@ -7070,7 +7264,30 @@
         </w:tcBorders>
       </w:tcPr>
     </w:tblStylePr>
-    <w:tblStylePr w:type="firstRow">
+    <w:tblStylePr w:type="lastCol">
+      <w:rPr>
+        <w:i/>
+        <w:color w:val="404040"/>
+      </w:rPr>
+      <w:pPr>
+        <w:pBdr/>
+        <w:spacing/>
+        <w:ind/>
+      </w:pPr>
+      <w:tblPr>
+        <w:tblBorders/>
+      </w:tblPr>
+      <w:tcPr>
+        <w:shd w:color="ffffff"/>
+        <w:tcBorders>
+          <w:top w:val="none" w:color="000000" w:sz="4" w:space="0"/>
+          <w:left w:val="none" w:color="000000" w:sz="4" w:space="0"/>
+          <w:bottom w:val="none" w:color="000000" w:sz="4" w:space="0"/>
+          <w:right w:val="none" w:color="000000" w:sz="4" w:space="0"/>
+        </w:tcBorders>
+      </w:tcPr>
+    </w:tblStylePr>
+    <w:tblStylePr w:type="lastRow">
       <w:rPr>
         <w:b/>
         <w:color w:val="404040"/>
@@ -7093,52 +7310,6 @@
         </w:tcBorders>
       </w:tcPr>
     </w:tblStylePr>
-    <w:tblStylePr w:type="lastCol">
-      <w:rPr>
-        <w:i/>
-        <w:color w:val="404040"/>
-      </w:rPr>
-      <w:pPr>
-        <w:pBdr/>
-        <w:spacing/>
-        <w:ind/>
-      </w:pPr>
-      <w:tblPr>
-        <w:tblBorders/>
-      </w:tblPr>
-      <w:tcPr>
-        <w:shd w:val="clear" w:color="ffffff"/>
-        <w:tcBorders>
-          <w:top w:val="none" w:color="000000" w:sz="4" w:space="0"/>
-          <w:left w:val="none" w:color="000000" w:sz="4" w:space="0"/>
-          <w:bottom w:val="none" w:color="000000" w:sz="4" w:space="0"/>
-          <w:right w:val="none" w:color="000000" w:sz="4" w:space="0"/>
-        </w:tcBorders>
-      </w:tcPr>
-    </w:tblStylePr>
-    <w:tblStylePr w:type="lastRow">
-      <w:rPr>
-        <w:b/>
-        <w:color w:val="404040"/>
-      </w:rPr>
-      <w:pPr>
-        <w:pBdr/>
-        <w:spacing/>
-        <w:ind/>
-      </w:pPr>
-      <w:tblPr>
-        <w:tblBorders/>
-      </w:tblPr>
-      <w:tcPr>
-        <w:shd w:val="clear" w:color="ffffff"/>
-        <w:tcBorders>
-          <w:top w:val="none" w:color="000000" w:sz="4" w:space="0"/>
-          <w:left w:val="none" w:color="000000" w:sz="4" w:space="0"/>
-          <w:bottom w:val="none" w:color="000000" w:sz="4" w:space="0"/>
-          <w:right w:val="none" w:color="000000" w:sz="4" w:space="0"/>
-        </w:tcBorders>
-      </w:tcPr>
-    </w:tblStylePr>
     <w:tblStylePr w:type="nwCell">
       <w:pPr>
         <w:pBdr/>
@@ -7205,9 +7376,9 @@
       </w:tcPr>
     </w:tblStylePr>
   </w:style>
-  <w:style w:type="table" w:styleId="738">
+  <w:style w:type="table" w:styleId="40">
     <w:name w:val="Grid Table 4"/>
-    <w:basedOn w:val="709"/>
+    <w:basedOn w:val="11"/>
     <w:uiPriority w:val="59"/>
     <w:pPr>
       <w:pBdr/>
@@ -7438,9 +7609,9 @@
       </w:tcPr>
     </w:tblStylePr>
   </w:style>
-  <w:style w:type="table" w:styleId="739">
+  <w:style w:type="table" w:styleId="41">
     <w:name w:val="Grid Table 4 - Accent 1"/>
-    <w:basedOn w:val="709"/>
+    <w:basedOn w:val="11"/>
     <w:uiPriority w:val="59"/>
     <w:pPr>
       <w:pBdr/>
@@ -7671,9 +7842,9 @@
       </w:tcPr>
     </w:tblStylePr>
   </w:style>
-  <w:style w:type="table" w:styleId="740">
+  <w:style w:type="table" w:styleId="42">
     <w:name w:val="Grid Table 4 - Accent 2"/>
-    <w:basedOn w:val="709"/>
+    <w:basedOn w:val="11"/>
     <w:uiPriority w:val="59"/>
     <w:pPr>
       <w:pBdr/>
@@ -7904,9 +8075,9 @@
       </w:tcPr>
     </w:tblStylePr>
   </w:style>
-  <w:style w:type="table" w:styleId="741">
+  <w:style w:type="table" w:styleId="43">
     <w:name w:val="Grid Table 4 - Accent 3"/>
-    <w:basedOn w:val="709"/>
+    <w:basedOn w:val="11"/>
     <w:uiPriority w:val="59"/>
     <w:pPr>
       <w:pBdr/>
@@ -8137,9 +8308,9 @@
       </w:tcPr>
     </w:tblStylePr>
   </w:style>
-  <w:style w:type="table" w:styleId="742">
+  <w:style w:type="table" w:styleId="44">
     <w:name w:val="Grid Table 4 - Accent 4"/>
-    <w:basedOn w:val="709"/>
+    <w:basedOn w:val="11"/>
     <w:uiPriority w:val="59"/>
     <w:pPr>
       <w:pBdr/>
@@ -8370,9 +8541,9 @@
       </w:tcPr>
     </w:tblStylePr>
   </w:style>
-  <w:style w:type="table" w:styleId="743">
+  <w:style w:type="table" w:styleId="45">
     <w:name w:val="Grid Table 4 - Accent 5"/>
-    <w:basedOn w:val="709"/>
+    <w:basedOn w:val="11"/>
     <w:uiPriority w:val="59"/>
     <w:pPr>
       <w:pBdr/>
@@ -8603,9 +8774,9 @@
       </w:tcPr>
     </w:tblStylePr>
   </w:style>
-  <w:style w:type="table" w:styleId="744">
+  <w:style w:type="table" w:styleId="46">
     <w:name w:val="Grid Table 4 - Accent 6"/>
-    <w:basedOn w:val="709"/>
+    <w:basedOn w:val="11"/>
     <w:uiPriority w:val="59"/>
     <w:pPr>
       <w:pBdr/>
@@ -8836,9 +9007,9 @@
       </w:tcPr>
     </w:tblStylePr>
   </w:style>
-  <w:style w:type="table" w:styleId="745">
+  <w:style w:type="table" w:styleId="47">
     <w:name w:val="Grid Table 5 Dark"/>
-    <w:basedOn w:val="709"/>
+    <w:basedOn w:val="11"/>
     <w:uiPriority w:val="99"/>
     <w:pPr>
       <w:pBdr/>
@@ -9064,9 +9235,9 @@
       </w:tcPr>
     </w:tblStylePr>
   </w:style>
-  <w:style w:type="table" w:styleId="746">
+  <w:style w:type="table" w:styleId="48">
     <w:name w:val="Grid Table 5 Dark- Accent 1"/>
-    <w:basedOn w:val="709"/>
+    <w:basedOn w:val="11"/>
     <w:uiPriority w:val="99"/>
     <w:pPr>
       <w:pBdr/>
@@ -9292,9 +9463,9 @@
       </w:tcPr>
     </w:tblStylePr>
   </w:style>
-  <w:style w:type="table" w:styleId="747">
+  <w:style w:type="table" w:styleId="49">
     <w:name w:val="Grid Table 5 Dark - Accent 2"/>
-    <w:basedOn w:val="709"/>
+    <w:basedOn w:val="11"/>
     <w:uiPriority w:val="99"/>
     <w:pPr>
       <w:pBdr/>
@@ -9520,9 +9691,9 @@
       </w:tcPr>
     </w:tblStylePr>
   </w:style>
-  <w:style w:type="table" w:styleId="748">
+  <w:style w:type="table" w:styleId="50">
     <w:name w:val="Grid Table 5 Dark - Accent 3"/>
-    <w:basedOn w:val="709"/>
+    <w:basedOn w:val="11"/>
     <w:uiPriority w:val="99"/>
     <w:pPr>
       <w:pBdr/>
@@ -9748,9 +9919,9 @@
       </w:tcPr>
     </w:tblStylePr>
   </w:style>
-  <w:style w:type="table" w:styleId="749">
+  <w:style w:type="table" w:styleId="51">
     <w:name w:val="Grid Table 5 Dark- Accent 4"/>
-    <w:basedOn w:val="709"/>
+    <w:basedOn w:val="11"/>
     <w:uiPriority w:val="99"/>
     <w:pPr>
       <w:pBdr/>
@@ -9976,9 +10147,9 @@
       </w:tcPr>
     </w:tblStylePr>
   </w:style>
-  <w:style w:type="table" w:styleId="750">
+  <w:style w:type="table" w:styleId="52">
     <w:name w:val="Grid Table 5 Dark - Accent 5"/>
-    <w:basedOn w:val="709"/>
+    <w:basedOn w:val="11"/>
     <w:uiPriority w:val="99"/>
     <w:pPr>
       <w:pBdr/>
@@ -10204,9 +10375,9 @@
       </w:tcPr>
     </w:tblStylePr>
   </w:style>
-  <w:style w:type="table" w:styleId="751">
+  <w:style w:type="table" w:styleId="53">
     <w:name w:val="Grid Table 5 Dark - Accent 6"/>
-    <w:basedOn w:val="709"/>
+    <w:basedOn w:val="11"/>
     <w:uiPriority w:val="99"/>
     <w:pPr>
       <w:pBdr/>
@@ -10432,9 +10603,9 @@
       </w:tcPr>
     </w:tblStylePr>
   </w:style>
-  <w:style w:type="table" w:styleId="752">
+  <w:style w:type="table" w:styleId="54">
     <w:name w:val="Grid Table 6 Colorful"/>
-    <w:basedOn w:val="709"/>
+    <w:basedOn w:val="11"/>
     <w:uiPriority w:val="99"/>
     <w:pPr>
       <w:pBdr/>
@@ -10662,9 +10833,9 @@
       </w:tcPr>
     </w:tblStylePr>
   </w:style>
-  <w:style w:type="table" w:styleId="753">
+  <w:style w:type="table" w:styleId="55">
     <w:name w:val="Grid Table 6 Colorful - Accent 1"/>
-    <w:basedOn w:val="709"/>
+    <w:basedOn w:val="11"/>
     <w:uiPriority w:val="99"/>
     <w:pPr>
       <w:pBdr/>
@@ -10892,9 +11063,9 @@
       </w:tcPr>
     </w:tblStylePr>
   </w:style>
-  <w:style w:type="table" w:styleId="754">
+  <w:style w:type="table" w:styleId="56">
     <w:name w:val="Grid Table 6 Colorful - Accent 2"/>
-    <w:basedOn w:val="709"/>
+    <w:basedOn w:val="11"/>
     <w:uiPriority w:val="99"/>
     <w:pPr>
       <w:pBdr/>
@@ -11122,9 +11293,9 @@
       </w:tcPr>
     </w:tblStylePr>
   </w:style>
-  <w:style w:type="table" w:styleId="755">
+  <w:style w:type="table" w:styleId="57">
     <w:name w:val="Grid Table 6 Colorful - Accent 3"/>
-    <w:basedOn w:val="709"/>
+    <w:basedOn w:val="11"/>
     <w:uiPriority w:val="99"/>
     <w:pPr>
       <w:pBdr/>
@@ -11352,9 +11523,9 @@
       </w:tcPr>
     </w:tblStylePr>
   </w:style>
-  <w:style w:type="table" w:styleId="756">
+  <w:style w:type="table" w:styleId="58">
     <w:name w:val="Grid Table 6 Colorful - Accent 4"/>
-    <w:basedOn w:val="709"/>
+    <w:basedOn w:val="11"/>
     <w:uiPriority w:val="99"/>
     <w:pPr>
       <w:pBdr/>
@@ -11582,9 +11753,9 @@
       </w:tcPr>
     </w:tblStylePr>
   </w:style>
-  <w:style w:type="table" w:styleId="757">
+  <w:style w:type="table" w:styleId="59">
     <w:name w:val="Grid Table 6 Colorful - Accent 5"/>
-    <w:basedOn w:val="709"/>
+    <w:basedOn w:val="11"/>
     <w:uiPriority w:val="99"/>
     <w:pPr>
       <w:pBdr/>
@@ -11812,9 +11983,9 @@
       </w:tcPr>
     </w:tblStylePr>
   </w:style>
-  <w:style w:type="table" w:styleId="758">
+  <w:style w:type="table" w:styleId="60">
     <w:name w:val="Grid Table 6 Colorful - Accent 6"/>
-    <w:basedOn w:val="709"/>
+    <w:basedOn w:val="11"/>
     <w:uiPriority w:val="99"/>
     <w:pPr>
       <w:pBdr/>
@@ -12042,9 +12213,9 @@
       </w:tcPr>
     </w:tblStylePr>
   </w:style>
-  <w:style w:type="table" w:styleId="759">
+  <w:style w:type="table" w:styleId="61">
     <w:name w:val="Grid Table 7 Colorful"/>
-    <w:basedOn w:val="709"/>
+    <w:basedOn w:val="11"/>
     <w:uiPriority w:val="99"/>
     <w:pPr>
       <w:pBdr/>
@@ -12146,11 +12317,11 @@
         <w:tblBorders/>
       </w:tblPr>
       <w:tcPr>
-        <w:shd w:val="clear" w:color="ffffff"/>
+        <w:shd w:color="ffffff"/>
         <w:tcBorders>
-          <w:top w:val="none" w:color="000000" w:sz="4" w:space="0"/>
-          <w:left w:val="none" w:color="000000" w:sz="4" w:space="0"/>
-          <w:bottom w:val="none" w:color="000000" w:sz="4" w:space="0"/>
+          <w:top w:val="none"/>
+          <w:left w:val="none"/>
+          <w:bottom w:val="none"/>
           <w:right w:val="single" w:color="000000" w:themeColor="text1" w:themeTint="80" w:sz="4" w:space="0"/>
         </w:tcBorders>
       </w:tcPr>
@@ -12173,10 +12344,10 @@
       <w:tcPr>
         <w:shd w:val="clear" w:color="ffffff" w:themeColor="light1" w:fill="ffffff" w:themeFill="light1"/>
         <w:tcBorders>
-          <w:top w:val="none" w:color="000000" w:sz="4" w:space="0"/>
-          <w:left w:val="none" w:color="000000" w:sz="4" w:space="0"/>
+          <w:top w:val="none"/>
+          <w:left w:val="none"/>
           <w:bottom w:val="single" w:color="000000" w:themeColor="text1" w:themeTint="80" w:sz="4" w:space="0"/>
-          <w:right w:val="none" w:color="000000" w:sz="4" w:space="0"/>
+          <w:right w:val="none"/>
         </w:tcBorders>
       </w:tcPr>
     </w:tblStylePr>
@@ -12196,12 +12367,12 @@
         <w:tblBorders/>
       </w:tblPr>
       <w:tcPr>
-        <w:shd w:val="clear" w:color="ffffff"/>
+        <w:shd w:color="ffffff"/>
         <w:tcBorders>
-          <w:top w:val="none" w:color="000000" w:sz="4" w:space="0"/>
+          <w:top w:val="none"/>
           <w:left w:val="single" w:color="000000" w:themeColor="text1" w:themeTint="80" w:sz="4" w:space="0"/>
-          <w:bottom w:val="none" w:color="000000" w:sz="4" w:space="0"/>
-          <w:right w:val="none" w:color="000000" w:sz="4" w:space="0"/>
+          <w:bottom w:val="none"/>
+          <w:right w:val="none"/>
         </w:tcBorders>
       </w:tcPr>
     </w:tblStylePr>
@@ -12224,9 +12395,9 @@
         <w:shd w:val="clear" w:color="ffffff" w:themeColor="light1" w:fill="ffffff" w:themeFill="light1"/>
         <w:tcBorders>
           <w:top w:val="single" w:color="000000" w:themeColor="text1" w:themeTint="80" w:sz="4" w:space="0"/>
-          <w:left w:val="none" w:color="000000" w:sz="4" w:space="0"/>
-          <w:bottom w:val="none" w:color="000000" w:sz="4" w:space="0"/>
-          <w:right w:val="none" w:color="000000" w:sz="4" w:space="0"/>
+          <w:left w:val="none"/>
+          <w:bottom w:val="none"/>
+          <w:right w:val="none"/>
         </w:tcBorders>
       </w:tcPr>
     </w:tblStylePr>
@@ -12296,9 +12467,9 @@
       </w:tcPr>
     </w:tblStylePr>
   </w:style>
-  <w:style w:type="table" w:styleId="760">
+  <w:style w:type="table" w:styleId="62">
     <w:name w:val="Grid Table 7 Colorful - Accent 1"/>
-    <w:basedOn w:val="709"/>
+    <w:basedOn w:val="11"/>
     <w:uiPriority w:val="99"/>
     <w:pPr>
       <w:pBdr/>
@@ -12400,11 +12571,11 @@
         <w:tblBorders/>
       </w:tblPr>
       <w:tcPr>
-        <w:shd w:val="clear" w:color="ffffff"/>
+        <w:shd w:color="ffffff"/>
         <w:tcBorders>
-          <w:top w:val="none" w:color="000000" w:sz="4" w:space="0"/>
-          <w:left w:val="none" w:color="000000" w:sz="4" w:space="0"/>
-          <w:bottom w:val="none" w:color="000000" w:sz="4" w:space="0"/>
+          <w:top w:val="none"/>
+          <w:left w:val="none"/>
+          <w:bottom w:val="none"/>
           <w:right w:val="single" w:color="000000" w:themeColor="accent1" w:themeTint="80" w:sz="4" w:space="0"/>
         </w:tcBorders>
       </w:tcPr>
@@ -12427,10 +12598,10 @@
       <w:tcPr>
         <w:shd w:val="clear" w:color="ffffff" w:themeColor="light1" w:fill="ffffff" w:themeFill="light1"/>
         <w:tcBorders>
-          <w:top w:val="none" w:color="000000" w:sz="4" w:space="0"/>
-          <w:left w:val="none" w:color="000000" w:sz="4" w:space="0"/>
+          <w:top w:val="none"/>
+          <w:left w:val="none"/>
           <w:bottom w:val="single" w:color="000000" w:themeColor="accent1" w:themeTint="80" w:sz="4" w:space="0"/>
-          <w:right w:val="none" w:color="000000" w:sz="4" w:space="0"/>
+          <w:right w:val="none"/>
         </w:tcBorders>
       </w:tcPr>
     </w:tblStylePr>
@@ -12450,12 +12621,12 @@
         <w:tblBorders/>
       </w:tblPr>
       <w:tcPr>
-        <w:shd w:val="clear" w:color="ffffff"/>
+        <w:shd w:color="ffffff"/>
         <w:tcBorders>
-          <w:top w:val="none" w:color="000000" w:sz="4" w:space="0"/>
+          <w:top w:val="none"/>
           <w:left w:val="single" w:color="000000" w:themeColor="accent1" w:themeTint="80" w:sz="4" w:space="0"/>
-          <w:bottom w:val="none" w:color="000000" w:sz="4" w:space="0"/>
-          <w:right w:val="none" w:color="000000" w:sz="4" w:space="0"/>
+          <w:bottom w:val="none"/>
+          <w:right w:val="none"/>
         </w:tcBorders>
       </w:tcPr>
     </w:tblStylePr>
@@ -12478,9 +12649,9 @@
         <w:shd w:val="clear" w:color="ffffff" w:themeColor="light1" w:fill="ffffff" w:themeFill="light1"/>
         <w:tcBorders>
           <w:top w:val="single" w:color="000000" w:themeColor="accent1" w:themeTint="80" w:sz="4" w:space="0"/>
-          <w:left w:val="none" w:color="000000" w:sz="4" w:space="0"/>
-          <w:bottom w:val="none" w:color="000000" w:sz="4" w:space="0"/>
-          <w:right w:val="none" w:color="000000" w:sz="4" w:space="0"/>
+          <w:left w:val="none"/>
+          <w:bottom w:val="none"/>
+          <w:right w:val="none"/>
         </w:tcBorders>
       </w:tcPr>
     </w:tblStylePr>
@@ -12550,9 +12721,9 @@
       </w:tcPr>
     </w:tblStylePr>
   </w:style>
-  <w:style w:type="table" w:styleId="761">
+  <w:style w:type="table" w:styleId="63">
     <w:name w:val="Grid Table 7 Colorful - Accent 2"/>
-    <w:basedOn w:val="709"/>
+    <w:basedOn w:val="11"/>
     <w:uiPriority w:val="99"/>
     <w:pPr>
       <w:pBdr/>
@@ -12654,11 +12825,11 @@
         <w:tblBorders/>
       </w:tblPr>
       <w:tcPr>
-        <w:shd w:val="clear" w:color="ffffff"/>
+        <w:shd w:color="ffffff"/>
         <w:tcBorders>
-          <w:top w:val="none" w:color="000000" w:sz="4" w:space="0"/>
-          <w:left w:val="none" w:color="000000" w:sz="4" w:space="0"/>
-          <w:bottom w:val="none" w:color="000000" w:sz="4" w:space="0"/>
+          <w:top w:val="none"/>
+          <w:left w:val="none"/>
+          <w:bottom w:val="none"/>
           <w:right w:val="single" w:color="000000" w:themeColor="accent2" w:themeTint="97" w:sz="4" w:space="0"/>
         </w:tcBorders>
       </w:tcPr>
@@ -12681,10 +12852,10 @@
       <w:tcPr>
         <w:shd w:val="clear" w:color="ffffff" w:themeColor="light1" w:fill="ffffff" w:themeFill="light1"/>
         <w:tcBorders>
-          <w:top w:val="none" w:color="000000" w:sz="4" w:space="0"/>
-          <w:left w:val="none" w:color="000000" w:sz="4" w:space="0"/>
+          <w:top w:val="none"/>
+          <w:left w:val="none"/>
           <w:bottom w:val="single" w:color="000000" w:themeColor="accent2" w:themeTint="97" w:sz="4" w:space="0"/>
-          <w:right w:val="none" w:color="000000" w:sz="4" w:space="0"/>
+          <w:right w:val="none"/>
         </w:tcBorders>
       </w:tcPr>
     </w:tblStylePr>
@@ -12704,12 +12875,12 @@
         <w:tblBorders/>
       </w:tblPr>
       <w:tcPr>
-        <w:shd w:val="clear" w:color="ffffff"/>
+        <w:shd w:color="ffffff"/>
         <w:tcBorders>
-          <w:top w:val="none" w:color="000000" w:sz="4" w:space="0"/>
+          <w:top w:val="none"/>
           <w:left w:val="single" w:color="000000" w:themeColor="accent2" w:themeTint="97" w:sz="4" w:space="0"/>
-          <w:bottom w:val="none" w:color="000000" w:sz="4" w:space="0"/>
-          <w:right w:val="none" w:color="000000" w:sz="4" w:space="0"/>
+          <w:bottom w:val="none"/>
+          <w:right w:val="none"/>
         </w:tcBorders>
       </w:tcPr>
     </w:tblStylePr>
@@ -12732,9 +12903,9 @@
         <w:shd w:val="clear" w:color="ffffff" w:themeColor="light1" w:fill="ffffff" w:themeFill="light1"/>
         <w:tcBorders>
           <w:top w:val="single" w:color="000000" w:themeColor="accent2" w:themeTint="97" w:sz="4" w:space="0"/>
-          <w:left w:val="none" w:color="000000" w:sz="4" w:space="0"/>
-          <w:bottom w:val="none" w:color="000000" w:sz="4" w:space="0"/>
-          <w:right w:val="none" w:color="000000" w:sz="4" w:space="0"/>
+          <w:left w:val="none"/>
+          <w:bottom w:val="none"/>
+          <w:right w:val="none"/>
         </w:tcBorders>
       </w:tcPr>
     </w:tblStylePr>
@@ -12804,9 +12975,9 @@
       </w:tcPr>
     </w:tblStylePr>
   </w:style>
-  <w:style w:type="table" w:styleId="762">
+  <w:style w:type="table" w:styleId="64">
     <w:name w:val="Grid Table 7 Colorful - Accent 3"/>
-    <w:basedOn w:val="709"/>
+    <w:basedOn w:val="11"/>
     <w:uiPriority w:val="99"/>
     <w:pPr>
       <w:pBdr/>
@@ -12908,11 +13079,11 @@
         <w:tblBorders/>
       </w:tblPr>
       <w:tcPr>
-        <w:shd w:val="clear" w:color="ffffff"/>
+        <w:shd w:color="ffffff"/>
         <w:tcBorders>
-          <w:top w:val="none" w:color="000000" w:sz="4" w:space="0"/>
-          <w:left w:val="none" w:color="000000" w:sz="4" w:space="0"/>
-          <w:bottom w:val="none" w:color="000000" w:sz="4" w:space="0"/>
+          <w:top w:val="none"/>
+          <w:left w:val="none"/>
+          <w:bottom w:val="none"/>
           <w:right w:val="single" w:color="000000" w:themeColor="accent3" w:themeTint="FE" w:sz="4" w:space="0"/>
         </w:tcBorders>
       </w:tcPr>
@@ -12935,10 +13106,10 @@
       <w:tcPr>
         <w:shd w:val="clear" w:color="ffffff" w:themeColor="light1" w:fill="ffffff" w:themeFill="light1"/>
         <w:tcBorders>
-          <w:top w:val="none" w:color="000000" w:sz="4" w:space="0"/>
-          <w:left w:val="none" w:color="000000" w:sz="4" w:space="0"/>
+          <w:top w:val="none"/>
+          <w:left w:val="none"/>
           <w:bottom w:val="single" w:color="000000" w:themeColor="accent3" w:themeTint="FE" w:sz="4" w:space="0"/>
-          <w:right w:val="none" w:color="000000" w:sz="4" w:space="0"/>
+          <w:right w:val="none"/>
         </w:tcBorders>
       </w:tcPr>
     </w:tblStylePr>
@@ -12958,12 +13129,12 @@
         <w:tblBorders/>
       </w:tblPr>
       <w:tcPr>
-        <w:shd w:val="clear" w:color="ffffff"/>
+        <w:shd w:color="ffffff"/>
         <w:tcBorders>
-          <w:top w:val="none" w:color="000000" w:sz="4" w:space="0"/>
+          <w:top w:val="none"/>
           <w:left w:val="single" w:color="000000" w:themeColor="accent3" w:themeTint="FE" w:sz="4" w:space="0"/>
-          <w:bottom w:val="none" w:color="000000" w:sz="4" w:space="0"/>
-          <w:right w:val="none" w:color="000000" w:sz="4" w:space="0"/>
+          <w:bottom w:val="none"/>
+          <w:right w:val="none"/>
         </w:tcBorders>
       </w:tcPr>
     </w:tblStylePr>
@@ -12986,9 +13157,9 @@
         <w:shd w:val="clear" w:color="ffffff" w:themeColor="light1" w:fill="ffffff" w:themeFill="light1"/>
         <w:tcBorders>
           <w:top w:val="single" w:color="000000" w:themeColor="accent3" w:themeTint="FE" w:sz="4" w:space="0"/>
-          <w:left w:val="none" w:color="000000" w:sz="4" w:space="0"/>
-          <w:bottom w:val="none" w:color="000000" w:sz="4" w:space="0"/>
-          <w:right w:val="none" w:color="000000" w:sz="4" w:space="0"/>
+          <w:left w:val="none"/>
+          <w:bottom w:val="none"/>
+          <w:right w:val="none"/>
         </w:tcBorders>
       </w:tcPr>
     </w:tblStylePr>
@@ -13058,9 +13229,9 @@
       </w:tcPr>
     </w:tblStylePr>
   </w:style>
-  <w:style w:type="table" w:styleId="763">
+  <w:style w:type="table" w:styleId="65">
     <w:name w:val="Grid Table 7 Colorful - Accent 4"/>
-    <w:basedOn w:val="709"/>
+    <w:basedOn w:val="11"/>
     <w:uiPriority w:val="99"/>
     <w:pPr>
       <w:pBdr/>
@@ -13162,11 +13333,11 @@
         <w:tblBorders/>
       </w:tblPr>
       <w:tcPr>
-        <w:shd w:val="clear" w:color="ffffff"/>
+        <w:shd w:color="ffffff"/>
         <w:tcBorders>
-          <w:top w:val="none" w:color="000000" w:sz="4" w:space="0"/>
-          <w:left w:val="none" w:color="000000" w:sz="4" w:space="0"/>
-          <w:bottom w:val="none" w:color="000000" w:sz="4" w:space="0"/>
+          <w:top w:val="none"/>
+          <w:left w:val="none"/>
+          <w:bottom w:val="none"/>
           <w:right w:val="single" w:color="000000" w:themeColor="accent4" w:themeTint="9A" w:sz="4" w:space="0"/>
         </w:tcBorders>
       </w:tcPr>
@@ -13189,10 +13360,10 @@
       <w:tcPr>
         <w:shd w:val="clear" w:color="ffffff" w:themeColor="light1" w:fill="ffffff" w:themeFill="light1"/>
         <w:tcBorders>
-          <w:top w:val="none" w:color="000000" w:sz="4" w:space="0"/>
-          <w:left w:val="none" w:color="000000" w:sz="4" w:space="0"/>
+          <w:top w:val="none"/>
+          <w:left w:val="none"/>
           <w:bottom w:val="single" w:color="000000" w:themeColor="accent4" w:themeTint="9A" w:sz="4" w:space="0"/>
-          <w:right w:val="none" w:color="000000" w:sz="4" w:space="0"/>
+          <w:right w:val="none"/>
         </w:tcBorders>
       </w:tcPr>
     </w:tblStylePr>
@@ -13212,12 +13383,12 @@
         <w:tblBorders/>
       </w:tblPr>
       <w:tcPr>
-        <w:shd w:val="clear" w:color="ffffff"/>
+        <w:shd w:color="ffffff"/>
         <w:tcBorders>
-          <w:top w:val="none" w:color="000000" w:sz="4" w:space="0"/>
+          <w:top w:val="none"/>
           <w:left w:val="single" w:color="000000" w:themeColor="accent4" w:themeTint="9A" w:sz="4" w:space="0"/>
-          <w:bottom w:val="none" w:color="000000" w:sz="4" w:space="0"/>
-          <w:right w:val="none" w:color="000000" w:sz="4" w:space="0"/>
+          <w:bottom w:val="none"/>
+          <w:right w:val="none"/>
         </w:tcBorders>
       </w:tcPr>
     </w:tblStylePr>
@@ -13240,9 +13411,9 @@
         <w:shd w:val="clear" w:color="ffffff" w:themeColor="light1" w:fill="ffffff" w:themeFill="light1"/>
         <w:tcBorders>
           <w:top w:val="single" w:color="000000" w:themeColor="accent4" w:themeTint="9A" w:sz="4" w:space="0"/>
-          <w:left w:val="none" w:color="000000" w:sz="4" w:space="0"/>
-          <w:bottom w:val="none" w:color="000000" w:sz="4" w:space="0"/>
-          <w:right w:val="none" w:color="000000" w:sz="4" w:space="0"/>
+          <w:left w:val="none"/>
+          <w:bottom w:val="none"/>
+          <w:right w:val="none"/>
         </w:tcBorders>
       </w:tcPr>
     </w:tblStylePr>
@@ -13312,9 +13483,9 @@
       </w:tcPr>
     </w:tblStylePr>
   </w:style>
-  <w:style w:type="table" w:styleId="764">
+  <w:style w:type="table" w:styleId="66">
     <w:name w:val="Grid Table 7 Colorful - Accent 5"/>
-    <w:basedOn w:val="709"/>
+    <w:basedOn w:val="11"/>
     <w:uiPriority w:val="99"/>
     <w:pPr>
       <w:pBdr/>
@@ -13416,11 +13587,11 @@
         <w:tblBorders/>
       </w:tblPr>
       <w:tcPr>
-        <w:shd w:val="clear" w:color="ffffff"/>
+        <w:shd w:color="ffffff"/>
         <w:tcBorders>
-          <w:top w:val="none" w:color="000000" w:sz="4" w:space="0"/>
-          <w:left w:val="none" w:color="000000" w:sz="4" w:space="0"/>
-          <w:bottom w:val="none" w:color="000000" w:sz="4" w:space="0"/>
+          <w:top w:val="none"/>
+          <w:left w:val="none"/>
+          <w:bottom w:val="none"/>
           <w:right w:val="single" w:color="000000" w:themeColor="accent5" w:themeTint="90" w:sz="4" w:space="0"/>
         </w:tcBorders>
       </w:tcPr>
@@ -13443,10 +13614,10 @@
       <w:tcPr>
         <w:shd w:val="clear" w:color="ffffff" w:themeColor="light1" w:fill="ffffff" w:themeFill="light1"/>
         <w:tcBorders>
-          <w:top w:val="none" w:color="000000" w:sz="4" w:space="0"/>
-          <w:left w:val="none" w:color="000000" w:sz="4" w:space="0"/>
+          <w:top w:val="none"/>
+          <w:left w:val="none"/>
           <w:bottom w:val="single" w:color="000000" w:themeColor="accent5" w:themeTint="90" w:sz="4" w:space="0"/>
-          <w:right w:val="none" w:color="000000" w:sz="4" w:space="0"/>
+          <w:right w:val="none"/>
         </w:tcBorders>
       </w:tcPr>
     </w:tblStylePr>
@@ -13466,12 +13637,12 @@
         <w:tblBorders/>
       </w:tblPr>
       <w:tcPr>
-        <w:shd w:val="clear" w:color="ffffff"/>
+        <w:shd w:color="ffffff"/>
         <w:tcBorders>
-          <w:top w:val="none" w:color="000000" w:sz="4" w:space="0"/>
+          <w:top w:val="none"/>
           <w:left w:val="single" w:color="000000" w:themeColor="accent5" w:themeTint="90" w:sz="4" w:space="0"/>
-          <w:bottom w:val="none" w:color="000000" w:sz="4" w:space="0"/>
-          <w:right w:val="none" w:color="000000" w:sz="4" w:space="0"/>
+          <w:bottom w:val="none"/>
+          <w:right w:val="none"/>
         </w:tcBorders>
       </w:tcPr>
     </w:tblStylePr>
@@ -13494,9 +13665,9 @@
         <w:shd w:val="clear" w:color="ffffff" w:themeColor="light1" w:fill="ffffff" w:themeFill="light1"/>
         <w:tcBorders>
           <w:top w:val="single" w:color="000000" w:themeColor="accent5" w:themeTint="90" w:sz="4" w:space="0"/>
-          <w:left w:val="none" w:color="000000" w:sz="4" w:space="0"/>
-          <w:bottom w:val="none" w:color="000000" w:sz="4" w:space="0"/>
-          <w:right w:val="none" w:color="000000" w:sz="4" w:space="0"/>
+          <w:left w:val="none"/>
+          <w:bottom w:val="none"/>
+          <w:right w:val="none"/>
         </w:tcBorders>
       </w:tcPr>
     </w:tblStylePr>
@@ -13566,9 +13737,9 @@
       </w:tcPr>
     </w:tblStylePr>
   </w:style>
-  <w:style w:type="table" w:styleId="765">
+  <w:style w:type="table" w:styleId="67">
     <w:name w:val="Grid Table 7 Colorful - Accent 6"/>
-    <w:basedOn w:val="709"/>
+    <w:basedOn w:val="11"/>
     <w:uiPriority w:val="99"/>
     <w:pPr>
       <w:pBdr/>
@@ -13670,11 +13841,11 @@
         <w:tblBorders/>
       </w:tblPr>
       <w:tcPr>
-        <w:shd w:val="clear" w:color="ffffff"/>
+        <w:shd w:color="ffffff"/>
         <w:tcBorders>
-          <w:top w:val="none" w:color="000000" w:sz="4" w:space="0"/>
-          <w:left w:val="none" w:color="000000" w:sz="4" w:space="0"/>
-          <w:bottom w:val="none" w:color="000000" w:sz="4" w:space="0"/>
+          <w:top w:val="none"/>
+          <w:left w:val="none"/>
+          <w:bottom w:val="none"/>
           <w:right w:val="single" w:color="000000" w:themeColor="accent6" w:themeTint="90" w:sz="4" w:space="0"/>
         </w:tcBorders>
       </w:tcPr>
@@ -13697,10 +13868,10 @@
       <w:tcPr>
         <w:shd w:val="clear" w:color="ffffff" w:themeColor="light1" w:fill="ffffff" w:themeFill="light1"/>
         <w:tcBorders>
-          <w:top w:val="none" w:color="000000" w:sz="4" w:space="0"/>
-          <w:left w:val="none" w:color="000000" w:sz="4" w:space="0"/>
+          <w:top w:val="none"/>
+          <w:left w:val="none"/>
           <w:bottom w:val="single" w:color="000000" w:themeColor="accent6" w:themeTint="90" w:sz="4" w:space="0"/>
-          <w:right w:val="none" w:color="000000" w:sz="4" w:space="0"/>
+          <w:right w:val="none"/>
         </w:tcBorders>
       </w:tcPr>
     </w:tblStylePr>
@@ -13720,12 +13891,12 @@
         <w:tblBorders/>
       </w:tblPr>
       <w:tcPr>
-        <w:shd w:val="clear" w:color="ffffff"/>
+        <w:shd w:color="ffffff"/>
         <w:tcBorders>
-          <w:top w:val="none" w:color="000000" w:sz="4" w:space="0"/>
+          <w:top w:val="none"/>
           <w:left w:val="single" w:color="000000" w:themeColor="accent6" w:themeTint="90" w:sz="4" w:space="0"/>
-          <w:bottom w:val="none" w:color="000000" w:sz="4" w:space="0"/>
-          <w:right w:val="none" w:color="000000" w:sz="4" w:space="0"/>
+          <w:bottom w:val="none"/>
+          <w:right w:val="none"/>
         </w:tcBorders>
       </w:tcPr>
     </w:tblStylePr>
@@ -13748,9 +13919,9 @@
         <w:shd w:val="clear" w:color="ffffff" w:themeColor="light1" w:fill="ffffff" w:themeFill="light1"/>
         <w:tcBorders>
           <w:top w:val="single" w:color="000000" w:themeColor="accent6" w:themeTint="90" w:sz="4" w:space="0"/>
-          <w:left w:val="none" w:color="000000" w:sz="4" w:space="0"/>
-          <w:bottom w:val="none" w:color="000000" w:sz="4" w:space="0"/>
-          <w:right w:val="none" w:color="000000" w:sz="4" w:space="0"/>
+          <w:left w:val="none"/>
+          <w:bottom w:val="none"/>
+          <w:right w:val="none"/>
         </w:tcBorders>
       </w:tcPr>
     </w:tblStylePr>
@@ -13820,9 +13991,9 @@
       </w:tcPr>
     </w:tblStylePr>
   </w:style>
-  <w:style w:type="table" w:styleId="766">
+  <w:style w:type="table" w:styleId="68">
     <w:name w:val="List Table 1 Light"/>
-    <w:basedOn w:val="709"/>
+    <w:basedOn w:val="11"/>
     <w:uiPriority w:val="99"/>
     <w:pPr>
       <w:pBdr/>
@@ -14036,9 +14207,9 @@
       </w:tcPr>
     </w:tblStylePr>
   </w:style>
-  <w:style w:type="table" w:styleId="767">
+  <w:style w:type="table" w:styleId="69">
     <w:name w:val="List Table 1 Light - Accent 1"/>
-    <w:basedOn w:val="709"/>
+    <w:basedOn w:val="11"/>
     <w:uiPriority w:val="99"/>
     <w:pPr>
       <w:pBdr/>
@@ -14252,9 +14423,9 @@
       </w:tcPr>
     </w:tblStylePr>
   </w:style>
-  <w:style w:type="table" w:styleId="768">
+  <w:style w:type="table" w:styleId="70">
     <w:name w:val="List Table 1 Light - Accent 2"/>
-    <w:basedOn w:val="709"/>
+    <w:basedOn w:val="11"/>
     <w:uiPriority w:val="99"/>
     <w:pPr>
       <w:pBdr/>
@@ -14468,9 +14639,9 @@
       </w:tcPr>
     </w:tblStylePr>
   </w:style>
-  <w:style w:type="table" w:styleId="769">
+  <w:style w:type="table" w:styleId="71">
     <w:name w:val="List Table 1 Light - Accent 3"/>
-    <w:basedOn w:val="709"/>
+    <w:basedOn w:val="11"/>
     <w:uiPriority w:val="99"/>
     <w:pPr>
       <w:pBdr/>
@@ -14684,9 +14855,9 @@
       </w:tcPr>
     </w:tblStylePr>
   </w:style>
-  <w:style w:type="table" w:styleId="770">
+  <w:style w:type="table" w:styleId="72">
     <w:name w:val="List Table 1 Light - Accent 4"/>
-    <w:basedOn w:val="709"/>
+    <w:basedOn w:val="11"/>
     <w:uiPriority w:val="99"/>
     <w:pPr>
       <w:pBdr/>
@@ -14900,9 +15071,9 @@
       </w:tcPr>
     </w:tblStylePr>
   </w:style>
-  <w:style w:type="table" w:styleId="771">
+  <w:style w:type="table" w:styleId="73">
     <w:name w:val="List Table 1 Light - Accent 5"/>
-    <w:basedOn w:val="709"/>
+    <w:basedOn w:val="11"/>
     <w:uiPriority w:val="99"/>
     <w:pPr>
       <w:pBdr/>
@@ -15116,9 +15287,9 @@
       </w:tcPr>
     </w:tblStylePr>
   </w:style>
-  <w:style w:type="table" w:styleId="772">
+  <w:style w:type="table" w:styleId="74">
     <w:name w:val="List Table 1 Light - Accent 6"/>
-    <w:basedOn w:val="709"/>
+    <w:basedOn w:val="11"/>
     <w:uiPriority w:val="99"/>
     <w:pPr>
       <w:pBdr/>
@@ -15332,9 +15503,9 @@
       </w:tcPr>
     </w:tblStylePr>
   </w:style>
-  <w:style w:type="table" w:styleId="773">
+  <w:style w:type="table" w:styleId="75">
     <w:name w:val="List Table 2"/>
-    <w:basedOn w:val="709"/>
+    <w:basedOn w:val="11"/>
     <w:uiPriority w:val="99"/>
     <w:pPr>
       <w:pBdr/>
@@ -15570,9 +15741,9 @@
       </w:tcPr>
     </w:tblStylePr>
   </w:style>
-  <w:style w:type="table" w:styleId="774">
+  <w:style w:type="table" w:styleId="76">
     <w:name w:val="List Table 2 - Accent 1"/>
-    <w:basedOn w:val="709"/>
+    <w:basedOn w:val="11"/>
     <w:uiPriority w:val="99"/>
     <w:pPr>
       <w:pBdr/>
@@ -15808,9 +15979,9 @@
       </w:tcPr>
     </w:tblStylePr>
   </w:style>
-  <w:style w:type="table" w:styleId="775">
+  <w:style w:type="table" w:styleId="77">
     <w:name w:val="List Table 2 - Accent 2"/>
-    <w:basedOn w:val="709"/>
+    <w:basedOn w:val="11"/>
     <w:uiPriority w:val="99"/>
     <w:pPr>
       <w:pBdr/>
@@ -16046,9 +16217,9 @@
       </w:tcPr>
     </w:tblStylePr>
   </w:style>
-  <w:style w:type="table" w:styleId="776">
+  <w:style w:type="table" w:styleId="78">
     <w:name w:val="List Table 2 - Accent 3"/>
-    <w:basedOn w:val="709"/>
+    <w:basedOn w:val="11"/>
     <w:uiPriority w:val="99"/>
     <w:pPr>
       <w:pBdr/>
@@ -16284,9 +16455,9 @@
       </w:tcPr>
     </w:tblStylePr>
   </w:style>
-  <w:style w:type="table" w:styleId="777">
+  <w:style w:type="table" w:styleId="79">
     <w:name w:val="List Table 2 - Accent 4"/>
-    <w:basedOn w:val="709"/>
+    <w:basedOn w:val="11"/>
     <w:uiPriority w:val="99"/>
     <w:pPr>
       <w:pBdr/>
@@ -16522,9 +16693,9 @@
       </w:tcPr>
     </w:tblStylePr>
   </w:style>
-  <w:style w:type="table" w:styleId="778">
+  <w:style w:type="table" w:styleId="80">
     <w:name w:val="List Table 2 - Accent 5"/>
-    <w:basedOn w:val="709"/>
+    <w:basedOn w:val="11"/>
     <w:uiPriority w:val="99"/>
     <w:pPr>
       <w:pBdr/>
@@ -16760,9 +16931,9 @@
       </w:tcPr>
     </w:tblStylePr>
   </w:style>
-  <w:style w:type="table" w:styleId="779">
+  <w:style w:type="table" w:styleId="81">
     <w:name w:val="List Table 2 - Accent 6"/>
-    <w:basedOn w:val="709"/>
+    <w:basedOn w:val="11"/>
     <w:uiPriority w:val="99"/>
     <w:pPr>
       <w:pBdr/>
@@ -16998,9 +17169,9 @@
       </w:tcPr>
     </w:tblStylePr>
   </w:style>
-  <w:style w:type="table" w:styleId="780">
+  <w:style w:type="table" w:styleId="82">
     <w:name w:val="List Table 3"/>
-    <w:basedOn w:val="709"/>
+    <w:basedOn w:val="11"/>
     <w:uiPriority w:val="99"/>
     <w:pPr>
       <w:pBdr/>
@@ -17226,9 +17397,9 @@
       </w:tcPr>
     </w:tblStylePr>
   </w:style>
-  <w:style w:type="table" w:styleId="781">
+  <w:style w:type="table" w:styleId="83">
     <w:name w:val="List Table 3 - Accent 1"/>
-    <w:basedOn w:val="709"/>
+    <w:basedOn w:val="11"/>
     <w:uiPriority w:val="99"/>
     <w:pPr>
       <w:pBdr/>
@@ -17454,9 +17625,9 @@
       </w:tcPr>
     </w:tblStylePr>
   </w:style>
-  <w:style w:type="table" w:styleId="782">
+  <w:style w:type="table" w:styleId="84">
     <w:name w:val="List Table 3 - Accent 2"/>
-    <w:basedOn w:val="709"/>
+    <w:basedOn w:val="11"/>
     <w:uiPriority w:val="99"/>
     <w:pPr>
       <w:pBdr/>
@@ -17682,9 +17853,9 @@
       </w:tcPr>
     </w:tblStylePr>
   </w:style>
-  <w:style w:type="table" w:styleId="783">
+  <w:style w:type="table" w:styleId="85">
     <w:name w:val="List Table 3 - Accent 3"/>
-    <w:basedOn w:val="709"/>
+    <w:basedOn w:val="11"/>
     <w:uiPriority w:val="99"/>
     <w:pPr>
       <w:pBdr/>
@@ -17910,9 +18081,9 @@
       </w:tcPr>
     </w:tblStylePr>
   </w:style>
-  <w:style w:type="table" w:styleId="784">
+  <w:style w:type="table" w:styleId="86">
     <w:name w:val="List Table 3 - Accent 4"/>
-    <w:basedOn w:val="709"/>
+    <w:basedOn w:val="11"/>
     <w:uiPriority w:val="99"/>
     <w:pPr>
       <w:pBdr/>
@@ -18138,9 +18309,9 @@
       </w:tcPr>
     </w:tblStylePr>
   </w:style>
-  <w:style w:type="table" w:styleId="785">
+  <w:style w:type="table" w:styleId="87">
     <w:name w:val="List Table 3 - Accent 5"/>
-    <w:basedOn w:val="709"/>
+    <w:basedOn w:val="11"/>
     <w:uiPriority w:val="99"/>
     <w:pPr>
       <w:pBdr/>
@@ -18366,9 +18537,9 @@
       </w:tcPr>
     </w:tblStylePr>
   </w:style>
-  <w:style w:type="table" w:styleId="786">
+  <w:style w:type="table" w:styleId="88">
     <w:name w:val="List Table 3 - Accent 6"/>
-    <w:basedOn w:val="709"/>
+    <w:basedOn w:val="11"/>
     <w:uiPriority w:val="99"/>
     <w:pPr>
       <w:pBdr/>
@@ -18594,9 +18765,9 @@
       </w:tcPr>
     </w:tblStylePr>
   </w:style>
-  <w:style w:type="table" w:styleId="787">
+  <w:style w:type="table" w:styleId="89">
     <w:name w:val="List Table 4"/>
-    <w:basedOn w:val="709"/>
+    <w:basedOn w:val="11"/>
     <w:uiPriority w:val="99"/>
     <w:pPr>
       <w:pBdr/>
@@ -18819,9 +18990,9 @@
       </w:tcPr>
     </w:tblStylePr>
   </w:style>
-  <w:style w:type="table" w:styleId="788">
+  <w:style w:type="table" w:styleId="90">
     <w:name w:val="List Table 4 - Accent 1"/>
-    <w:basedOn w:val="709"/>
+    <w:basedOn w:val="11"/>
     <w:uiPriority w:val="99"/>
     <w:pPr>
       <w:pBdr/>
@@ -19044,9 +19215,9 @@
       </w:tcPr>
     </w:tblStylePr>
   </w:style>
-  <w:style w:type="table" w:styleId="789">
+  <w:style w:type="table" w:styleId="91">
     <w:name w:val="List Table 4 - Accent 2"/>
-    <w:basedOn w:val="709"/>
+    <w:basedOn w:val="11"/>
     <w:uiPriority w:val="99"/>
     <w:pPr>
       <w:pBdr/>
@@ -19269,9 +19440,9 @@
       </w:tcPr>
     </w:tblStylePr>
   </w:style>
-  <w:style w:type="table" w:styleId="790">
+  <w:style w:type="table" w:styleId="92">
     <w:name w:val="List Table 4 - Accent 3"/>
-    <w:basedOn w:val="709"/>
+    <w:basedOn w:val="11"/>
     <w:uiPriority w:val="99"/>
     <w:pPr>
       <w:pBdr/>
@@ -19494,9 +19665,9 @@
       </w:tcPr>
     </w:tblStylePr>
   </w:style>
-  <w:style w:type="table" w:styleId="791">
+  <w:style w:type="table" w:styleId="93">
     <w:name w:val="List Table 4 - Accent 4"/>
-    <w:basedOn w:val="709"/>
+    <w:basedOn w:val="11"/>
     <w:uiPriority w:val="99"/>
     <w:pPr>
       <w:pBdr/>
@@ -19719,9 +19890,9 @@
       </w:tcPr>
     </w:tblStylePr>
   </w:style>
-  <w:style w:type="table" w:styleId="792">
+  <w:style w:type="table" w:styleId="94">
     <w:name w:val="List Table 4 - Accent 5"/>
-    <w:basedOn w:val="709"/>
+    <w:basedOn w:val="11"/>
     <w:uiPriority w:val="99"/>
     <w:pPr>
       <w:pBdr/>
@@ -19944,9 +20115,9 @@
       </w:tcPr>
     </w:tblStylePr>
   </w:style>
-  <w:style w:type="table" w:styleId="793">
+  <w:style w:type="table" w:styleId="95">
     <w:name w:val="List Table 4 - Accent 6"/>
-    <w:basedOn w:val="709"/>
+    <w:basedOn w:val="11"/>
     <w:uiPriority w:val="99"/>
     <w:pPr>
       <w:pBdr/>
@@ -20169,9 +20340,9 @@
       </w:tcPr>
     </w:tblStylePr>
   </w:style>
-  <w:style w:type="table" w:styleId="794">
+  <w:style w:type="table" w:styleId="96">
     <w:name w:val="List Table 5 Dark"/>
-    <w:basedOn w:val="709"/>
+    <w:basedOn w:val="11"/>
     <w:uiPriority w:val="99"/>
     <w:pPr>
       <w:pBdr/>
@@ -20411,9 +20582,9 @@
       </w:tcPr>
     </w:tblStylePr>
   </w:style>
-  <w:style w:type="table" w:styleId="795">
+  <w:style w:type="table" w:styleId="97">
     <w:name w:val="List Table 5 Dark - Accent 1"/>
-    <w:basedOn w:val="709"/>
+    <w:basedOn w:val="11"/>
     <w:uiPriority w:val="99"/>
     <w:pPr>
       <w:pBdr/>
@@ -20653,9 +20824,9 @@
       </w:tcPr>
     </w:tblStylePr>
   </w:style>
-  <w:style w:type="table" w:styleId="796">
+  <w:style w:type="table" w:styleId="98">
     <w:name w:val="List Table 5 Dark - Accent 2"/>
-    <w:basedOn w:val="709"/>
+    <w:basedOn w:val="11"/>
     <w:uiPriority w:val="99"/>
     <w:pPr>
       <w:pBdr/>
@@ -20895,9 +21066,9 @@
       </w:tcPr>
     </w:tblStylePr>
   </w:style>
-  <w:style w:type="table" w:styleId="797">
+  <w:style w:type="table" w:styleId="99">
     <w:name w:val="List Table 5 Dark - Accent 3"/>
-    <w:basedOn w:val="709"/>
+    <w:basedOn w:val="11"/>
     <w:uiPriority w:val="99"/>
     <w:pPr>
       <w:pBdr/>
@@ -21137,9 +21308,9 @@
       </w:tcPr>
     </w:tblStylePr>
   </w:style>
-  <w:style w:type="table" w:styleId="798">
+  <w:style w:type="table" w:styleId="100">
     <w:name w:val="List Table 5 Dark - Accent 4"/>
-    <w:basedOn w:val="709"/>
+    <w:basedOn w:val="11"/>
     <w:uiPriority w:val="99"/>
     <w:pPr>
       <w:pBdr/>
@@ -21379,9 +21550,9 @@
       </w:tcPr>
     </w:tblStylePr>
   </w:style>
-  <w:style w:type="table" w:styleId="799">
+  <w:style w:type="table" w:styleId="101">
     <w:name w:val="List Table 5 Dark - Accent 5"/>
-    <w:basedOn w:val="709"/>
+    <w:basedOn w:val="11"/>
     <w:uiPriority w:val="99"/>
     <w:pPr>
       <w:pBdr/>
@@ -21621,9 +21792,9 @@
       </w:tcPr>
     </w:tblStylePr>
   </w:style>
-  <w:style w:type="table" w:styleId="800">
+  <w:style w:type="table" w:styleId="102">
     <w:name w:val="List Table 5 Dark - Accent 6"/>
-    <w:basedOn w:val="709"/>
+    <w:basedOn w:val="11"/>
     <w:uiPriority w:val="99"/>
     <w:pPr>
       <w:pBdr/>
@@ -21863,9 +22034,9 @@
       </w:tcPr>
     </w:tblStylePr>
   </w:style>
-  <w:style w:type="table" w:styleId="801">
+  <w:style w:type="table" w:styleId="103">
     <w:name w:val="List Table 6 Colorful"/>
-    <w:basedOn w:val="709"/>
+    <w:basedOn w:val="11"/>
     <w:uiPriority w:val="99"/>
     <w:pPr>
       <w:pBdr/>
@@ -22086,9 +22257,9 @@
       </w:tcPr>
     </w:tblStylePr>
   </w:style>
-  <w:style w:type="table" w:styleId="802">
+  <w:style w:type="table" w:styleId="104">
     <w:name w:val="List Table 6 Colorful - Accent 1"/>
-    <w:basedOn w:val="709"/>
+    <w:basedOn w:val="11"/>
     <w:uiPriority w:val="99"/>
     <w:pPr>
       <w:pBdr/>
@@ -22309,9 +22480,9 @@
       </w:tcPr>
     </w:tblStylePr>
   </w:style>
-  <w:style w:type="table" w:styleId="803">
+  <w:style w:type="table" w:styleId="105">
     <w:name w:val="List Table 6 Colorful - Accent 2"/>
-    <w:basedOn w:val="709"/>
+    <w:basedOn w:val="11"/>
     <w:uiPriority w:val="99"/>
     <w:pPr>
       <w:pBdr/>
@@ -22532,9 +22703,9 @@
       </w:tcPr>
     </w:tblStylePr>
   </w:style>
-  <w:style w:type="table" w:styleId="804">
+  <w:style w:type="table" w:styleId="106">
     <w:name w:val="List Table 6 Colorful - Accent 3"/>
-    <w:basedOn w:val="709"/>
+    <w:basedOn w:val="11"/>
     <w:uiPriority w:val="99"/>
     <w:pPr>
       <w:pBdr/>
@@ -22755,9 +22926,9 @@
       </w:tcPr>
     </w:tblStylePr>
   </w:style>
-  <w:style w:type="table" w:styleId="805">
+  <w:style w:type="table" w:styleId="107">
     <w:name w:val="List Table 6 Colorful - Accent 4"/>
-    <w:basedOn w:val="709"/>
+    <w:basedOn w:val="11"/>
     <w:uiPriority w:val="99"/>
     <w:pPr>
       <w:pBdr/>
@@ -22978,9 +23149,9 @@
       </w:tcPr>
     </w:tblStylePr>
   </w:style>
-  <w:style w:type="table" w:styleId="806">
+  <w:style w:type="table" w:styleId="108">
     <w:name w:val="List Table 6 Colorful - Accent 5"/>
-    <w:basedOn w:val="709"/>
+    <w:basedOn w:val="11"/>
     <w:uiPriority w:val="99"/>
     <w:pPr>
       <w:pBdr/>
@@ -23201,9 +23372,9 @@
       </w:tcPr>
     </w:tblStylePr>
   </w:style>
-  <w:style w:type="table" w:styleId="807">
+  <w:style w:type="table" w:styleId="109">
     <w:name w:val="List Table 6 Colorful - Accent 6"/>
-    <w:basedOn w:val="709"/>
+    <w:basedOn w:val="11"/>
     <w:uiPriority w:val="99"/>
     <w:pPr>
       <w:pBdr/>
@@ -23424,9 +23595,9 @@
       </w:tcPr>
     </w:tblStylePr>
   </w:style>
-  <w:style w:type="table" w:styleId="808">
+  <w:style w:type="table" w:styleId="110">
     <w:name w:val="List Table 7 Colorful"/>
-    <w:basedOn w:val="709"/>
+    <w:basedOn w:val="11"/>
     <w:uiPriority w:val="99"/>
     <w:pPr>
       <w:pBdr/>
@@ -23525,11 +23696,11 @@
         <w:tblBorders/>
       </w:tblPr>
       <w:tcPr>
-        <w:shd w:val="clear" w:color="ffffff"/>
+        <w:shd w:color="ffffff"/>
         <w:tcBorders>
-          <w:top w:val="none" w:color="000000" w:sz="4" w:space="0"/>
-          <w:left w:val="none" w:color="000000" w:sz="4" w:space="0"/>
-          <w:bottom w:val="none" w:color="000000" w:sz="4" w:space="0"/>
+          <w:top w:val="none"/>
+          <w:left w:val="none"/>
+          <w:bottom w:val="none"/>
           <w:right w:val="single" w:color="000000" w:themeColor="text1" w:themeTint="80" w:sz="4" w:space="0"/>
         </w:tcBorders>
       </w:tcPr>
@@ -23552,10 +23723,10 @@
       <w:tcPr>
         <w:shd w:val="clear" w:color="ffffff" w:themeColor="light1" w:fill="ffffff" w:themeFill="light1"/>
         <w:tcBorders>
-          <w:top w:val="none" w:color="000000" w:sz="4" w:space="0"/>
-          <w:left w:val="none" w:color="000000" w:sz="4" w:space="0"/>
+          <w:top w:val="none"/>
+          <w:left w:val="none"/>
           <w:bottom w:val="single" w:color="000000" w:themeColor="text1" w:themeTint="80" w:sz="4" w:space="0"/>
-          <w:right w:val="none" w:color="000000" w:sz="4" w:space="0"/>
+          <w:right w:val="none"/>
         </w:tcBorders>
       </w:tcPr>
     </w:tblStylePr>
@@ -23575,12 +23746,12 @@
         <w:tblBorders/>
       </w:tblPr>
       <w:tcPr>
-        <w:shd w:val="clear" w:color="ffffff"/>
+        <w:shd w:color="ffffff"/>
         <w:tcBorders>
-          <w:top w:val="none" w:color="000000" w:sz="4" w:space="0"/>
+          <w:top w:val="none"/>
           <w:left w:val="single" w:color="000000" w:themeColor="text1" w:themeTint="80" w:sz="4" w:space="0"/>
-          <w:bottom w:val="none" w:color="000000" w:sz="4" w:space="0"/>
-          <w:right w:val="none" w:color="000000" w:sz="4" w:space="0"/>
+          <w:bottom w:val="none"/>
+          <w:right w:val="none"/>
         </w:tcBorders>
       </w:tcPr>
     </w:tblStylePr>
@@ -23603,9 +23774,9 @@
         <w:shd w:val="clear" w:color="ffffff" w:themeColor="light1" w:fill="ffffff" w:themeFill="light1"/>
         <w:tcBorders>
           <w:top w:val="single" w:color="000000" w:themeColor="text1" w:themeTint="80" w:sz="4" w:space="0"/>
-          <w:left w:val="none" w:color="000000" w:sz="4" w:space="0"/>
-          <w:bottom w:val="none" w:color="000000" w:sz="4" w:space="0"/>
-          <w:right w:val="none" w:color="000000" w:sz="4" w:space="0"/>
+          <w:left w:val="none"/>
+          <w:bottom w:val="none"/>
+          <w:right w:val="none"/>
         </w:tcBorders>
       </w:tcPr>
     </w:tblStylePr>
@@ -23680,9 +23851,9 @@
       </w:tcPr>
     </w:tblStylePr>
   </w:style>
-  <w:style w:type="table" w:styleId="809">
+  <w:style w:type="table" w:styleId="111">
     <w:name w:val="List Table 7 Colorful - Accent 1"/>
-    <w:basedOn w:val="709"/>
+    <w:basedOn w:val="11"/>
     <w:uiPriority w:val="99"/>
     <w:pPr>
       <w:pBdr/>
@@ -23781,11 +23952,11 @@
         <w:tblBorders/>
       </w:tblPr>
       <w:tcPr>
-        <w:shd w:val="clear" w:color="ffffff"/>
+        <w:shd w:color="ffffff"/>
         <w:tcBorders>
-          <w:top w:val="none" w:color="000000" w:sz="4" w:space="0"/>
-          <w:left w:val="none" w:color="000000" w:sz="4" w:space="0"/>
-          <w:bottom w:val="none" w:color="000000" w:sz="4" w:space="0"/>
+          <w:top w:val="none"/>
+          <w:left w:val="none"/>
+          <w:bottom w:val="none"/>
           <w:right w:val="single" w:color="000000" w:themeColor="accent1" w:sz="4" w:space="0"/>
         </w:tcBorders>
       </w:tcPr>
@@ -23808,10 +23979,10 @@
       <w:tcPr>
         <w:shd w:val="clear" w:color="ffffff" w:themeColor="light1" w:fill="ffffff" w:themeFill="light1"/>
         <w:tcBorders>
-          <w:top w:val="none" w:color="000000" w:sz="4" w:space="0"/>
-          <w:left w:val="none" w:color="000000" w:sz="4" w:space="0"/>
+          <w:top w:val="none"/>
+          <w:left w:val="none"/>
           <w:bottom w:val="single" w:color="000000" w:themeColor="accent1" w:sz="4" w:space="0"/>
-          <w:right w:val="none" w:color="000000" w:sz="4" w:space="0"/>
+          <w:right w:val="none"/>
         </w:tcBorders>
       </w:tcPr>
     </w:tblStylePr>
@@ -23831,12 +24002,12 @@
         <w:tblBorders/>
       </w:tblPr>
       <w:tcPr>
-        <w:shd w:val="clear" w:color="ffffff"/>
+        <w:shd w:color="ffffff"/>
         <w:tcBorders>
-          <w:top w:val="none" w:color="000000" w:sz="4" w:space="0"/>
+          <w:top w:val="none"/>
           <w:left w:val="single" w:color="000000" w:themeColor="accent1" w:sz="4" w:space="0"/>
-          <w:bottom w:val="none" w:color="000000" w:sz="4" w:space="0"/>
-          <w:right w:val="none" w:color="000000" w:sz="4" w:space="0"/>
+          <w:bottom w:val="none"/>
+          <w:right w:val="none"/>
         </w:tcBorders>
       </w:tcPr>
     </w:tblStylePr>
@@ -23859,9 +24030,9 @@
         <w:shd w:val="clear" w:color="ffffff" w:themeColor="light1" w:fill="ffffff" w:themeFill="light1"/>
         <w:tcBorders>
           <w:top w:val="single" w:color="000000" w:themeColor="accent1" w:sz="4" w:space="0"/>
-          <w:left w:val="none" w:color="000000" w:sz="4" w:space="0"/>
-          <w:bottom w:val="none" w:color="000000" w:sz="4" w:space="0"/>
-          <w:right w:val="none" w:color="000000" w:sz="4" w:space="0"/>
+          <w:left w:val="none"/>
+          <w:bottom w:val="none"/>
+          <w:right w:val="none"/>
         </w:tcBorders>
       </w:tcPr>
     </w:tblStylePr>
@@ -23936,9 +24107,9 @@
       </w:tcPr>
     </w:tblStylePr>
   </w:style>
-  <w:style w:type="table" w:styleId="810">
+  <w:style w:type="table" w:styleId="112">
     <w:name w:val="List Table 7 Colorful - Accent 2"/>
-    <w:basedOn w:val="709"/>
+    <w:basedOn w:val="11"/>
     <w:uiPriority w:val="99"/>
     <w:pPr>
       <w:pBdr/>
@@ -24037,11 +24208,11 @@
         <w:tblBorders/>
       </w:tblPr>
       <w:tcPr>
-        <w:shd w:val="clear" w:color="ffffff"/>
+        <w:shd w:color="ffffff"/>
         <w:tcBorders>
-          <w:top w:val="none" w:color="000000" w:sz="4" w:space="0"/>
-          <w:left w:val="none" w:color="000000" w:sz="4" w:space="0"/>
-          <w:bottom w:val="none" w:color="000000" w:sz="4" w:space="0"/>
+          <w:top w:val="none"/>
+          <w:left w:val="none"/>
+          <w:bottom w:val="none"/>
           <w:right w:val="single" w:color="000000" w:themeColor="accent2" w:themeTint="97" w:sz="4" w:space="0"/>
         </w:tcBorders>
       </w:tcPr>
@@ -24064,10 +24235,10 @@
       <w:tcPr>
         <w:shd w:val="clear" w:color="ffffff" w:themeColor="light1" w:fill="ffffff" w:themeFill="light1"/>
         <w:tcBorders>
-          <w:top w:val="none" w:color="000000" w:sz="4" w:space="0"/>
-          <w:left w:val="none" w:color="000000" w:sz="4" w:space="0"/>
+          <w:top w:val="none"/>
+          <w:left w:val="none"/>
           <w:bottom w:val="single" w:color="000000" w:themeColor="accent2" w:themeTint="97" w:sz="4" w:space="0"/>
-          <w:right w:val="none" w:color="000000" w:sz="4" w:space="0"/>
+          <w:right w:val="none"/>
         </w:tcBorders>
       </w:tcPr>
     </w:tblStylePr>
@@ -24087,12 +24258,12 @@
         <w:tblBorders/>
       </w:tblPr>
       <w:tcPr>
-        <w:shd w:val="clear" w:color="ffffff"/>
+        <w:shd w:color="ffffff"/>
         <w:tcBorders>
-          <w:top w:val="none" w:color="000000" w:sz="4" w:space="0"/>
+          <w:top w:val="none"/>
           <w:left w:val="single" w:color="000000" w:themeColor="accent2" w:themeTint="97" w:sz="4" w:space="0"/>
-          <w:bottom w:val="none" w:color="000000" w:sz="4" w:space="0"/>
-          <w:right w:val="none" w:color="000000" w:sz="4" w:space="0"/>
+          <w:bottom w:val="none"/>
+          <w:right w:val="none"/>
         </w:tcBorders>
       </w:tcPr>
     </w:tblStylePr>
@@ -24115,9 +24286,9 @@
         <w:shd w:val="clear" w:color="ffffff" w:themeColor="light1" w:fill="ffffff" w:themeFill="light1"/>
         <w:tcBorders>
           <w:top w:val="single" w:color="000000" w:themeColor="accent2" w:themeTint="97" w:sz="4" w:space="0"/>
-          <w:left w:val="none" w:color="000000" w:sz="4" w:space="0"/>
-          <w:bottom w:val="none" w:color="000000" w:sz="4" w:space="0"/>
-          <w:right w:val="none" w:color="000000" w:sz="4" w:space="0"/>
+          <w:left w:val="none"/>
+          <w:bottom w:val="none"/>
+          <w:right w:val="none"/>
         </w:tcBorders>
       </w:tcPr>
     </w:tblStylePr>
@@ -24192,9 +24363,9 @@
       </w:tcPr>
     </w:tblStylePr>
   </w:style>
-  <w:style w:type="table" w:styleId="811">
+  <w:style w:type="table" w:styleId="113">
     <w:name w:val="List Table 7 Colorful - Accent 3"/>
-    <w:basedOn w:val="709"/>
+    <w:basedOn w:val="11"/>
     <w:uiPriority w:val="99"/>
     <w:pPr>
       <w:pBdr/>
@@ -24293,11 +24464,11 @@
         <w:tblBorders/>
       </w:tblPr>
       <w:tcPr>
-        <w:shd w:val="clear" w:color="ffffff"/>
+        <w:shd w:color="ffffff"/>
         <w:tcBorders>
-          <w:top w:val="none" w:color="000000" w:sz="4" w:space="0"/>
-          <w:left w:val="none" w:color="000000" w:sz="4" w:space="0"/>
-          <w:bottom w:val="none" w:color="000000" w:sz="4" w:space="0"/>
+          <w:top w:val="none"/>
+          <w:left w:val="none"/>
+          <w:bottom w:val="none"/>
           <w:right w:val="single" w:color="000000" w:themeColor="accent3" w:themeTint="98" w:sz="4" w:space="0"/>
         </w:tcBorders>
       </w:tcPr>
@@ -24320,10 +24491,10 @@
       <w:tcPr>
         <w:shd w:val="clear" w:color="ffffff" w:themeColor="light1" w:fill="ffffff" w:themeFill="light1"/>
         <w:tcBorders>
-          <w:top w:val="none" w:color="000000" w:sz="4" w:space="0"/>
-          <w:left w:val="none" w:color="000000" w:sz="4" w:space="0"/>
+          <w:top w:val="none"/>
+          <w:left w:val="none"/>
           <w:bottom w:val="single" w:color="000000" w:themeColor="accent3" w:themeTint="98" w:sz="4" w:space="0"/>
-          <w:right w:val="none" w:color="000000" w:sz="4" w:space="0"/>
+          <w:right w:val="none"/>
         </w:tcBorders>
       </w:tcPr>
     </w:tblStylePr>
@@ -24343,12 +24514,12 @@
         <w:tblBorders/>
       </w:tblPr>
       <w:tcPr>
-        <w:shd w:val="clear" w:color="ffffff"/>
+        <w:shd w:color="ffffff"/>
         <w:tcBorders>
-          <w:top w:val="none" w:color="000000" w:sz="4" w:space="0"/>
+          <w:top w:val="none"/>
           <w:left w:val="single" w:color="000000" w:themeColor="accent3" w:themeTint="98" w:sz="4" w:space="0"/>
-          <w:bottom w:val="none" w:color="000000" w:sz="4" w:space="0"/>
-          <w:right w:val="none" w:color="000000" w:sz="4" w:space="0"/>
+          <w:bottom w:val="none"/>
+          <w:right w:val="none"/>
         </w:tcBorders>
       </w:tcPr>
     </w:tblStylePr>
@@ -24371,9 +24542,9 @@
         <w:shd w:val="clear" w:color="ffffff" w:themeColor="light1" w:fill="ffffff" w:themeFill="light1"/>
         <w:tcBorders>
           <w:top w:val="single" w:color="000000" w:themeColor="accent3" w:themeTint="98" w:sz="4" w:space="0"/>
-          <w:left w:val="none" w:color="000000" w:sz="4" w:space="0"/>
-          <w:bottom w:val="none" w:color="000000" w:sz="4" w:space="0"/>
-          <w:right w:val="none" w:color="000000" w:sz="4" w:space="0"/>
+          <w:left w:val="none"/>
+          <w:bottom w:val="none"/>
+          <w:right w:val="none"/>
         </w:tcBorders>
       </w:tcPr>
     </w:tblStylePr>
@@ -24448,9 +24619,9 @@
       </w:tcPr>
     </w:tblStylePr>
   </w:style>
-  <w:style w:type="table" w:styleId="812">
+  <w:style w:type="table" w:styleId="114">
     <w:name w:val="List Table 7 Colorful - Accent 4"/>
-    <w:basedOn w:val="709"/>
+    <w:basedOn w:val="11"/>
     <w:uiPriority w:val="99"/>
     <w:pPr>
       <w:pBdr/>
@@ -24549,11 +24720,11 @@
         <w:tblBorders/>
       </w:tblPr>
       <w:tcPr>
-        <w:shd w:val="clear" w:color="ffffff"/>
+        <w:shd w:color="ffffff"/>
         <w:tcBorders>
-          <w:top w:val="none" w:color="000000" w:sz="4" w:space="0"/>
-          <w:left w:val="none" w:color="000000" w:sz="4" w:space="0"/>
-          <w:bottom w:val="none" w:color="000000" w:sz="4" w:space="0"/>
+          <w:top w:val="none"/>
+          <w:left w:val="none"/>
+          <w:bottom w:val="none"/>
           <w:right w:val="single" w:color="000000" w:themeColor="accent4" w:themeTint="9A" w:sz="4" w:space="0"/>
         </w:tcBorders>
       </w:tcPr>
@@ -24576,10 +24747,10 @@
       <w:tcPr>
         <w:shd w:val="clear" w:color="ffffff" w:themeColor="light1" w:fill="ffffff" w:themeFill="light1"/>
         <w:tcBorders>
-          <w:top w:val="none" w:color="000000" w:sz="4" w:space="0"/>
-          <w:left w:val="none" w:color="000000" w:sz="4" w:space="0"/>
+          <w:top w:val="none"/>
+          <w:left w:val="none"/>
           <w:bottom w:val="single" w:color="000000" w:themeColor="accent4" w:themeTint="9A" w:sz="4" w:space="0"/>
-          <w:right w:val="none" w:color="000000" w:sz="4" w:space="0"/>
+          <w:right w:val="none"/>
         </w:tcBorders>
       </w:tcPr>
     </w:tblStylePr>
@@ -24599,12 +24770,12 @@
         <w:tblBorders/>
       </w:tblPr>
       <w:tcPr>
-        <w:shd w:val="clear" w:color="ffffff"/>
+        <w:shd w:color="ffffff"/>
         <w:tcBorders>
-          <w:top w:val="none" w:color="000000" w:sz="4" w:space="0"/>
+          <w:top w:val="none"/>
           <w:left w:val="single" w:color="000000" w:themeColor="accent4" w:themeTint="9A" w:sz="4" w:space="0"/>
-          <w:bottom w:val="none" w:color="000000" w:sz="4" w:space="0"/>
-          <w:right w:val="none" w:color="000000" w:sz="4" w:space="0"/>
+          <w:bottom w:val="none"/>
+          <w:right w:val="none"/>
         </w:tcBorders>
       </w:tcPr>
     </w:tblStylePr>
@@ -24627,9 +24798,9 @@
         <w:shd w:val="clear" w:color="ffffff" w:themeColor="light1" w:fill="ffffff" w:themeFill="light1"/>
         <w:tcBorders>
           <w:top w:val="single" w:color="000000" w:themeColor="accent4" w:themeTint="9A" w:sz="4" w:space="0"/>
-          <w:left w:val="none" w:color="000000" w:sz="4" w:space="0"/>
-          <w:bottom w:val="none" w:color="000000" w:sz="4" w:space="0"/>
-          <w:right w:val="none" w:color="000000" w:sz="4" w:space="0"/>
+          <w:left w:val="none"/>
+          <w:bottom w:val="none"/>
+          <w:right w:val="none"/>
         </w:tcBorders>
       </w:tcPr>
     </w:tblStylePr>
@@ -24704,9 +24875,9 @@
       </w:tcPr>
     </w:tblStylePr>
   </w:style>
-  <w:style w:type="table" w:styleId="813">
+  <w:style w:type="table" w:styleId="115">
     <w:name w:val="List Table 7 Colorful - Accent 5"/>
-    <w:basedOn w:val="709"/>
+    <w:basedOn w:val="11"/>
     <w:uiPriority w:val="99"/>
     <w:pPr>
       <w:pBdr/>
@@ -24805,11 +24976,11 @@
         <w:tblBorders/>
       </w:tblPr>
       <w:tcPr>
-        <w:shd w:val="clear" w:color="ffffff"/>
+        <w:shd w:color="ffffff"/>
         <w:tcBorders>
-          <w:top w:val="none" w:color="000000" w:sz="4" w:space="0"/>
-          <w:left w:val="none" w:color="000000" w:sz="4" w:space="0"/>
-          <w:bottom w:val="none" w:color="000000" w:sz="4" w:space="0"/>
+          <w:top w:val="none"/>
+          <w:left w:val="none"/>
+          <w:bottom w:val="none"/>
           <w:right w:val="single" w:color="000000" w:themeColor="accent5" w:themeTint="9A" w:sz="4" w:space="0"/>
         </w:tcBorders>
       </w:tcPr>
@@ -24832,10 +25003,10 @@
       <w:tcPr>
         <w:shd w:val="clear" w:color="ffffff" w:themeColor="light1" w:fill="ffffff" w:themeFill="light1"/>
         <w:tcBorders>
-          <w:top w:val="none" w:color="000000" w:sz="4" w:space="0"/>
-          <w:left w:val="none" w:color="000000" w:sz="4" w:space="0"/>
+          <w:top w:val="none"/>
+          <w:left w:val="none"/>
           <w:bottom w:val="single" w:color="000000" w:themeColor="accent5" w:themeTint="9A" w:sz="4" w:space="0"/>
-          <w:right w:val="none" w:color="000000" w:sz="4" w:space="0"/>
+          <w:right w:val="none"/>
         </w:tcBorders>
       </w:tcPr>
     </w:tblStylePr>
@@ -24855,12 +25026,12 @@
         <w:tblBorders/>
       </w:tblPr>
       <w:tcPr>
-        <w:shd w:val="clear" w:color="ffffff"/>
+        <w:shd w:color="ffffff"/>
         <w:tcBorders>
-          <w:top w:val="none" w:color="000000" w:sz="4" w:space="0"/>
+          <w:top w:val="none"/>
           <w:left w:val="single" w:color="000000" w:themeColor="accent5" w:themeTint="9A" w:sz="4" w:space="0"/>
-          <w:bottom w:val="none" w:color="000000" w:sz="4" w:space="0"/>
-          <w:right w:val="none" w:color="000000" w:sz="4" w:space="0"/>
+          <w:bottom w:val="none"/>
+          <w:right w:val="none"/>
         </w:tcBorders>
       </w:tcPr>
     </w:tblStylePr>
@@ -24883,9 +25054,9 @@
         <w:shd w:val="clear" w:color="ffffff" w:themeColor="light1" w:fill="ffffff" w:themeFill="light1"/>
         <w:tcBorders>
           <w:top w:val="single" w:color="000000" w:themeColor="accent5" w:themeTint="9A" w:sz="4" w:space="0"/>
-          <w:left w:val="none" w:color="000000" w:sz="4" w:space="0"/>
-          <w:bottom w:val="none" w:color="000000" w:sz="4" w:space="0"/>
-          <w:right w:val="none" w:color="000000" w:sz="4" w:space="0"/>
+          <w:left w:val="none"/>
+          <w:bottom w:val="none"/>
+          <w:right w:val="none"/>
         </w:tcBorders>
       </w:tcPr>
     </w:tblStylePr>
@@ -24960,9 +25131,9 @@
       </w:tcPr>
     </w:tblStylePr>
   </w:style>
-  <w:style w:type="table" w:styleId="814">
+  <w:style w:type="table" w:styleId="116">
     <w:name w:val="List Table 7 Colorful - Accent 6"/>
-    <w:basedOn w:val="709"/>
+    <w:basedOn w:val="11"/>
     <w:uiPriority w:val="99"/>
     <w:pPr>
       <w:pBdr/>
@@ -25061,11 +25232,11 @@
         <w:tblBorders/>
       </w:tblPr>
       <w:tcPr>
-        <w:shd w:val="clear" w:color="ffffff"/>
+        <w:shd w:color="ffffff"/>
         <w:tcBorders>
-          <w:top w:val="none" w:color="000000" w:sz="4" w:space="0"/>
-          <w:left w:val="none" w:color="000000" w:sz="4" w:space="0"/>
-          <w:bottom w:val="none" w:color="000000" w:sz="4" w:space="0"/>
+          <w:top w:val="none"/>
+          <w:left w:val="none"/>
+          <w:bottom w:val="none"/>
           <w:right w:val="single" w:color="000000" w:themeColor="accent6" w:themeTint="98" w:sz="4" w:space="0"/>
         </w:tcBorders>
       </w:tcPr>
@@ -25088,10 +25259,10 @@
       <w:tcPr>
         <w:shd w:val="clear" w:color="ffffff" w:themeColor="light1" w:fill="ffffff" w:themeFill="light1"/>
         <w:tcBorders>
-          <w:top w:val="none" w:color="000000" w:sz="4" w:space="0"/>
-          <w:left w:val="none" w:color="000000" w:sz="4" w:space="0"/>
+          <w:top w:val="none"/>
+          <w:left w:val="none"/>
           <w:bottom w:val="single" w:color="000000" w:themeColor="accent6" w:themeTint="98" w:sz="4" w:space="0"/>
-          <w:right w:val="none" w:color="000000" w:sz="4" w:space="0"/>
+          <w:right w:val="none"/>
         </w:tcBorders>
       </w:tcPr>
     </w:tblStylePr>
@@ -25111,12 +25282,12 @@
         <w:tblBorders/>
       </w:tblPr>
       <w:tcPr>
-        <w:shd w:val="clear" w:color="ffffff"/>
+        <w:shd w:color="ffffff"/>
         <w:tcBorders>
-          <w:top w:val="none" w:color="000000" w:sz="4" w:space="0"/>
+          <w:top w:val="none"/>
           <w:left w:val="single" w:color="000000" w:themeColor="accent6" w:themeTint="98" w:sz="4" w:space="0"/>
-          <w:bottom w:val="none" w:color="000000" w:sz="4" w:space="0"/>
-          <w:right w:val="none" w:color="000000" w:sz="4" w:space="0"/>
+          <w:bottom w:val="none"/>
+          <w:right w:val="none"/>
         </w:tcBorders>
       </w:tcPr>
     </w:tblStylePr>
@@ -25139,9 +25310,9 @@
         <w:shd w:val="clear" w:color="ffffff" w:themeColor="light1" w:fill="ffffff" w:themeFill="light1"/>
         <w:tcBorders>
           <w:top w:val="single" w:color="000000" w:themeColor="accent6" w:themeTint="98" w:sz="4" w:space="0"/>
-          <w:left w:val="none" w:color="000000" w:sz="4" w:space="0"/>
-          <w:bottom w:val="none" w:color="000000" w:sz="4" w:space="0"/>
-          <w:right w:val="none" w:color="000000" w:sz="4" w:space="0"/>
+          <w:left w:val="none"/>
+          <w:bottom w:val="none"/>
+          <w:right w:val="none"/>
         </w:tcBorders>
       </w:tcPr>
     </w:tblStylePr>
@@ -25216,9 +25387,9 @@
       </w:tcPr>
     </w:tblStylePr>
   </w:style>
-  <w:style w:type="table" w:styleId="815">
+  <w:style w:type="table" w:styleId="117">
     <w:name w:val="Lined - Accent"/>
-    <w:basedOn w:val="709"/>
+    <w:basedOn w:val="11"/>
     <w:uiPriority w:val="99"/>
     <w:pPr>
       <w:pBdr/>
@@ -25453,9 +25624,9 @@
       </w:tcPr>
     </w:tblStylePr>
   </w:style>
-  <w:style w:type="table" w:styleId="816">
+  <w:style w:type="table" w:styleId="118">
     <w:name w:val="Lined - Accent 1"/>
-    <w:basedOn w:val="709"/>
+    <w:basedOn w:val="11"/>
     <w:uiPriority w:val="99"/>
     <w:pPr>
       <w:pBdr/>
@@ -25690,9 +25861,9 @@
       </w:tcPr>
     </w:tblStylePr>
   </w:style>
-  <w:style w:type="table" w:styleId="817">
+  <w:style w:type="table" w:styleId="119">
     <w:name w:val="Lined - Accent 2"/>
-    <w:basedOn w:val="709"/>
+    <w:basedOn w:val="11"/>
     <w:uiPriority w:val="99"/>
     <w:pPr>
       <w:pBdr/>
@@ -25927,9 +26098,9 @@
       </w:tcPr>
     </w:tblStylePr>
   </w:style>
-  <w:style w:type="table" w:styleId="818">
+  <w:style w:type="table" w:styleId="120">
     <w:name w:val="Lined - Accent 3"/>
-    <w:basedOn w:val="709"/>
+    <w:basedOn w:val="11"/>
     <w:uiPriority w:val="99"/>
     <w:pPr>
       <w:pBdr/>
@@ -26164,9 +26335,9 @@
       </w:tcPr>
     </w:tblStylePr>
   </w:style>
-  <w:style w:type="table" w:styleId="819">
+  <w:style w:type="table" w:styleId="121">
     <w:name w:val="Lined - Accent 4"/>
-    <w:basedOn w:val="709"/>
+    <w:basedOn w:val="11"/>
     <w:uiPriority w:val="99"/>
     <w:pPr>
       <w:pBdr/>
@@ -26401,9 +26572,9 @@
       </w:tcPr>
     </w:tblStylePr>
   </w:style>
-  <w:style w:type="table" w:styleId="820">
+  <w:style w:type="table" w:styleId="122">
     <w:name w:val="Lined - Accent 5"/>
-    <w:basedOn w:val="709"/>
+    <w:basedOn w:val="11"/>
     <w:uiPriority w:val="99"/>
     <w:pPr>
       <w:pBdr/>
@@ -26638,9 +26809,9 @@
       </w:tcPr>
     </w:tblStylePr>
   </w:style>
-  <w:style w:type="table" w:styleId="821">
+  <w:style w:type="table" w:styleId="123">
     <w:name w:val="Lined - Accent 6"/>
-    <w:basedOn w:val="709"/>
+    <w:basedOn w:val="11"/>
     <w:uiPriority w:val="99"/>
     <w:pPr>
       <w:pBdr/>
@@ -26875,9 +27046,9 @@
       </w:tcPr>
     </w:tblStylePr>
   </w:style>
-  <w:style w:type="table" w:styleId="822">
+  <w:style w:type="table" w:styleId="124">
     <w:name w:val="Bordered &amp; Lined - Accent"/>
-    <w:basedOn w:val="709"/>
+    <w:basedOn w:val="11"/>
     <w:uiPriority w:val="99"/>
     <w:pPr>
       <w:pBdr/>
@@ -27119,9 +27290,9 @@
       </w:tcPr>
     </w:tblStylePr>
   </w:style>
-  <w:style w:type="table" w:styleId="823">
+  <w:style w:type="table" w:styleId="125">
     <w:name w:val="Bordered &amp; Lined - Accent 1"/>
-    <w:basedOn w:val="709"/>
+    <w:basedOn w:val="11"/>
     <w:uiPriority w:val="99"/>
     <w:pPr>
       <w:pBdr/>
@@ -27363,9 +27534,9 @@
       </w:tcPr>
     </w:tblStylePr>
   </w:style>
-  <w:style w:type="table" w:styleId="824">
+  <w:style w:type="table" w:styleId="126">
     <w:name w:val="Bordered &amp; Lined - Accent 2"/>
-    <w:basedOn w:val="709"/>
+    <w:basedOn w:val="11"/>
     <w:uiPriority w:val="99"/>
     <w:pPr>
       <w:pBdr/>
@@ -27607,9 +27778,9 @@
       </w:tcPr>
     </w:tblStylePr>
   </w:style>
-  <w:style w:type="table" w:styleId="825">
+  <w:style w:type="table" w:styleId="127">
     <w:name w:val="Bordered &amp; Lined - Accent 3"/>
-    <w:basedOn w:val="709"/>
+    <w:basedOn w:val="11"/>
     <w:uiPriority w:val="99"/>
     <w:pPr>
       <w:pBdr/>
@@ -27851,9 +28022,9 @@
       </w:tcPr>
     </w:tblStylePr>
   </w:style>
-  <w:style w:type="table" w:styleId="826">
+  <w:style w:type="table" w:styleId="128">
     <w:name w:val="Bordered &amp; Lined - Accent 4"/>
-    <w:basedOn w:val="709"/>
+    <w:basedOn w:val="11"/>
     <w:uiPriority w:val="99"/>
     <w:pPr>
       <w:pBdr/>
@@ -28095,9 +28266,9 @@
       </w:tcPr>
     </w:tblStylePr>
   </w:style>
-  <w:style w:type="table" w:styleId="827">
+  <w:style w:type="table" w:styleId="129">
     <w:name w:val="Bordered &amp; Lined - Accent 5"/>
-    <w:basedOn w:val="709"/>
+    <w:basedOn w:val="11"/>
     <w:uiPriority w:val="99"/>
     <w:pPr>
       <w:pBdr/>
@@ -28339,9 +28510,9 @@
       </w:tcPr>
     </w:tblStylePr>
   </w:style>
-  <w:style w:type="table" w:styleId="828">
+  <w:style w:type="table" w:styleId="130">
     <w:name w:val="Bordered &amp; Lined - Accent 6"/>
-    <w:basedOn w:val="709"/>
+    <w:basedOn w:val="11"/>
     <w:uiPriority w:val="99"/>
     <w:pPr>
       <w:pBdr/>
@@ -28583,9 +28754,9 @@
       </w:tcPr>
     </w:tblStylePr>
   </w:style>
-  <w:style w:type="table" w:styleId="829">
+  <w:style w:type="table" w:styleId="131">
     <w:name w:val="Bordered"/>
-    <w:basedOn w:val="709"/>
+    <w:basedOn w:val="11"/>
     <w:uiPriority w:val="99"/>
     <w:pPr>
       <w:pBdr/>
@@ -28814,9 +28985,9 @@
       </w:tcPr>
     </w:tblStylePr>
   </w:style>
-  <w:style w:type="table" w:styleId="830">
+  <w:style w:type="table" w:styleId="132">
     <w:name w:val="Bordered - Accent 1"/>
-    <w:basedOn w:val="709"/>
+    <w:basedOn w:val="11"/>
     <w:uiPriority w:val="99"/>
     <w:pPr>
       <w:pBdr/>
@@ -29045,9 +29216,9 @@
       </w:tcPr>
     </w:tblStylePr>
   </w:style>
-  <w:style w:type="table" w:styleId="831">
+  <w:style w:type="table" w:styleId="133">
     <w:name w:val="Bordered - Accent 2"/>
-    <w:basedOn w:val="709"/>
+    <w:basedOn w:val="11"/>
     <w:uiPriority w:val="99"/>
     <w:pPr>
       <w:pBdr/>
@@ -29276,9 +29447,9 @@
       </w:tcPr>
     </w:tblStylePr>
   </w:style>
-  <w:style w:type="table" w:styleId="832">
+  <w:style w:type="table" w:styleId="134">
     <w:name w:val="Bordered - Accent 3"/>
-    <w:basedOn w:val="709"/>
+    <w:basedOn w:val="11"/>
     <w:uiPriority w:val="99"/>
     <w:pPr>
       <w:pBdr/>
@@ -29507,9 +29678,9 @@
       </w:tcPr>
     </w:tblStylePr>
   </w:style>
-  <w:style w:type="table" w:styleId="833">
+  <w:style w:type="table" w:styleId="135">
     <w:name w:val="Bordered - Accent 4"/>
-    <w:basedOn w:val="709"/>
+    <w:basedOn w:val="11"/>
     <w:uiPriority w:val="99"/>
     <w:pPr>
       <w:pBdr/>
@@ -29738,9 +29909,9 @@
       </w:tcPr>
     </w:tblStylePr>
   </w:style>
-  <w:style w:type="table" w:styleId="834">
+  <w:style w:type="table" w:styleId="136">
     <w:name w:val="Bordered - Accent 5"/>
-    <w:basedOn w:val="709"/>
+    <w:basedOn w:val="11"/>
     <w:uiPriority w:val="99"/>
     <w:pPr>
       <w:pBdr/>
@@ -29969,9 +30140,9 @@
       </w:tcPr>
     </w:tblStylePr>
   </w:style>
-  <w:style w:type="table" w:styleId="835">
+  <w:style w:type="table" w:styleId="137">
     <w:name w:val="Bordered - Accent 6"/>
-    <w:basedOn w:val="709"/>
+    <w:basedOn w:val="11"/>
     <w:uiPriority w:val="99"/>
     <w:pPr>
       <w:pBdr/>
@@ -30200,7 +30371,7 @@
       </w:tcPr>
     </w:tblStylePr>
   </w:style>
-  <w:style w:type="numbering" w:styleId="836" w:default="1">
+  <w:style w:type="numbering" w:styleId="149" w:default="1">
     <w:name w:val="No List"/>
     <w:uiPriority w:val="99"/>
     <w:semiHidden/>
@@ -30211,10 +30382,10 @@
       <w:ind/>
     </w:pPr>
   </w:style>
-  <w:style w:type="character" w:styleId="837">
+  <w:style w:type="character" w:styleId="150">
     <w:name w:val="Heading 1 Char"/>
-    <w:basedOn w:val="904"/>
-    <w:link w:val="892"/>
+    <w:basedOn w:val="713"/>
+    <w:link w:val="701"/>
     <w:uiPriority w:val="9"/>
     <w:pPr>
       <w:pBdr/>
@@ -30228,10 +30399,10 @@
       <w:szCs w:val="40"/>
     </w:rPr>
   </w:style>
-  <w:style w:type="character" w:styleId="838">
+  <w:style w:type="character" w:styleId="151">
     <w:name w:val="Heading 2 Char"/>
-    <w:basedOn w:val="904"/>
-    <w:link w:val="893"/>
+    <w:basedOn w:val="713"/>
+    <w:link w:val="702"/>
     <w:uiPriority w:val="9"/>
     <w:pPr>
       <w:pBdr/>
@@ -30245,10 +30416,10 @@
       <w:szCs w:val="32"/>
     </w:rPr>
   </w:style>
-  <w:style w:type="character" w:styleId="839">
+  <w:style w:type="character" w:styleId="152">
     <w:name w:val="Heading 3 Char"/>
-    <w:basedOn w:val="904"/>
-    <w:link w:val="894"/>
+    <w:basedOn w:val="713"/>
+    <w:link w:val="703"/>
     <w:uiPriority w:val="9"/>
     <w:pPr>
       <w:pBdr/>
@@ -30262,10 +30433,10 @@
       <w:szCs w:val="28"/>
     </w:rPr>
   </w:style>
-  <w:style w:type="character" w:styleId="840">
+  <w:style w:type="character" w:styleId="153">
     <w:name w:val="Heading 4 Char"/>
-    <w:basedOn w:val="904"/>
-    <w:link w:val="895"/>
+    <w:basedOn w:val="713"/>
+    <w:link w:val="704"/>
     <w:uiPriority w:val="9"/>
     <w:pPr>
       <w:pBdr/>
@@ -30279,10 +30450,10 @@
       <w:color w:val="0f4761" w:themeColor="accent1" w:themeShade="BF"/>
     </w:rPr>
   </w:style>
-  <w:style w:type="character" w:styleId="841">
+  <w:style w:type="character" w:styleId="154">
     <w:name w:val="Heading 5 Char"/>
-    <w:basedOn w:val="904"/>
-    <w:link w:val="896"/>
+    <w:basedOn w:val="713"/>
+    <w:link w:val="705"/>
     <w:uiPriority w:val="9"/>
     <w:pPr>
       <w:pBdr/>
@@ -30294,10 +30465,10 @@
       <w:color w:val="0f4761" w:themeColor="accent1" w:themeShade="BF"/>
     </w:rPr>
   </w:style>
-  <w:style w:type="character" w:styleId="842">
+  <w:style w:type="character" w:styleId="155">
     <w:name w:val="Heading 6 Char"/>
-    <w:basedOn w:val="904"/>
-    <w:link w:val="897"/>
+    <w:basedOn w:val="713"/>
+    <w:link w:val="706"/>
     <w:uiPriority w:val="9"/>
     <w:pPr>
       <w:pBdr/>
@@ -30311,10 +30482,10 @@
       <w:color w:val="595959" w:themeColor="text1" w:themeTint="A6"/>
     </w:rPr>
   </w:style>
-  <w:style w:type="character" w:styleId="843">
+  <w:style w:type="character" w:styleId="156">
     <w:name w:val="Heading 7 Char"/>
-    <w:basedOn w:val="904"/>
-    <w:link w:val="898"/>
+    <w:basedOn w:val="713"/>
+    <w:link w:val="707"/>
     <w:uiPriority w:val="9"/>
     <w:pPr>
       <w:pBdr/>
@@ -30326,10 +30497,10 @@
       <w:color w:val="595959" w:themeColor="text1" w:themeTint="A6"/>
     </w:rPr>
   </w:style>
-  <w:style w:type="character" w:styleId="844">
+  <w:style w:type="character" w:styleId="157">
     <w:name w:val="Heading 8 Char"/>
-    <w:basedOn w:val="904"/>
-    <w:link w:val="899"/>
+    <w:basedOn w:val="713"/>
+    <w:link w:val="708"/>
     <w:uiPriority w:val="9"/>
     <w:pPr>
       <w:pBdr/>
@@ -30343,10 +30514,10 @@
       <w:color w:val="272727" w:themeColor="text1" w:themeTint="D8"/>
     </w:rPr>
   </w:style>
-  <w:style w:type="character" w:styleId="845">
+  <w:style w:type="character" w:styleId="158">
     <w:name w:val="Heading 9 Char"/>
-    <w:basedOn w:val="904"/>
-    <w:link w:val="900"/>
+    <w:basedOn w:val="713"/>
+    <w:link w:val="709"/>
     <w:uiPriority w:val="9"/>
     <w:pPr>
       <w:pBdr/>
@@ -30360,10 +30531,10 @@
       <w:color w:val="272727" w:themeColor="text1" w:themeTint="D8"/>
     </w:rPr>
   </w:style>
-  <w:style w:type="character" w:styleId="846">
+  <w:style w:type="character" w:styleId="160">
     <w:name w:val="Title Char"/>
-    <w:basedOn w:val="904"/>
-    <w:link w:val="885"/>
+    <w:basedOn w:val="713"/>
+    <w:link w:val="694"/>
     <w:uiPriority w:val="10"/>
     <w:pPr>
       <w:pBdr/>
@@ -30377,10 +30548,10 @@
       <w:szCs w:val="56"/>
     </w:rPr>
   </w:style>
-  <w:style w:type="character" w:styleId="847">
+  <w:style w:type="character" w:styleId="162">
     <w:name w:val="Subtitle Char"/>
-    <w:basedOn w:val="904"/>
-    <w:link w:val="886"/>
+    <w:basedOn w:val="713"/>
+    <w:link w:val="695"/>
     <w:uiPriority w:val="11"/>
     <w:pPr>
       <w:pBdr/>
@@ -30394,11 +30565,11 @@
       <w:szCs w:val="28"/>
     </w:rPr>
   </w:style>
-  <w:style w:type="paragraph" w:styleId="848">
+  <w:style w:type="paragraph" w:styleId="163">
     <w:name w:val="Quote"/>
-    <w:basedOn w:val="881"/>
-    <w:next w:val="881"/>
-    <w:link w:val="849"/>
+    <w:basedOn w:val="690"/>
+    <w:next w:val="690"/>
+    <w:link w:val="164"/>
     <w:uiPriority w:val="29"/>
     <w:qFormat/>
     <w:pPr>
@@ -30413,10 +30584,10 @@
       <w:color w:val="404040" w:themeColor="text1" w:themeTint="BF"/>
     </w:rPr>
   </w:style>
-  <w:style w:type="character" w:styleId="849">
+  <w:style w:type="character" w:styleId="164">
     <w:name w:val="Quote Char"/>
-    <w:basedOn w:val="904"/>
-    <w:link w:val="848"/>
+    <w:basedOn w:val="713"/>
+    <w:link w:val="163"/>
     <w:uiPriority w:val="29"/>
     <w:pPr>
       <w:pBdr/>
@@ -30429,9 +30600,9 @@
       <w:color w:val="404040" w:themeColor="text1" w:themeTint="BF"/>
     </w:rPr>
   </w:style>
-  <w:style w:type="paragraph" w:styleId="850">
+  <w:style w:type="paragraph" w:styleId="165">
     <w:name w:val="List Paragraph"/>
-    <w:basedOn w:val="881"/>
+    <w:basedOn w:val="690"/>
     <w:uiPriority w:val="34"/>
     <w:qFormat/>
     <w:pPr>
@@ -30441,9 +30612,9 @@
       <w:contextualSpacing w:val="true"/>
     </w:pPr>
   </w:style>
-  <w:style w:type="character" w:styleId="851">
+  <w:style w:type="character" w:styleId="166">
     <w:name w:val="Intense Emphasis"/>
-    <w:basedOn w:val="904"/>
+    <w:basedOn w:val="713"/>
     <w:uiPriority w:val="21"/>
     <w:qFormat/>
     <w:pPr>
@@ -30457,11 +30628,11 @@
       <w:color w:val="0f4761" w:themeColor="accent1" w:themeShade="BF"/>
     </w:rPr>
   </w:style>
-  <w:style w:type="paragraph" w:styleId="852">
+  <w:style w:type="paragraph" w:styleId="167">
     <w:name w:val="Intense Quote"/>
-    <w:basedOn w:val="881"/>
-    <w:next w:val="881"/>
-    <w:link w:val="853"/>
+    <w:basedOn w:val="690"/>
+    <w:next w:val="690"/>
+    <w:link w:val="168"/>
     <w:uiPriority w:val="30"/>
     <w:qFormat/>
     <w:pPr>
@@ -30479,10 +30650,10 @@
       <w:color w:val="0f4761" w:themeColor="accent1" w:themeShade="BF"/>
     </w:rPr>
   </w:style>
-  <w:style w:type="character" w:styleId="853">
+  <w:style w:type="character" w:styleId="168">
     <w:name w:val="Intense Quote Char"/>
-    <w:basedOn w:val="904"/>
-    <w:link w:val="852"/>
+    <w:basedOn w:val="713"/>
+    <w:link w:val="167"/>
     <w:uiPriority w:val="30"/>
     <w:pPr>
       <w:pBdr/>
@@ -30495,9 +30666,9 @@
       <w:color w:val="0f4761" w:themeColor="accent1" w:themeShade="BF"/>
     </w:rPr>
   </w:style>
-  <w:style w:type="character" w:styleId="854">
+  <w:style w:type="character" w:styleId="169">
     <w:name w:val="Intense Reference"/>
-    <w:basedOn w:val="904"/>
+    <w:basedOn w:val="713"/>
     <w:uiPriority w:val="32"/>
     <w:qFormat/>
     <w:pPr>
@@ -30513,9 +30684,9 @@
       <w:spacing w:val="5"/>
     </w:rPr>
   </w:style>
-  <w:style w:type="paragraph" w:styleId="855">
+  <w:style w:type="paragraph" w:styleId="170">
     <w:name w:val="No Spacing"/>
-    <w:basedOn w:val="881"/>
+    <w:basedOn w:val="690"/>
     <w:uiPriority w:val="1"/>
     <w:qFormat/>
     <w:pPr>
@@ -30524,9 +30695,9 @@
       <w:ind/>
     </w:pPr>
   </w:style>
-  <w:style w:type="character" w:styleId="856">
+  <w:style w:type="character" w:styleId="171">
     <w:name w:val="Subtle Emphasis"/>
-    <w:basedOn w:val="904"/>
+    <w:basedOn w:val="713"/>
     <w:uiPriority w:val="19"/>
     <w:qFormat/>
     <w:pPr>
@@ -30540,9 +30711,9 @@
       <w:color w:val="404040" w:themeColor="text1" w:themeTint="BF"/>
     </w:rPr>
   </w:style>
-  <w:style w:type="character" w:styleId="857">
+  <w:style w:type="character" w:styleId="172">
     <w:name w:val="Emphasis"/>
-    <w:basedOn w:val="904"/>
+    <w:basedOn w:val="713"/>
     <w:uiPriority w:val="20"/>
     <w:qFormat/>
     <w:pPr>
@@ -30555,9 +30726,9 @@
       <w:iCs/>
     </w:rPr>
   </w:style>
-  <w:style w:type="character" w:styleId="858">
+  <w:style w:type="character" w:styleId="173">
     <w:name w:val="Strong"/>
-    <w:basedOn w:val="904"/>
+    <w:basedOn w:val="713"/>
     <w:uiPriority w:val="22"/>
     <w:qFormat/>
     <w:pPr>
@@ -30570,9 +30741,9 @@
       <w:bCs/>
     </w:rPr>
   </w:style>
-  <w:style w:type="character" w:styleId="859">
+  <w:style w:type="character" w:styleId="174">
     <w:name w:val="Subtle Reference"/>
-    <w:basedOn w:val="904"/>
+    <w:basedOn w:val="713"/>
     <w:uiPriority w:val="31"/>
     <w:qFormat/>
     <w:pPr>
@@ -30585,9 +30756,9 @@
       <w:color w:val="5a5a5a" w:themeColor="text1" w:themeTint="A5"/>
     </w:rPr>
   </w:style>
-  <w:style w:type="character" w:styleId="860">
+  <w:style w:type="character" w:styleId="175">
     <w:name w:val="Book Title"/>
-    <w:basedOn w:val="904"/>
+    <w:basedOn w:val="713"/>
     <w:uiPriority w:val="33"/>
     <w:qFormat/>
     <w:pPr>
@@ -30603,10 +30774,10 @@
       <w:spacing w:val="5"/>
     </w:rPr>
   </w:style>
-  <w:style w:type="paragraph" w:styleId="861">
+  <w:style w:type="paragraph" w:styleId="176">
     <w:name w:val="Header"/>
-    <w:basedOn w:val="881"/>
-    <w:link w:val="862"/>
+    <w:basedOn w:val="690"/>
+    <w:link w:val="177"/>
     <w:uiPriority w:val="99"/>
     <w:unhideWhenUsed/>
     <w:pPr>
@@ -30619,10 +30790,10 @@
       <w:ind/>
     </w:pPr>
   </w:style>
-  <w:style w:type="character" w:styleId="862">
+  <w:style w:type="character" w:styleId="177">
     <w:name w:val="Header Char"/>
-    <w:basedOn w:val="904"/>
-    <w:link w:val="861"/>
+    <w:basedOn w:val="713"/>
+    <w:link w:val="176"/>
     <w:uiPriority w:val="99"/>
     <w:pPr>
       <w:pBdr/>
@@ -30630,10 +30801,10 @@
       <w:ind/>
     </w:pPr>
   </w:style>
-  <w:style w:type="paragraph" w:styleId="863">
+  <w:style w:type="paragraph" w:styleId="178">
     <w:name w:val="Footer"/>
-    <w:basedOn w:val="881"/>
-    <w:link w:val="864"/>
+    <w:basedOn w:val="690"/>
+    <w:link w:val="179"/>
     <w:uiPriority w:val="99"/>
     <w:unhideWhenUsed/>
     <w:pPr>
@@ -30646,10 +30817,10 @@
       <w:ind/>
     </w:pPr>
   </w:style>
-  <w:style w:type="character" w:styleId="864">
+  <w:style w:type="character" w:styleId="179">
     <w:name w:val="Footer Char"/>
-    <w:basedOn w:val="904"/>
-    <w:link w:val="863"/>
+    <w:basedOn w:val="713"/>
+    <w:link w:val="178"/>
     <w:uiPriority w:val="99"/>
     <w:pPr>
       <w:pBdr/>
@@ -30657,10 +30828,10 @@
       <w:ind/>
     </w:pPr>
   </w:style>
-  <w:style w:type="character" w:styleId="865">
+  <w:style w:type="character" w:styleId="182">
     <w:name w:val="Footnote Text Char"/>
-    <w:basedOn w:val="904"/>
-    <w:link w:val="902"/>
+    <w:basedOn w:val="713"/>
+    <w:link w:val="711"/>
     <w:uiPriority w:val="99"/>
     <w:semiHidden/>
     <w:pPr>
@@ -30673,10 +30844,10 @@
       <w:szCs w:val="20"/>
     </w:rPr>
   </w:style>
-  <w:style w:type="paragraph" w:styleId="866">
+  <w:style w:type="paragraph" w:styleId="184">
     <w:name w:val="endnote text"/>
-    <w:basedOn w:val="881"/>
-    <w:link w:val="867"/>
+    <w:basedOn w:val="690"/>
+    <w:link w:val="185"/>
     <w:uiPriority w:val="99"/>
     <w:semiHidden/>
     <w:unhideWhenUsed/>
@@ -30690,10 +30861,10 @@
       <w:szCs w:val="20"/>
     </w:rPr>
   </w:style>
-  <w:style w:type="character" w:styleId="867">
+  <w:style w:type="character" w:styleId="185">
     <w:name w:val="Endnote Text Char"/>
-    <w:basedOn w:val="904"/>
-    <w:link w:val="866"/>
+    <w:basedOn w:val="713"/>
+    <w:link w:val="184"/>
     <w:uiPriority w:val="99"/>
     <w:semiHidden/>
     <w:pPr>
@@ -30706,9 +30877,9 @@
       <w:szCs w:val="20"/>
     </w:rPr>
   </w:style>
-  <w:style w:type="character" w:styleId="868">
+  <w:style w:type="character" w:styleId="186">
     <w:name w:val="endnote reference"/>
-    <w:basedOn w:val="904"/>
+    <w:basedOn w:val="713"/>
     <w:uiPriority w:val="99"/>
     <w:semiHidden/>
     <w:unhideWhenUsed/>
@@ -30721,9 +30892,9 @@
       <w:vertAlign w:val="superscript"/>
     </w:rPr>
   </w:style>
-  <w:style w:type="character" w:styleId="869">
+  <w:style w:type="character" w:styleId="188">
     <w:name w:val="FollowedHyperlink"/>
-    <w:basedOn w:val="904"/>
+    <w:basedOn w:val="713"/>
     <w:uiPriority w:val="99"/>
     <w:semiHidden/>
     <w:unhideWhenUsed/>
@@ -30737,10 +30908,10 @@
       <w:u w:val="single"/>
     </w:rPr>
   </w:style>
-  <w:style w:type="paragraph" w:styleId="870">
+  <w:style w:type="paragraph" w:styleId="189">
     <w:name w:val="toc 1"/>
-    <w:basedOn w:val="881"/>
-    <w:next w:val="881"/>
+    <w:basedOn w:val="690"/>
+    <w:next w:val="690"/>
     <w:uiPriority w:val="39"/>
     <w:unhideWhenUsed/>
     <w:pPr>
@@ -30749,10 +30920,10 @@
       <w:ind/>
     </w:pPr>
   </w:style>
-  <w:style w:type="paragraph" w:styleId="871">
+  <w:style w:type="paragraph" w:styleId="190">
     <w:name w:val="toc 2"/>
-    <w:basedOn w:val="881"/>
-    <w:next w:val="881"/>
+    <w:basedOn w:val="690"/>
+    <w:next w:val="690"/>
     <w:uiPriority w:val="39"/>
     <w:unhideWhenUsed/>
     <w:pPr>
@@ -30761,10 +30932,10 @@
       <w:ind w:left="220"/>
     </w:pPr>
   </w:style>
-  <w:style w:type="paragraph" w:styleId="872">
+  <w:style w:type="paragraph" w:styleId="191">
     <w:name w:val="toc 3"/>
-    <w:basedOn w:val="881"/>
-    <w:next w:val="881"/>
+    <w:basedOn w:val="690"/>
+    <w:next w:val="690"/>
     <w:uiPriority w:val="39"/>
     <w:unhideWhenUsed/>
     <w:pPr>
@@ -30773,10 +30944,10 @@
       <w:ind w:left="440"/>
     </w:pPr>
   </w:style>
-  <w:style w:type="paragraph" w:styleId="873">
+  <w:style w:type="paragraph" w:styleId="192">
     <w:name w:val="toc 4"/>
-    <w:basedOn w:val="881"/>
-    <w:next w:val="881"/>
+    <w:basedOn w:val="690"/>
+    <w:next w:val="690"/>
     <w:uiPriority w:val="39"/>
     <w:unhideWhenUsed/>
     <w:pPr>
@@ -30785,10 +30956,10 @@
       <w:ind w:left="660"/>
     </w:pPr>
   </w:style>
-  <w:style w:type="paragraph" w:styleId="874">
+  <w:style w:type="paragraph" w:styleId="193">
     <w:name w:val="toc 5"/>
-    <w:basedOn w:val="881"/>
-    <w:next w:val="881"/>
+    <w:basedOn w:val="690"/>
+    <w:next w:val="690"/>
     <w:uiPriority w:val="39"/>
     <w:unhideWhenUsed/>
     <w:pPr>
@@ -30797,10 +30968,10 @@
       <w:ind w:left="880"/>
     </w:pPr>
   </w:style>
-  <w:style w:type="paragraph" w:styleId="875">
+  <w:style w:type="paragraph" w:styleId="194">
     <w:name w:val="toc 6"/>
-    <w:basedOn w:val="881"/>
-    <w:next w:val="881"/>
+    <w:basedOn w:val="690"/>
+    <w:next w:val="690"/>
     <w:uiPriority w:val="39"/>
     <w:unhideWhenUsed/>
     <w:pPr>
@@ -30809,10 +30980,10 @@
       <w:ind w:left="1100"/>
     </w:pPr>
   </w:style>
-  <w:style w:type="paragraph" w:styleId="876">
+  <w:style w:type="paragraph" w:styleId="195">
     <w:name w:val="toc 7"/>
-    <w:basedOn w:val="881"/>
-    <w:next w:val="881"/>
+    <w:basedOn w:val="690"/>
+    <w:next w:val="690"/>
     <w:uiPriority w:val="39"/>
     <w:unhideWhenUsed/>
     <w:pPr>
@@ -30821,10 +30992,10 @@
       <w:ind w:left="1320"/>
     </w:pPr>
   </w:style>
-  <w:style w:type="paragraph" w:styleId="877">
+  <w:style w:type="paragraph" w:styleId="196">
     <w:name w:val="toc 8"/>
-    <w:basedOn w:val="881"/>
-    <w:next w:val="881"/>
+    <w:basedOn w:val="690"/>
+    <w:next w:val="690"/>
     <w:uiPriority w:val="39"/>
     <w:unhideWhenUsed/>
     <w:pPr>
@@ -30833,10 +31004,10 @@
       <w:ind w:left="1540"/>
     </w:pPr>
   </w:style>
-  <w:style w:type="paragraph" w:styleId="878">
+  <w:style w:type="paragraph" w:styleId="197">
     <w:name w:val="toc 9"/>
-    <w:basedOn w:val="881"/>
-    <w:next w:val="881"/>
+    <w:basedOn w:val="690"/>
+    <w:next w:val="690"/>
     <w:uiPriority w:val="39"/>
     <w:unhideWhenUsed/>
     <w:pPr>
@@ -30845,9 +31016,9 @@
       <w:ind w:left="1760"/>
     </w:pPr>
   </w:style>
-  <w:style w:type="character" w:styleId="879">
+  <w:style w:type="character" w:styleId="198">
     <w:name w:val="Placeholder Text"/>
-    <w:basedOn w:val="904"/>
+    <w:basedOn w:val="713"/>
     <w:uiPriority w:val="99"/>
     <w:semiHidden/>
     <w:pPr>
@@ -30859,10 +31030,10 @@
       <w:color w:val="666666"/>
     </w:rPr>
   </w:style>
-  <w:style w:type="paragraph" w:styleId="880">
+  <w:style w:type="paragraph" w:styleId="209">
     <w:name w:val="table of figures"/>
-    <w:basedOn w:val="881"/>
-    <w:next w:val="881"/>
+    <w:basedOn w:val="690"/>
+    <w:next w:val="690"/>
     <w:uiPriority w:val="99"/>
     <w:unhideWhenUsed/>
     <w:pPr>
@@ -30871,7 +31042,7 @@
       <w:ind/>
     </w:pPr>
   </w:style>
-  <w:style w:type="paragraph" w:styleId="881" w:default="1">
+  <w:style w:type="paragraph" w:styleId="690" w:default="1">
     <w:name w:val="Normal"/>
     <w:qFormat/>
     <w:pPr>
@@ -30880,10 +31051,10 @@
       <w:ind/>
     </w:pPr>
   </w:style>
-  <w:style w:type="paragraph" w:styleId="882">
+  <w:style w:type="paragraph" w:styleId="691">
     <w:name w:val="Body Text"/>
-    <w:basedOn w:val="881"/>
-    <w:link w:val="913"/>
+    <w:basedOn w:val="690"/>
+    <w:link w:val="722"/>
     <w:qFormat/>
     <w:pPr>
       <w:pBdr/>
@@ -30891,10 +31062,10 @@
       <w:ind/>
     </w:pPr>
   </w:style>
-  <w:style w:type="paragraph" w:styleId="883" w:customStyle="1">
+  <w:style w:type="paragraph" w:styleId="692" w:customStyle="1">
     <w:name w:val="First Paragraph"/>
-    <w:basedOn w:val="882"/>
-    <w:next w:val="882"/>
+    <w:basedOn w:val="691"/>
+    <w:next w:val="691"/>
     <w:qFormat/>
     <w:pPr>
       <w:pBdr/>
@@ -30902,9 +31073,9 @@
       <w:ind/>
     </w:pPr>
   </w:style>
-  <w:style w:type="paragraph" w:styleId="884" w:customStyle="1">
+  <w:style w:type="paragraph" w:styleId="693" w:customStyle="1">
     <w:name w:val="Compact"/>
-    <w:basedOn w:val="882"/>
+    <w:basedOn w:val="691"/>
     <w:qFormat/>
     <w:pPr>
       <w:pBdr/>
@@ -30912,10 +31083,10 @@
       <w:ind/>
     </w:pPr>
   </w:style>
-  <w:style w:type="paragraph" w:styleId="885">
+  <w:style w:type="paragraph" w:styleId="694">
     <w:name w:val="Title"/>
-    <w:basedOn w:val="881"/>
-    <w:next w:val="882"/>
+    <w:basedOn w:val="690"/>
+    <w:next w:val="691"/>
     <w:qFormat/>
     <w:pPr>
       <w:keepNext w:val="true"/>
@@ -30934,10 +31105,10 @@
       <w:szCs w:val="36"/>
     </w:rPr>
   </w:style>
-  <w:style w:type="paragraph" w:styleId="886">
+  <w:style w:type="paragraph" w:styleId="695">
     <w:name w:val="Subtitle"/>
-    <w:basedOn w:val="885"/>
-    <w:next w:val="882"/>
+    <w:basedOn w:val="694"/>
+    <w:next w:val="691"/>
     <w:qFormat/>
     <w:pPr>
       <w:keepNext w:val="true"/>
@@ -30952,9 +31123,9 @@
       <w:szCs w:val="30"/>
     </w:rPr>
   </w:style>
-  <w:style w:type="paragraph" w:styleId="887" w:customStyle="1">
+  <w:style w:type="paragraph" w:styleId="696" w:customStyle="1">
     <w:name w:val="Author"/>
-    <w:next w:val="882"/>
+    <w:next w:val="691"/>
     <w:qFormat/>
     <w:pPr>
       <w:keepNext w:val="true"/>
@@ -30965,9 +31136,9 @@
       <w:jc w:val="center"/>
     </w:pPr>
   </w:style>
-  <w:style w:type="paragraph" w:styleId="888">
+  <w:style w:type="paragraph" w:styleId="697">
     <w:name w:val="Date"/>
-    <w:next w:val="882"/>
+    <w:next w:val="691"/>
     <w:qFormat/>
     <w:pPr>
       <w:keepNext w:val="true"/>
@@ -30978,10 +31149,10 @@
       <w:jc w:val="center"/>
     </w:pPr>
   </w:style>
-  <w:style w:type="paragraph" w:styleId="889" w:customStyle="1">
+  <w:style w:type="paragraph" w:styleId="698" w:customStyle="1">
     <w:name w:val="Abstract Title"/>
-    <w:basedOn w:val="881"/>
-    <w:next w:val="890"/>
+    <w:basedOn w:val="690"/>
+    <w:next w:val="699"/>
     <w:qFormat/>
     <w:pPr>
       <w:keepNext w:val="true"/>
@@ -30998,10 +31169,10 @@
       <w:szCs w:val="20"/>
     </w:rPr>
   </w:style>
-  <w:style w:type="paragraph" w:styleId="890" w:customStyle="1">
+  <w:style w:type="paragraph" w:styleId="699" w:customStyle="1">
     <w:name w:val="Abstract"/>
-    <w:basedOn w:val="881"/>
-    <w:next w:val="882"/>
+    <w:basedOn w:val="690"/>
+    <w:next w:val="691"/>
     <w:qFormat/>
     <w:pPr>
       <w:keepNext w:val="true"/>
@@ -31015,10 +31186,10 @@
       <w:szCs w:val="20"/>
     </w:rPr>
   </w:style>
-  <w:style w:type="paragraph" w:styleId="891">
+  <w:style w:type="paragraph" w:styleId="700">
     <w:name w:val="Bibliography"/>
-    <w:basedOn w:val="881"/>
-    <w:next w:val="891"/>
+    <w:basedOn w:val="690"/>
+    <w:next w:val="700"/>
     <w:qFormat/>
     <w:pPr>
       <w:pBdr/>
@@ -31026,10 +31197,10 @@
       <w:ind/>
     </w:pPr>
   </w:style>
-  <w:style w:type="paragraph" w:styleId="892">
+  <w:style w:type="paragraph" w:styleId="701">
     <w:name w:val="Heading 1"/>
-    <w:basedOn w:val="881"/>
-    <w:next w:val="882"/>
+    <w:basedOn w:val="690"/>
+    <w:next w:val="691"/>
     <w:uiPriority w:val="9"/>
     <w:qFormat/>
     <w:pPr>
@@ -31049,10 +31220,10 @@
       <w:szCs w:val="32"/>
     </w:rPr>
   </w:style>
-  <w:style w:type="paragraph" w:styleId="893">
+  <w:style w:type="paragraph" w:styleId="702">
     <w:name w:val="Heading 2"/>
-    <w:basedOn w:val="881"/>
-    <w:next w:val="882"/>
+    <w:basedOn w:val="690"/>
+    <w:next w:val="691"/>
     <w:uiPriority w:val="9"/>
     <w:unhideWhenUsed/>
     <w:qFormat/>
@@ -31073,10 +31244,10 @@
       <w:szCs w:val="28"/>
     </w:rPr>
   </w:style>
-  <w:style w:type="paragraph" w:styleId="894">
+  <w:style w:type="paragraph" w:styleId="703">
     <w:name w:val="Heading 3"/>
-    <w:basedOn w:val="881"/>
-    <w:next w:val="882"/>
+    <w:basedOn w:val="690"/>
+    <w:next w:val="691"/>
     <w:uiPriority w:val="9"/>
     <w:unhideWhenUsed/>
     <w:qFormat/>
@@ -31097,10 +31268,10 @@
       <w:szCs w:val="24"/>
     </w:rPr>
   </w:style>
-  <w:style w:type="paragraph" w:styleId="895">
+  <w:style w:type="paragraph" w:styleId="704">
     <w:name w:val="Heading 4"/>
-    <w:basedOn w:val="881"/>
-    <w:next w:val="882"/>
+    <w:basedOn w:val="690"/>
+    <w:next w:val="691"/>
     <w:uiPriority w:val="9"/>
     <w:unhideWhenUsed/>
     <w:qFormat/>
@@ -31121,10 +31292,10 @@
       <w:szCs w:val="24"/>
     </w:rPr>
   </w:style>
-  <w:style w:type="paragraph" w:styleId="896">
+  <w:style w:type="paragraph" w:styleId="705">
     <w:name w:val="Heading 5"/>
-    <w:basedOn w:val="881"/>
-    <w:next w:val="882"/>
+    <w:basedOn w:val="690"/>
+    <w:next w:val="691"/>
     <w:uiPriority w:val="9"/>
     <w:unhideWhenUsed/>
     <w:qFormat/>
@@ -31144,10 +31315,10 @@
       <w:szCs w:val="24"/>
     </w:rPr>
   </w:style>
-  <w:style w:type="paragraph" w:styleId="897">
+  <w:style w:type="paragraph" w:styleId="706">
     <w:name w:val="Heading 6"/>
-    <w:basedOn w:val="881"/>
-    <w:next w:val="882"/>
+    <w:basedOn w:val="690"/>
+    <w:next w:val="691"/>
     <w:uiPriority w:val="9"/>
     <w:unhideWhenUsed/>
     <w:qFormat/>
@@ -31166,10 +31337,10 @@
       <w:szCs w:val="24"/>
     </w:rPr>
   </w:style>
-  <w:style w:type="paragraph" w:styleId="898">
+  <w:style w:type="paragraph" w:styleId="707">
     <w:name w:val="Heading 7"/>
-    <w:basedOn w:val="881"/>
-    <w:next w:val="882"/>
+    <w:basedOn w:val="690"/>
+    <w:next w:val="691"/>
     <w:uiPriority w:val="9"/>
     <w:unhideWhenUsed/>
     <w:qFormat/>
@@ -31188,10 +31359,10 @@
       <w:szCs w:val="24"/>
     </w:rPr>
   </w:style>
-  <w:style w:type="paragraph" w:styleId="899">
+  <w:style w:type="paragraph" w:styleId="708">
     <w:name w:val="Heading 8"/>
-    <w:basedOn w:val="881"/>
-    <w:next w:val="882"/>
+    <w:basedOn w:val="690"/>
+    <w:next w:val="691"/>
     <w:uiPriority w:val="9"/>
     <w:unhideWhenUsed/>
     <w:qFormat/>
@@ -31210,10 +31381,10 @@
       <w:szCs w:val="24"/>
     </w:rPr>
   </w:style>
-  <w:style w:type="paragraph" w:styleId="900">
+  <w:style w:type="paragraph" w:styleId="709">
     <w:name w:val="Heading 9"/>
-    <w:basedOn w:val="881"/>
-    <w:next w:val="882"/>
+    <w:basedOn w:val="690"/>
+    <w:next w:val="691"/>
     <w:uiPriority w:val="9"/>
     <w:unhideWhenUsed/>
     <w:qFormat/>
@@ -31232,10 +31403,10 @@
       <w:szCs w:val="24"/>
     </w:rPr>
   </w:style>
-  <w:style w:type="paragraph" w:styleId="901">
+  <w:style w:type="paragraph" w:styleId="710">
     <w:name w:val="Block Text"/>
-    <w:basedOn w:val="882"/>
-    <w:next w:val="882"/>
+    <w:basedOn w:val="691"/>
+    <w:next w:val="691"/>
     <w:uiPriority w:val="9"/>
     <w:unhideWhenUsed/>
     <w:qFormat/>
@@ -31245,10 +31416,10 @@
       <w:ind w:right="480" w:firstLine="0" w:left="480"/>
     </w:pPr>
   </w:style>
-  <w:style w:type="paragraph" w:styleId="902">
+  <w:style w:type="paragraph" w:styleId="711">
     <w:name w:val="footnote text"/>
-    <w:basedOn w:val="881"/>
-    <w:next w:val="902"/>
+    <w:basedOn w:val="690"/>
+    <w:next w:val="711"/>
     <w:uiPriority w:val="9"/>
     <w:unhideWhenUsed/>
     <w:qFormat/>
@@ -31258,7 +31429,7 @@
       <w:ind/>
     </w:pPr>
   </w:style>
-  <w:style w:type="paragraph" w:styleId="903">
+  <w:style w:type="paragraph" w:styleId="712">
     <w:name w:val="Footnote Block Text"/>
     <w:uiPriority w:val="9"/>
     <w:unhideWhenUsed/>
@@ -31269,7 +31440,7 @@
       <w:ind w:right="480" w:firstLine="0" w:left="480"/>
     </w:pPr>
   </w:style>
-  <w:style w:type="character" w:styleId="904" w:default="1">
+  <w:style w:type="character" w:styleId="713" w:default="1">
     <w:name w:val="Default Paragraph Font"/>
     <w:semiHidden/>
     <w:unhideWhenUsed/>
@@ -31279,7 +31450,7 @@
       <w:ind/>
     </w:pPr>
   </w:style>
-  <w:style w:type="table" w:styleId="905">
+  <w:style w:type="table" w:styleId="714">
     <w:name w:val="Table"/>
     <w:semiHidden/>
     <w:unhideWhenUsed/>
@@ -31479,10 +31650,10 @@
       </w:tcPr>
     </w:tblStylePr>
   </w:style>
-  <w:style w:type="paragraph" w:styleId="906" w:customStyle="1">
+  <w:style w:type="paragraph" w:styleId="715" w:customStyle="1">
     <w:name w:val="Definition Term"/>
-    <w:basedOn w:val="881"/>
-    <w:next w:val="907"/>
+    <w:basedOn w:val="690"/>
+    <w:next w:val="716"/>
     <w:pPr>
       <w:keepNext w:val="true"/>
       <w:keepLines w:val="true"/>
@@ -31494,19 +31665,19 @@
       <w:b/>
     </w:rPr>
   </w:style>
-  <w:style w:type="paragraph" w:styleId="907" w:customStyle="1">
+  <w:style w:type="paragraph" w:styleId="716" w:customStyle="1">
     <w:name w:val="Definition"/>
-    <w:basedOn w:val="881"/>
+    <w:basedOn w:val="690"/>
     <w:pPr>
       <w:pBdr/>
       <w:spacing/>
       <w:ind/>
     </w:pPr>
   </w:style>
-  <w:style w:type="paragraph" w:styleId="908">
+  <w:style w:type="paragraph" w:styleId="717">
     <w:name w:val="Caption"/>
-    <w:basedOn w:val="881"/>
-    <w:link w:val="913"/>
+    <w:basedOn w:val="690"/>
+    <w:link w:val="722"/>
     <w:pPr>
       <w:pBdr/>
       <w:spacing w:after="120" w:before="0"/>
@@ -31516,9 +31687,9 @@
       <w:i/>
     </w:rPr>
   </w:style>
-  <w:style w:type="paragraph" w:styleId="909" w:customStyle="1">
+  <w:style w:type="paragraph" w:styleId="718" w:customStyle="1">
     <w:name w:val="Table Caption"/>
-    <w:basedOn w:val="908"/>
+    <w:basedOn w:val="717"/>
     <w:pPr>
       <w:keepNext w:val="true"/>
       <w:pBdr/>
@@ -31526,27 +31697,27 @@
       <w:ind/>
     </w:pPr>
   </w:style>
-  <w:style w:type="paragraph" w:styleId="910" w:customStyle="1">
+  <w:style w:type="paragraph" w:styleId="719" w:customStyle="1">
     <w:name w:val="Image Caption"/>
-    <w:basedOn w:val="908"/>
+    <w:basedOn w:val="717"/>
     <w:pPr>
       <w:pBdr/>
       <w:spacing/>
       <w:ind/>
     </w:pPr>
   </w:style>
-  <w:style w:type="paragraph" w:styleId="911" w:customStyle="1">
+  <w:style w:type="paragraph" w:styleId="720" w:customStyle="1">
     <w:name w:val="Figure"/>
-    <w:basedOn w:val="881"/>
+    <w:basedOn w:val="690"/>
     <w:pPr>
       <w:pBdr/>
       <w:spacing/>
       <w:ind/>
     </w:pPr>
   </w:style>
-  <w:style w:type="paragraph" w:styleId="912" w:customStyle="1">
+  <w:style w:type="paragraph" w:styleId="721" w:customStyle="1">
     <w:name w:val="Captioned Figure"/>
-    <w:basedOn w:val="911"/>
+    <w:basedOn w:val="720"/>
     <w:pPr>
       <w:keepNext w:val="true"/>
       <w:pBdr/>
@@ -31554,19 +31725,19 @@
       <w:ind/>
     </w:pPr>
   </w:style>
-  <w:style w:type="character" w:styleId="913" w:customStyle="1">
+  <w:style w:type="character" w:styleId="722" w:customStyle="1">
     <w:name w:val="Body Text Char"/>
-    <w:basedOn w:val="904"/>
-    <w:link w:val="882"/>
+    <w:basedOn w:val="713"/>
+    <w:link w:val="691"/>
     <w:pPr>
       <w:pBdr/>
       <w:spacing/>
       <w:ind/>
     </w:pPr>
   </w:style>
-  <w:style w:type="character" w:styleId="914" w:customStyle="1">
+  <w:style w:type="character" w:styleId="723" w:customStyle="1">
     <w:name w:val="Verbatim Char"/>
-    <w:basedOn w:val="913"/>
+    <w:basedOn w:val="722"/>
     <w:pPr>
       <w:pBdr/>
       <w:spacing/>
@@ -31577,18 +31748,18 @@
       <w:sz w:val="22"/>
     </w:rPr>
   </w:style>
-  <w:style w:type="character" w:styleId="915" w:customStyle="1">
+  <w:style w:type="character" w:styleId="724" w:customStyle="1">
     <w:name w:val="Section Number"/>
-    <w:basedOn w:val="913"/>
+    <w:basedOn w:val="722"/>
     <w:pPr>
       <w:pBdr/>
       <w:spacing/>
       <w:ind/>
     </w:pPr>
   </w:style>
-  <w:style w:type="character" w:styleId="916">
+  <w:style w:type="character" w:styleId="725">
     <w:name w:val="footnote reference"/>
-    <w:basedOn w:val="913"/>
+    <w:basedOn w:val="722"/>
     <w:pPr>
       <w:pBdr/>
       <w:spacing/>
@@ -31598,9 +31769,9 @@
       <w:vertAlign w:val="superscript"/>
     </w:rPr>
   </w:style>
-  <w:style w:type="character" w:styleId="917">
+  <w:style w:type="character" w:styleId="726">
     <w:name w:val="Hyperlink"/>
-    <w:basedOn w:val="913"/>
+    <w:basedOn w:val="722"/>
     <w:pPr>
       <w:pBdr/>
       <w:spacing/>
@@ -31610,10 +31781,10 @@
       <w:color w:val="4f81bd" w:themeColor="accent1"/>
     </w:rPr>
   </w:style>
-  <w:style w:type="paragraph" w:styleId="918">
+  <w:style w:type="paragraph" w:styleId="727">
     <w:name w:val="TOC Heading"/>
-    <w:basedOn w:val="892"/>
-    <w:next w:val="882"/>
+    <w:basedOn w:val="701"/>
+    <w:next w:val="691"/>
     <w:uiPriority w:val="39"/>
     <w:unhideWhenUsed/>
     <w:qFormat/>
@@ -31630,19 +31801,19 @@
       <w:color w:val="365f91" w:themeColor="accent1" w:themeShade="BF"/>
     </w:rPr>
   </w:style>
-  <w:style w:type="paragraph" w:styleId="919" w:customStyle="1">
+  <w:style w:type="paragraph" w:styleId="728" w:customStyle="1">
     <w:name w:val="Source Code"/>
-    <w:basedOn w:val="881"/>
-    <w:link w:val="914"/>
+    <w:basedOn w:val="690"/>
+    <w:link w:val="723"/>
     <w:pPr>
       <w:pBdr/>
       <w:spacing/>
       <w:ind/>
     </w:pPr>
   </w:style>
-  <w:style w:type="character" w:styleId="920" w:customStyle="1">
+  <w:style w:type="character" w:styleId="729" w:customStyle="1">
     <w:name w:val="KeywordTok"/>
-    <w:basedOn w:val="914"/>
+    <w:basedOn w:val="723"/>
     <w:pPr>
       <w:pBdr/>
       <w:spacing/>
@@ -31653,9 +31824,9 @@
       <w:color w:val="007020"/>
     </w:rPr>
   </w:style>
-  <w:style w:type="character" w:styleId="921" w:customStyle="1">
+  <w:style w:type="character" w:styleId="730" w:customStyle="1">
     <w:name w:val="DataTypeTok"/>
-    <w:basedOn w:val="914"/>
+    <w:basedOn w:val="723"/>
     <w:pPr>
       <w:pBdr/>
       <w:spacing/>
@@ -31665,9 +31836,9 @@
       <w:color w:val="902000"/>
     </w:rPr>
   </w:style>
-  <w:style w:type="character" w:styleId="922" w:customStyle="1">
+  <w:style w:type="character" w:styleId="731" w:customStyle="1">
     <w:name w:val="DecValTok"/>
-    <w:basedOn w:val="914"/>
+    <w:basedOn w:val="723"/>
     <w:pPr>
       <w:pBdr/>
       <w:spacing/>
@@ -31677,9 +31848,9 @@
       <w:color w:val="40a070"/>
     </w:rPr>
   </w:style>
-  <w:style w:type="character" w:styleId="923" w:customStyle="1">
+  <w:style w:type="character" w:styleId="732" w:customStyle="1">
     <w:name w:val="BaseNTok"/>
-    <w:basedOn w:val="914"/>
+    <w:basedOn w:val="723"/>
     <w:pPr>
       <w:pBdr/>
       <w:spacing/>
@@ -31689,9 +31860,9 @@
       <w:color w:val="40a070"/>
     </w:rPr>
   </w:style>
-  <w:style w:type="character" w:styleId="924" w:customStyle="1">
+  <w:style w:type="character" w:styleId="733" w:customStyle="1">
     <w:name w:val="FloatTok"/>
-    <w:basedOn w:val="914"/>
+    <w:basedOn w:val="723"/>
     <w:pPr>
       <w:pBdr/>
       <w:spacing/>
@@ -31701,9 +31872,9 @@
       <w:color w:val="40a070"/>
     </w:rPr>
   </w:style>
-  <w:style w:type="character" w:styleId="925" w:customStyle="1">
+  <w:style w:type="character" w:styleId="734" w:customStyle="1">
     <w:name w:val="ConstantTok"/>
-    <w:basedOn w:val="914"/>
+    <w:basedOn w:val="723"/>
     <w:pPr>
       <w:pBdr/>
       <w:spacing/>
@@ -31713,9 +31884,9 @@
       <w:color w:val="880000"/>
     </w:rPr>
   </w:style>
-  <w:style w:type="character" w:styleId="926" w:customStyle="1">
+  <w:style w:type="character" w:styleId="735" w:customStyle="1">
     <w:name w:val="CharTok"/>
-    <w:basedOn w:val="914"/>
+    <w:basedOn w:val="723"/>
     <w:pPr>
       <w:pBdr/>
       <w:spacing/>
@@ -31725,9 +31896,9 @@
       <w:color w:val="4070a0"/>
     </w:rPr>
   </w:style>
-  <w:style w:type="character" w:styleId="927" w:customStyle="1">
+  <w:style w:type="character" w:styleId="736" w:customStyle="1">
     <w:name w:val="SpecialCharTok"/>
-    <w:basedOn w:val="914"/>
+    <w:basedOn w:val="723"/>
     <w:pPr>
       <w:pBdr/>
       <w:spacing/>
@@ -31737,9 +31908,9 @@
       <w:color w:val="4070a0"/>
     </w:rPr>
   </w:style>
-  <w:style w:type="character" w:styleId="928" w:customStyle="1">
+  <w:style w:type="character" w:styleId="737" w:customStyle="1">
     <w:name w:val="StringTok"/>
-    <w:basedOn w:val="914"/>
+    <w:basedOn w:val="723"/>
     <w:pPr>
       <w:pBdr/>
       <w:spacing/>
@@ -31749,9 +31920,9 @@
       <w:color w:val="4070a0"/>
     </w:rPr>
   </w:style>
-  <w:style w:type="character" w:styleId="929" w:customStyle="1">
+  <w:style w:type="character" w:styleId="738" w:customStyle="1">
     <w:name w:val="VerbatimStringTok"/>
-    <w:basedOn w:val="914"/>
+    <w:basedOn w:val="723"/>
     <w:pPr>
       <w:pBdr/>
       <w:spacing/>
@@ -31761,9 +31932,9 @@
       <w:color w:val="4070a0"/>
     </w:rPr>
   </w:style>
-  <w:style w:type="character" w:styleId="930" w:customStyle="1">
+  <w:style w:type="character" w:styleId="739" w:customStyle="1">
     <w:name w:val="SpecialStringTok"/>
-    <w:basedOn w:val="914"/>
+    <w:basedOn w:val="723"/>
     <w:pPr>
       <w:pBdr/>
       <w:spacing/>
@@ -31773,9 +31944,9 @@
       <w:color w:val="bb6688"/>
     </w:rPr>
   </w:style>
-  <w:style w:type="character" w:styleId="931" w:customStyle="1">
+  <w:style w:type="character" w:styleId="740" w:customStyle="1">
     <w:name w:val="ImportTok"/>
-    <w:basedOn w:val="914"/>
+    <w:basedOn w:val="723"/>
     <w:pPr>
       <w:pBdr/>
       <w:spacing/>
@@ -31786,9 +31957,9 @@
       <w:color w:val="008000"/>
     </w:rPr>
   </w:style>
-  <w:style w:type="character" w:styleId="932" w:customStyle="1">
+  <w:style w:type="character" w:styleId="741" w:customStyle="1">
     <w:name w:val="CommentTok"/>
-    <w:basedOn w:val="914"/>
+    <w:basedOn w:val="723"/>
     <w:pPr>
       <w:pBdr/>
       <w:spacing/>
@@ -31799,9 +31970,9 @@
       <w:color w:val="60a0b0"/>
     </w:rPr>
   </w:style>
-  <w:style w:type="character" w:styleId="933" w:customStyle="1">
+  <w:style w:type="character" w:styleId="742" w:customStyle="1">
     <w:name w:val="DocumentationTok"/>
-    <w:basedOn w:val="914"/>
+    <w:basedOn w:val="723"/>
     <w:pPr>
       <w:pBdr/>
       <w:spacing/>
@@ -31812,9 +31983,9 @@
       <w:color w:val="ba2121"/>
     </w:rPr>
   </w:style>
-  <w:style w:type="character" w:styleId="934" w:customStyle="1">
+  <w:style w:type="character" w:styleId="743" w:customStyle="1">
     <w:name w:val="AnnotationTok"/>
-    <w:basedOn w:val="914"/>
+    <w:basedOn w:val="723"/>
     <w:pPr>
       <w:pBdr/>
       <w:spacing/>
@@ -31826,9 +31997,9 @@
       <w:color w:val="60a0b0"/>
     </w:rPr>
   </w:style>
-  <w:style w:type="character" w:styleId="935" w:customStyle="1">
+  <w:style w:type="character" w:styleId="744" w:customStyle="1">
     <w:name w:val="CommentVarTok"/>
-    <w:basedOn w:val="914"/>
+    <w:basedOn w:val="723"/>
     <w:pPr>
       <w:pBdr/>
       <w:spacing/>
@@ -31840,9 +32011,9 @@
       <w:color w:val="60a0b0"/>
     </w:rPr>
   </w:style>
-  <w:style w:type="character" w:styleId="936" w:customStyle="1">
+  <w:style w:type="character" w:styleId="745" w:customStyle="1">
     <w:name w:val="OtherTok"/>
-    <w:basedOn w:val="914"/>
+    <w:basedOn w:val="723"/>
     <w:pPr>
       <w:pBdr/>
       <w:spacing/>
@@ -31852,9 +32023,9 @@
       <w:color w:val="007020"/>
     </w:rPr>
   </w:style>
-  <w:style w:type="character" w:styleId="937" w:customStyle="1">
+  <w:style w:type="character" w:styleId="746" w:customStyle="1">
     <w:name w:val="FunctionTok"/>
-    <w:basedOn w:val="914"/>
+    <w:basedOn w:val="723"/>
     <w:pPr>
       <w:pBdr/>
       <w:spacing/>
@@ -31864,9 +32035,9 @@
       <w:color w:val="06287e"/>
     </w:rPr>
   </w:style>
-  <w:style w:type="character" w:styleId="938" w:customStyle="1">
+  <w:style w:type="character" w:styleId="747" w:customStyle="1">
     <w:name w:val="VariableTok"/>
-    <w:basedOn w:val="914"/>
+    <w:basedOn w:val="723"/>
     <w:pPr>
       <w:pBdr/>
       <w:spacing/>
@@ -31876,9 +32047,9 @@
       <w:color w:val="19177c"/>
     </w:rPr>
   </w:style>
-  <w:style w:type="character" w:styleId="939" w:customStyle="1">
+  <w:style w:type="character" w:styleId="748" w:customStyle="1">
     <w:name w:val="ControlFlowTok"/>
-    <w:basedOn w:val="914"/>
+    <w:basedOn w:val="723"/>
     <w:pPr>
       <w:pBdr/>
       <w:spacing/>
@@ -31889,9 +32060,9 @@
       <w:color w:val="007020"/>
     </w:rPr>
   </w:style>
-  <w:style w:type="character" w:styleId="940" w:customStyle="1">
+  <w:style w:type="character" w:styleId="749" w:customStyle="1">
     <w:name w:val="OperatorTok"/>
-    <w:basedOn w:val="914"/>
+    <w:basedOn w:val="723"/>
     <w:pPr>
       <w:pBdr/>
       <w:spacing/>
@@ -31901,9 +32072,9 @@
       <w:color w:val="666666"/>
     </w:rPr>
   </w:style>
-  <w:style w:type="character" w:styleId="941" w:customStyle="1">
+  <w:style w:type="character" w:styleId="750" w:customStyle="1">
     <w:name w:val="BuiltInTok"/>
-    <w:basedOn w:val="914"/>
+    <w:basedOn w:val="723"/>
     <w:pPr>
       <w:pBdr/>
       <w:spacing/>
@@ -31913,18 +32084,18 @@
       <w:color w:val="008000"/>
     </w:rPr>
   </w:style>
-  <w:style w:type="character" w:styleId="942" w:customStyle="1">
+  <w:style w:type="character" w:styleId="751" w:customStyle="1">
     <w:name w:val="ExtensionTok"/>
-    <w:basedOn w:val="914"/>
+    <w:basedOn w:val="723"/>
     <w:pPr>
       <w:pBdr/>
       <w:spacing/>
       <w:ind/>
     </w:pPr>
   </w:style>
-  <w:style w:type="character" w:styleId="943" w:customStyle="1">
+  <w:style w:type="character" w:styleId="752" w:customStyle="1">
     <w:name w:val="PreprocessorTok"/>
-    <w:basedOn w:val="914"/>
+    <w:basedOn w:val="723"/>
     <w:pPr>
       <w:pBdr/>
       <w:spacing/>
@@ -31934,9 +32105,9 @@
       <w:color w:val="bc7a00"/>
     </w:rPr>
   </w:style>
-  <w:style w:type="character" w:styleId="944" w:customStyle="1">
+  <w:style w:type="character" w:styleId="753" w:customStyle="1">
     <w:name w:val="AttributeTok"/>
-    <w:basedOn w:val="914"/>
+    <w:basedOn w:val="723"/>
     <w:pPr>
       <w:pBdr/>
       <w:spacing/>
@@ -31946,18 +32117,18 @@
       <w:color w:val="7d9029"/>
     </w:rPr>
   </w:style>
-  <w:style w:type="character" w:styleId="945" w:customStyle="1">
+  <w:style w:type="character" w:styleId="754" w:customStyle="1">
     <w:name w:val="RegionMarkerTok"/>
-    <w:basedOn w:val="914"/>
+    <w:basedOn w:val="723"/>
     <w:pPr>
       <w:pBdr/>
       <w:spacing/>
       <w:ind/>
     </w:pPr>
   </w:style>
-  <w:style w:type="character" w:styleId="946" w:customStyle="1">
+  <w:style w:type="character" w:styleId="755" w:customStyle="1">
     <w:name w:val="InformationTok"/>
-    <w:basedOn w:val="914"/>
+    <w:basedOn w:val="723"/>
     <w:pPr>
       <w:pBdr/>
       <w:spacing/>
@@ -31969,9 +32140,9 @@
       <w:color w:val="60a0b0"/>
     </w:rPr>
   </w:style>
-  <w:style w:type="character" w:styleId="947" w:customStyle="1">
+  <w:style w:type="character" w:styleId="756" w:customStyle="1">
     <w:name w:val="WarningTok"/>
-    <w:basedOn w:val="914"/>
+    <w:basedOn w:val="723"/>
     <w:pPr>
       <w:pBdr/>
       <w:spacing/>
@@ -31983,9 +32154,9 @@
       <w:color w:val="60a0b0"/>
     </w:rPr>
   </w:style>
-  <w:style w:type="character" w:styleId="948" w:customStyle="1">
+  <w:style w:type="character" w:styleId="757" w:customStyle="1">
     <w:name w:val="AlertTok"/>
-    <w:basedOn w:val="914"/>
+    <w:basedOn w:val="723"/>
     <w:pPr>
       <w:pBdr/>
       <w:spacing/>
@@ -31996,9 +32167,9 @@
       <w:color w:val="ff0000"/>
     </w:rPr>
   </w:style>
-  <w:style w:type="character" w:styleId="949" w:customStyle="1">
+  <w:style w:type="character" w:styleId="758" w:customStyle="1">
     <w:name w:val="ErrorTok"/>
-    <w:basedOn w:val="914"/>
+    <w:basedOn w:val="723"/>
     <w:pPr>
       <w:pBdr/>
       <w:spacing/>
@@ -32009,9 +32180,9 @@
       <w:color w:val="ff0000"/>
     </w:rPr>
   </w:style>
-  <w:style w:type="character" w:styleId="950" w:customStyle="1">
+  <w:style w:type="character" w:styleId="759" w:customStyle="1">
     <w:name w:val="NormalTok"/>
-    <w:basedOn w:val="914"/>
+    <w:basedOn w:val="723"/>
     <w:pPr>
       <w:pBdr/>
       <w:spacing/>
